--- a/Ausgabe/Klasse_8.docx
+++ b/Ausgabe/Klasse_8.docx
@@ -1850,7 +1850,7 @@
       <w:rPr>
         <w:sz w:val="16"/>
       </w:rPr>
-      <w:t>Unterrichtsmaterial Oberschule Sachsen · Version v0.4.0-319-gc4b6538-dirty · Build 16.08.2026</w:t>
+      <w:t>Unterrichtsmaterial Oberschule Sachsen · Version v0.4.0-322-g516fad1-dirty · Build 17.08.2026</w:t>
     </w:r>
   </w:p>
 </w:ftr>

--- a/Ausgabe/Klasse_8.docx
+++ b/Ausgabe/Klasse_8.docx
@@ -1850,7 +1850,7 @@
       <w:rPr>
         <w:sz w:val="16"/>
       </w:rPr>
-      <w:t>Unterrichtsmaterial Oberschule Sachsen · Version v0.4.0-322-g516fad1-dirty · Build 17.08.2026</w:t>
+      <w:t>Unterrichtsmaterial Oberschule Sachsen · Version v0.4.0-327-g8416f81-dirty · Build 17.08.2026</w:t>
     </w:r>
   </w:p>
 </w:ftr>

--- a/Ausgabe/Klasse_8.docx
+++ b/Ausgabe/Klasse_8.docx
@@ -1850,7 +1850,7 @@
       <w:rPr>
         <w:sz w:val="16"/>
       </w:rPr>
-      <w:t>Unterrichtsmaterial Oberschule Sachsen · Version v0.4.0-327-g8416f81-dirty · Build 17.08.2026</w:t>
+      <w:t>Unterrichtsmaterial Oberschule Sachsen · Version v0.4.0-333-gbccbada-dirty · Build 17.08.2026</w:t>
     </w:r>
   </w:p>
 </w:ftr>

--- a/Ausgabe/Klasse_8.docx
+++ b/Ausgabe/Klasse_8.docx
@@ -1850,7 +1850,7 @@
       <w:rPr>
         <w:sz w:val="16"/>
       </w:rPr>
-      <w:t>Unterrichtsmaterial Oberschule Sachsen · Version v0.4.0-333-gbccbada-dirty · Build 17.08.2026</w:t>
+      <w:t>Unterrichtsmaterial Oberschule Sachsen · Version v0.4.0-341-g0b15cca-dirty · Build 17.08.2026</w:t>
     </w:r>
   </w:p>
 </w:ftr>

--- a/Ausgabe/Klasse_8.docx
+++ b/Ausgabe/Klasse_8.docx
@@ -1850,7 +1850,7 @@
       <w:rPr>
         <w:sz w:val="16"/>
       </w:rPr>
-      <w:t>Unterrichtsmaterial Oberschule Sachsen · Version v0.4.0-341-g0b15cca-dirty · Build 17.08.2026</w:t>
+      <w:t>Unterrichtsmaterial Oberschule Sachsen · Version v0.4.0-356-g3db0967-dirty · Build 17.08.2026</w:t>
     </w:r>
   </w:p>
 </w:ftr>

--- a/Ausgabe/Klasse_8.docx
+++ b/Ausgabe/Klasse_8.docx
@@ -1850,7 +1850,7 @@
       <w:rPr>
         <w:sz w:val="16"/>
       </w:rPr>
-      <w:t>Unterrichtsmaterial Oberschule Sachsen · Version v0.4.0-356-g3db0967-dirty · Build 17.08.2026</w:t>
+      <w:t>Unterrichtsmaterial Oberschule Sachsen · Version v0.4.0-376-gf442749-dirty · Build 17.08.2026</w:t>
     </w:r>
   </w:p>
 </w:ftr>

--- a/Ausgabe/Klasse_8.docx
+++ b/Ausgabe/Klasse_8.docx
@@ -1850,7 +1850,7 @@
       <w:rPr>
         <w:sz w:val="16"/>
       </w:rPr>
-      <w:t>Unterrichtsmaterial Oberschule Sachsen · Version v0.4.0-356-g3db0967-dirty · Build 17.08.2026</w:t>
+      <w:t>Unterrichtsmaterial Oberschule Sachsen · Version v0.4.0-376-g6ba679b-dirty · Build 17.08.2026</w:t>
     </w:r>
   </w:p>
 </w:ftr>

--- a/Ausgabe/Klasse_8.docx
+++ b/Ausgabe/Klasse_8.docx
@@ -1850,7 +1850,7 @@
       <w:rPr>
         <w:sz w:val="16"/>
       </w:rPr>
-      <w:t>Unterrichtsmaterial Oberschule Sachsen · Version v0.4.0-356-g3db0967-dirty · Build 17.08.2026</w:t>
+      <w:t>Unterrichtsmaterial Oberschule Sachsen · Version v0.4.0-378-g61c0f2a-dirty · Build 17.08.2026</w:t>
     </w:r>
   </w:p>
 </w:ftr>

--- a/Ausgabe/Klasse_8.docx
+++ b/Ausgabe/Klasse_8.docx
@@ -1850,7 +1850,7 @@
       <w:rPr>
         <w:sz w:val="16"/>
       </w:rPr>
-      <w:t>Unterrichtsmaterial Oberschule Sachsen · Version v0.4.0-356-g3db0967-dirty · Build 17.08.2026</w:t>
+      <w:t>Unterrichtsmaterial Oberschule Sachsen · Version v0.4.0-367-gb55ec7c-dirty · Build 17.08.2026</w:t>
     </w:r>
   </w:p>
 </w:ftr>

--- a/Ausgabe/Klasse_8.docx
+++ b/Ausgabe/Klasse_8.docx
@@ -49,7 +49,7 @@
         <w:br w:type="page"/>
       </w:r>
     </w:p>
-    <w:bookmarkStart w:id="24" w:name="klasse-8-informatik"/>
+    <w:bookmarkStart w:id="29" w:name="klasse-8-informatik"/>
     <w:p>
       <w:pPr>
         <w:pStyle w:val="Heading1"/>
@@ -76,7 +76,7 @@
           <w:bCs/>
           <w:b/>
         </w:rPr>
-        <w:t xml:space="preserve">Wie beschreiben und steuern wir komplexere Informatiksysteme?</w:t>
+        <w:t xml:space="preserve">Wie beschreiben, programmieren und vernetzen wir Informatiksysteme?</w:t>
       </w:r>
     </w:p>
     <w:p>
@@ -88,13 +88,21 @@
       </w:r>
     </w:p>
     <w:bookmarkEnd w:id="20"/>
-    <w:bookmarkStart w:id="21" w:name="geplanter-lernweg"/>
+    <w:bookmarkStart w:id="21" w:name="lehrplanstruktur"/>
     <w:p>
       <w:pPr>
         <w:pStyle w:val="Heading2"/>
       </w:pPr>
       <w:r>
-        <w:t xml:space="preserve">Geplanter Lernweg</w:t>
+        <w:t xml:space="preserve">Lehrplanstruktur</w:t>
+      </w:r>
+    </w:p>
+    <w:p>
+      <w:pPr>
+        <w:pStyle w:val="FirstParagraph"/>
+      </w:pPr>
+      <w:r>
+        <w:t xml:space="preserve">Der sächsische Lehrplan Informatik Oberschule 2022 sieht für Klasse 8 zwei Pflichtlernbereiche vor:</w:t>
       </w:r>
     </w:p>
     <w:p>
@@ -106,7 +114,11 @@
         <w:pStyle w:val="Compact"/>
       </w:pPr>
       <w:r>
-        <w:t xml:space="preserve">Objekte wiederholen und systematisieren</w:t>
+        <w:rPr>
+          <w:bCs/>
+          <w:b/>
+        </w:rPr>
+        <w:t xml:space="preserve">Algorithmen und Programme – 15 Ustd.</w:t>
       </w:r>
     </w:p>
     <w:p>
@@ -118,163 +130,491 @@
         <w:pStyle w:val="Compact"/>
       </w:pPr>
       <w:r>
-        <w:t xml:space="preserve">Attribute und Attributwerte</w:t>
+        <w:rPr>
+          <w:bCs/>
+          <w:b/>
+        </w:rPr>
+        <w:t xml:space="preserve">Netzwerke in der Informatik – 10 Ustd.</w:t>
       </w:r>
     </w:p>
     <w:p>
       <w:pPr>
+        <w:pStyle w:val="FirstParagraph"/>
+      </w:pPr>
+      <w:r>
+        <w:t xml:space="preserve">Die vorhandene Unterrichtsfolge</w:t>
+      </w:r>
+      <w:r>
+        <w:t xml:space="preserve"> </w:t>
+      </w:r>
+      <w:r>
+        <w:rPr>
+          <w:bCs/>
+          <w:b/>
+        </w:rPr>
+        <w:t xml:space="preserve">Objektorientierung → Algorithmen → Robot Karol</w:t>
+      </w:r>
+      <w:r>
+        <w:t xml:space="preserve"> </w:t>
+      </w:r>
+      <w:r>
+        <w:t xml:space="preserve">bleibt bewusst erhalten. Sie bildet eine didaktische Progression innerhalb des ersten Pflichtlernbereichs: Begriffe wie Objekt, Klasse, Attribut, Attributwert und Methode werden zunächst systematisiert; darauf bauen algorithmische Grundstrukturen und schließlich die praktische Umsetzung mit Robot Karol auf.</w:t>
+      </w:r>
+    </w:p>
+    <w:bookmarkEnd w:id="21"/>
+    <w:bookmarkStart w:id="24" w:name="geplanter-lernweg"/>
+    <w:p>
+      <w:pPr>
+        <w:pStyle w:val="Heading2"/>
+      </w:pPr>
+      <w:r>
+        <w:t xml:space="preserve">Geplanter Lernweg</w:t>
+      </w:r>
+    </w:p>
+    <w:bookmarkStart w:id="22" w:name="lernbereich-1-algorithmen-und-programme"/>
+    <w:p>
+      <w:pPr>
+        <w:pStyle w:val="Heading3"/>
+      </w:pPr>
+      <w:r>
+        <w:t xml:space="preserve">Lernbereich 1 – Algorithmen und Programme</w:t>
+      </w:r>
+    </w:p>
+    <w:p>
+      <w:pPr>
         <w:numPr>
           <w:ilvl w:val="0"/>
-          <w:numId w:val="1001"/>
+          <w:numId w:val="1002"/>
         </w:numPr>
         <w:pStyle w:val="Compact"/>
       </w:pPr>
       <w:r>
-        <w:t xml:space="preserve">Klassen als Baupläne gleichartiger Objekte</w:t>
+        <w:t xml:space="preserve">Objekte, Attribute und Attributwerte systematisieren</w:t>
       </w:r>
     </w:p>
     <w:p>
       <w:pPr>
         <w:numPr>
           <w:ilvl w:val="0"/>
-          <w:numId w:val="1001"/>
+          <w:numId w:val="1002"/>
         </w:numPr>
         <w:pStyle w:val="Compact"/>
       </w:pPr>
       <w:r>
-        <w:t xml:space="preserve">Methoden und Zustandsänderungen</w:t>
+        <w:t xml:space="preserve">Klassen als Baupläne gleichartiger Objekte</w:t>
       </w:r>
     </w:p>
     <w:p>
       <w:pPr>
         <w:numPr>
           <w:ilvl w:val="0"/>
-          <w:numId w:val="1001"/>
+          <w:numId w:val="1002"/>
         </w:numPr>
         <w:pStyle w:val="Compact"/>
       </w:pPr>
       <w:r>
-        <w:t xml:space="preserve">Algorithmen wiederholen und präzisieren</w:t>
+        <w:t xml:space="preserve">Methoden und Zustandsänderungen</w:t>
       </w:r>
     </w:p>
     <w:p>
       <w:pPr>
         <w:numPr>
           <w:ilvl w:val="0"/>
-          <w:numId w:val="1001"/>
+          <w:numId w:val="1002"/>
         </w:numPr>
         <w:pStyle w:val="Compact"/>
       </w:pPr>
       <w:r>
-        <w:t xml:space="preserve">Bedingungen und Wiederholungen systematisch einsetzen</w:t>
+        <w:t xml:space="preserve">Algorithmusbegriff und Eigenschaften</w:t>
       </w:r>
     </w:p>
     <w:p>
       <w:pPr>
         <w:numPr>
           <w:ilvl w:val="0"/>
-          <w:numId w:val="1001"/>
+          <w:numId w:val="1002"/>
         </w:numPr>
         <w:pStyle w:val="Compact"/>
       </w:pPr>
       <w:r>
-        <w:t xml:space="preserve">Robot Karol kennenlernen</w:t>
+        <w:t xml:space="preserve">Sequenz, Wiederholung und Verzweigung</w:t>
       </w:r>
     </w:p>
     <w:p>
       <w:pPr>
         <w:numPr>
           <w:ilvl w:val="0"/>
-          <w:numId w:val="1001"/>
+          <w:numId w:val="1002"/>
         </w:numPr>
         <w:pStyle w:val="Compact"/>
       </w:pPr>
       <w:r>
-        <w:t xml:space="preserve">Algorithmen in Robot Karol umsetzen</w:t>
+        <w:t xml:space="preserve">Algorithmen darstellen, testen und verbessern</w:t>
       </w:r>
     </w:p>
     <w:p>
       <w:pPr>
         <w:numPr>
           <w:ilvl w:val="0"/>
-          <w:numId w:val="1001"/>
+          <w:numId w:val="1002"/>
         </w:numPr>
         <w:pStyle w:val="Compact"/>
       </w:pPr>
       <w:r>
-        <w:t xml:space="preserve">komplexere Karol-Aufgaben planen, testen und verbessern</w:t>
+        <w:t xml:space="preserve">Robot Karol als didaktisch reduzierte Programmierumgebung</w:t>
       </w:r>
     </w:p>
     <w:p>
       <w:pPr>
         <w:numPr>
           <w:ilvl w:val="0"/>
-          <w:numId w:val="1001"/>
+          <w:numId w:val="1002"/>
         </w:numPr>
         <w:pStyle w:val="Compact"/>
       </w:pPr>
       <w:r>
-        <w:t xml:space="preserve">schriftliche Leistungskontrollen</w:t>
-      </w:r>
-    </w:p>
-    <w:bookmarkEnd w:id="21"/>
-    <w:bookmarkStart w:id="22" w:name="leistungsbewertung"/>
-    <w:p>
-      <w:pPr>
-        <w:pStyle w:val="Heading2"/>
-      </w:pPr>
-      <w:r>
-        <w:t xml:space="preserve">Leistungsbewertung</w:t>
+        <w:t xml:space="preserve">Bedingungen, Wiederholungen und Sensoren praktisch anwenden</w:t>
       </w:r>
     </w:p>
     <w:p>
       <w:pPr>
-        <w:pStyle w:val="FirstParagraph"/>
-      </w:pPr>
-      <w:r>
-        <w:t xml:space="preserve">Für Klasse 8 werden mehrere schriftliche Leistungskontrollen vorgesehen. Praktische Karol-Aufgaben dienen vorrangig dem Üben, Anwenden und Vorbereiten der Leistungskontrollen.</w:t>
+        <w:numPr>
+          <w:ilvl w:val="0"/>
+          <w:numId w:val="1002"/>
+        </w:numPr>
+        <w:pStyle w:val="Compact"/>
+      </w:pPr>
+      <w:r>
+        <w:t xml:space="preserve">Unterprogramme, Problemlöseprozess und Debugging</w:t>
+      </w:r>
+    </w:p>
+    <w:p>
+      <w:pPr>
+        <w:numPr>
+          <w:ilvl w:val="0"/>
+          <w:numId w:val="1002"/>
+        </w:numPr>
+        <w:pStyle w:val="Compact"/>
+      </w:pPr>
+      <w:r>
+        <w:t xml:space="preserve">Projekt- und Transferaufgaben</w:t>
+      </w:r>
+    </w:p>
+    <w:p>
+      <w:pPr>
+        <w:numPr>
+          <w:ilvl w:val="0"/>
+          <w:numId w:val="1002"/>
+        </w:numPr>
+        <w:pStyle w:val="Compact"/>
+      </w:pPr>
+      <w:r>
+        <w:t xml:space="preserve">Grenzen der Berechenbarkeit exemplarisch thematisieren</w:t>
+      </w:r>
+    </w:p>
+    <w:p>
+      <w:pPr>
+        <w:numPr>
+          <w:ilvl w:val="0"/>
+          <w:numId w:val="1002"/>
+        </w:numPr>
+        <w:pStyle w:val="Compact"/>
+      </w:pPr>
+      <w:r>
+        <w:t xml:space="preserve">Bedeutung von Algorithmen im gesellschaftlichen Kontext reflektieren</w:t>
       </w:r>
     </w:p>
     <w:bookmarkEnd w:id="22"/>
-    <w:bookmarkStart w:id="23" w:name="übergang-aus-klasse-7"/>
+    <w:bookmarkStart w:id="23" w:name="X0e75de5fbec11c7e945910b4f183e1434f2f120"/>
     <w:p>
       <w:pPr>
-        <w:pStyle w:val="Heading2"/>
-      </w:pPr>
-      <w:r>
-        <w:t xml:space="preserve">Übergang aus Klasse 7</w:t>
+        <w:pStyle w:val="Heading3"/>
+      </w:pPr>
+      <w:r>
+        <w:t xml:space="preserve">Lernbereich 2 – Netzwerke in der Informatik</w:t>
       </w:r>
     </w:p>
     <w:p>
       <w:pPr>
-        <w:pStyle w:val="FirstParagraph"/>
-      </w:pPr>
-      <w:r>
-        <w:t xml:space="preserve">Klasse 7 führte Objekt, Attribut, Attributwert, Klasse und Methode grundlegend ein. Klasse 8 vertieft diese Begriffe und verbindet sie mit Algorithmen und Robot Karol.</w:t>
+        <w:numPr>
+          <w:ilvl w:val="0"/>
+          <w:numId w:val="1003"/>
+        </w:numPr>
+        <w:pStyle w:val="Compact"/>
+      </w:pPr>
+      <w:r>
+        <w:t xml:space="preserve">Bedeutung und Aufbau von Netzwerken</w:t>
       </w:r>
     </w:p>
     <w:p>
-      <w:r>
-        <w:br w:type="page"/>
+      <w:pPr>
+        <w:numPr>
+          <w:ilvl w:val="0"/>
+          <w:numId w:val="1003"/>
+        </w:numPr>
+        <w:pStyle w:val="Compact"/>
+      </w:pPr>
+      <w:r>
+        <w:t xml:space="preserve">LAN, WLAN, Intranet und Internet</w:t>
+      </w:r>
+    </w:p>
+    <w:p>
+      <w:pPr>
+        <w:numPr>
+          <w:ilvl w:val="0"/>
+          <w:numId w:val="1003"/>
+        </w:numPr>
+        <w:pStyle w:val="Compact"/>
+      </w:pPr>
+      <w:r>
+        <w:t xml:space="preserve">Client, Server, Router, Switch und Accesspoint</w:t>
+      </w:r>
+    </w:p>
+    <w:p>
+      <w:pPr>
+        <w:numPr>
+          <w:ilvl w:val="0"/>
+          <w:numId w:val="1003"/>
+        </w:numPr>
+        <w:pStyle w:val="Compact"/>
+      </w:pPr>
+      <w:r>
+        <w:t xml:space="preserve">Endgeräte in ein einfaches Netzwerk einbinden</w:t>
+      </w:r>
+    </w:p>
+    <w:p>
+      <w:pPr>
+        <w:numPr>
+          <w:ilvl w:val="0"/>
+          <w:numId w:val="1003"/>
+        </w:numPr>
+        <w:pStyle w:val="Compact"/>
+      </w:pPr>
+      <w:r>
+        <w:t xml:space="preserve">IP-Adressen und DNS grundlegend einordnen</w:t>
+      </w:r>
+    </w:p>
+    <w:p>
+      <w:pPr>
+        <w:numPr>
+          <w:ilvl w:val="0"/>
+          <w:numId w:val="1003"/>
+        </w:numPr>
+        <w:pStyle w:val="Compact"/>
+      </w:pPr>
+      <w:r>
+        <w:t xml:space="preserve">Übertragungsmedien: Kupfer, Lichtwellenleiter und Funk</w:t>
+      </w:r>
+    </w:p>
+    <w:p>
+      <w:pPr>
+        <w:numPr>
+          <w:ilvl w:val="0"/>
+          <w:numId w:val="1003"/>
+        </w:numPr>
+        <w:pStyle w:val="Compact"/>
+      </w:pPr>
+      <w:r>
+        <w:t xml:space="preserve">Netzwerkprotokolle und Dienste: HTTP, FTP, Mail, WWW</w:t>
+      </w:r>
+    </w:p>
+    <w:p>
+      <w:pPr>
+        <w:numPr>
+          <w:ilvl w:val="0"/>
+          <w:numId w:val="1003"/>
+        </w:numPr>
+        <w:pStyle w:val="Compact"/>
+      </w:pPr>
+      <w:r>
+        <w:t xml:space="preserve">Datenwege untersuchen und grafisch nachvollziehen</w:t>
+      </w:r>
+    </w:p>
+    <w:p>
+      <w:pPr>
+        <w:numPr>
+          <w:ilvl w:val="0"/>
+          <w:numId w:val="1003"/>
+        </w:numPr>
+        <w:pStyle w:val="Compact"/>
+      </w:pPr>
+      <w:r>
+        <w:t xml:space="preserve">historische Kryptografie: Skytale, Freimaurer-/Substitutionsverfahren, Caesar</w:t>
+      </w:r>
+    </w:p>
+    <w:p>
+      <w:pPr>
+        <w:numPr>
+          <w:ilvl w:val="0"/>
+          <w:numId w:val="1003"/>
+        </w:numPr>
+        <w:pStyle w:val="Compact"/>
+      </w:pPr>
+      <w:r>
+        <w:t xml:space="preserve">Klartext, Geheimtext, Schlüssel und symmetrische Verschlüsselung; Bezug zur Gegenwart</w:t>
       </w:r>
     </w:p>
     <w:bookmarkEnd w:id="23"/>
     <w:bookmarkEnd w:id="24"/>
-    <w:bookmarkStart w:id="26" w:name="jahresplan-klasse-8"/>
+    <w:bookmarkStart w:id="25" w:name="wahlbereiche"/>
     <w:p>
       <w:pPr>
-        <w:pStyle w:val="Heading1"/>
-      </w:pPr>
-      <w:r>
-        <w:t xml:space="preserve">Jahresplan – Klasse 8</w:t>
+        <w:pStyle w:val="Heading2"/>
+      </w:pPr>
+      <w:r>
+        <w:t xml:space="preserve">Wahlbereiche</w:t>
       </w:r>
     </w:p>
     <w:p>
       <w:pPr>
+        <w:numPr>
+          <w:ilvl w:val="0"/>
+          <w:numId w:val="1004"/>
+        </w:numPr>
+        <w:pStyle w:val="Compact"/>
+      </w:pPr>
+      <w:r>
+        <w:t xml:space="preserve">Wahlbereich 1: Steuern und Regeln</w:t>
+      </w:r>
+    </w:p>
+    <w:p>
+      <w:pPr>
+        <w:numPr>
+          <w:ilvl w:val="0"/>
+          <w:numId w:val="1004"/>
+        </w:numPr>
+        <w:pStyle w:val="Compact"/>
+      </w:pPr>
+      <w:r>
+        <w:t xml:space="preserve">Wahlbereich 2: Mobile Endgeräte</w:t>
+      </w:r>
+    </w:p>
+    <w:p>
+      <w:pPr>
+        <w:numPr>
+          <w:ilvl w:val="0"/>
+          <w:numId w:val="1004"/>
+        </w:numPr>
+        <w:pStyle w:val="Compact"/>
+      </w:pPr>
+      <w:r>
+        <w:t xml:space="preserve">Wahlbereich 3: Computergrafik</w:t>
+      </w:r>
+    </w:p>
+    <w:bookmarkEnd w:id="25"/>
+    <w:bookmarkStart w:id="26" w:name="leistungsbewertung"/>
+    <w:p>
+      <w:pPr>
+        <w:pStyle w:val="Heading2"/>
+      </w:pPr>
+      <w:r>
+        <w:t xml:space="preserve">Leistungsbewertung</w:t>
+      </w:r>
+    </w:p>
+    <w:p>
+      <w:pPr>
         <w:pStyle w:val="FirstParagraph"/>
       </w:pPr>
       <w:r>
-        <w:t xml:space="preserve">Die konkrete Kalenderverteilung kann an Ferien, Projekttage und Ausfallstunden angepasst werden. Die folgende Reihenfolge ist didaktisch verbindend angelegt.</w:t>
+        <w:t xml:space="preserve">Schriftliche Leistungskontrollen werden auf die beiden Pflichtlernbereiche verteilt. Praktische Karol- und Netzwerkaufgaben dienen zusätzlich dem Üben, Anwenden und Diagnostizieren. Die bisherige Konzentration der Leistungskontrollen ausschließlich auf Objektorientierung/Algorithmik/Karol wird im weiteren Abgleich überarbeitet, damit auch der Pflichtbereich Netzwerke angemessen berücksichtigt wird.</w:t>
+      </w:r>
+    </w:p>
+    <w:bookmarkEnd w:id="26"/>
+    <w:bookmarkStart w:id="27" w:name="übergang-aus-klasse-7"/>
+    <w:p>
+      <w:pPr>
+        <w:pStyle w:val="Heading2"/>
+      </w:pPr>
+      <w:r>
+        <w:t xml:space="preserve">Übergang aus Klasse 7</w:t>
+      </w:r>
+    </w:p>
+    <w:p>
+      <w:pPr>
+        <w:pStyle w:val="FirstParagraph"/>
+      </w:pPr>
+      <w:r>
+        <w:t xml:space="preserve">Klasse 7 führte Objekt, Attribut, Attributwert, Klasse und Methode grundlegend ein. Klasse 8 vertieft diese Begriffe und verbindet sie mit Algorithmen und Robot Karol. Die Netzwerksequenz erweitert den Blick vom einzelnen Informatiksystem auf vernetzte Systeme, Dienste und sichere Datenübertragung.</w:t>
+      </w:r>
+    </w:p>
+    <w:bookmarkEnd w:id="27"/>
+    <w:bookmarkStart w:id="28" w:name="lehrplanquelle"/>
+    <w:p>
+      <w:pPr>
+        <w:pStyle w:val="Heading2"/>
+      </w:pPr>
+      <w:r>
+        <w:t xml:space="preserve">Lehrplanquelle</w:t>
+      </w:r>
+    </w:p>
+    <w:p>
+      <w:pPr>
+        <w:pStyle w:val="FirstParagraph"/>
+      </w:pPr>
+      <w:r>
+        <w:t xml:space="preserve">Sächsisches Staatsministerium / Landesamt für Schule und Bildung: Lehrplan Oberschule Informatik, Neuerarbeitung 2022, Klassenstufe 8. Dynamische Lehrplandatenbank: https://www.schulportal.sachsen.de/lplandb/lehrplan/514</w:t>
+      </w:r>
+    </w:p>
+    <w:p>
+      <w:r>
+        <w:br w:type="page"/>
+      </w:r>
+    </w:p>
+    <w:bookmarkEnd w:id="28"/>
+    <w:bookmarkEnd w:id="29"/>
+    <w:bookmarkStart w:id="34" w:name="jahresplan-klasse-8"/>
+    <w:p>
+      <w:pPr>
+        <w:pStyle w:val="Heading1"/>
+      </w:pPr>
+      <w:r>
+        <w:t xml:space="preserve">Jahresplan – Klasse 8</w:t>
+      </w:r>
+    </w:p>
+    <w:p>
+      <w:pPr>
+        <w:pStyle w:val="FirstParagraph"/>
+      </w:pPr>
+      <w:r>
+        <w:t xml:space="preserve">Die konkrete Kalenderverteilung kann an Ferien, Projekttage und Ausfallstunden angepasst werden. Die Reihenfolge bleibt didaktisch verbindend:</w:t>
+      </w:r>
+      <w:r>
+        <w:t xml:space="preserve"> </w:t>
+      </w:r>
+      <w:r>
+        <w:rPr>
+          <w:bCs/>
+          <w:b/>
+        </w:rPr>
+        <w:t xml:space="preserve">Objektorientierung → Algorithmen → Robot Karol</w:t>
+      </w:r>
+      <w:r>
+        <w:t xml:space="preserve"> </w:t>
+      </w:r>
+      <w:r>
+        <w:t xml:space="preserve">bildet den ersten Pflichtlernbereich; anschließend folgt der zweite Pflichtlernbereich</w:t>
+      </w:r>
+      <w:r>
+        <w:t xml:space="preserve"> </w:t>
+      </w:r>
+      <w:r>
+        <w:rPr>
+          <w:bCs/>
+          <w:b/>
+        </w:rPr>
+        <w:t xml:space="preserve">Netzwerke in der Informatik</w:t>
+      </w:r>
+      <w:r>
+        <w:t xml:space="preserve">.</w:t>
+      </w:r>
+    </w:p>
+    <w:bookmarkStart w:id="30" w:name="X314ea3a7456024ba9a2e42778bfa3d0e21f03c6"/>
+    <w:p>
+      <w:pPr>
+        <w:pStyle w:val="Heading2"/>
+      </w:pPr>
+      <w:r>
+        <w:t xml:space="preserve">Lernbereich 1 – Algorithmen und Programme (15 Ustd.)</w:t>
       </w:r>
     </w:p>
     <w:tbl>
@@ -364,7 +704,7 @@
               <w:jc w:val="left"/>
             </w:pPr>
             <w:r>
-              <w:t xml:space="preserve">Objekte, Attribute, Klassen</w:t>
+              <w:t xml:space="preserve">Objekte, Attribute, Attributwerte, Klassen</w:t>
             </w:r>
           </w:p>
         </w:tc>
@@ -376,7 +716,7 @@
               <w:jc w:val="right"/>
             </w:pPr>
             <w:r>
-              <w:t xml:space="preserve">1</w:t>
+              <w:t xml:space="preserve">2</w:t>
             </w:r>
           </w:p>
         </w:tc>
@@ -388,7 +728,7 @@
               <w:jc w:val="left"/>
             </w:pPr>
             <w:r>
-              <w:t xml:space="preserve">Begriffe sicher anwenden</w:t>
+              <w:t xml:space="preserve">Begriffe sicher anwenden und Zustände beschreiben</w:t>
             </w:r>
           </w:p>
         </w:tc>
@@ -414,7 +754,7 @@
               <w:jc w:val="left"/>
             </w:pPr>
             <w:r>
-              <w:t xml:space="preserve">Methoden und Zustände</w:t>
+              <w:t xml:space="preserve">Methoden und Zustandsänderungen</w:t>
             </w:r>
           </w:p>
         </w:tc>
@@ -438,7 +778,7 @@
               <w:jc w:val="left"/>
             </w:pPr>
             <w:r>
-              <w:t xml:space="preserve">Verhalten und Zustandsänderung erklären</w:t>
+              <w:t xml:space="preserve">Verhalten von Objekten erklären</w:t>
             </w:r>
           </w:p>
         </w:tc>
@@ -464,7 +804,7 @@
               <w:jc w:val="left"/>
             </w:pPr>
             <w:r>
-              <w:t xml:space="preserve">Übung / Wiederholung</w:t>
+              <w:t xml:space="preserve">Algorithmusbegriff und Eigenschaften</w:t>
             </w:r>
           </w:p>
         </w:tc>
@@ -488,7 +828,7 @@
               <w:jc w:val="left"/>
             </w:pPr>
             <w:r>
-              <w:t xml:space="preserve">Vorbereitung LK 1</w:t>
+              <w:t xml:space="preserve">Ausführbarkeit, Eindeutigkeit, Allgemeingültigkeit und Endlichkeit prüfen</w:t>
             </w:r>
           </w:p>
         </w:tc>
@@ -514,7 +854,7 @@
               <w:jc w:val="left"/>
             </w:pPr>
             <w:r>
-              <w:t xml:space="preserve">Leistungskontrolle 1</w:t>
+              <w:t xml:space="preserve">Sequenz, Wiederholung, Verzweigung</w:t>
             </w:r>
           </w:p>
         </w:tc>
@@ -526,7 +866,7 @@
               <w:jc w:val="right"/>
             </w:pPr>
             <w:r>
-              <w:t xml:space="preserve">1</w:t>
+              <w:t xml:space="preserve">2</w:t>
             </w:r>
           </w:p>
         </w:tc>
@@ -538,7 +878,7 @@
               <w:jc w:val="left"/>
             </w:pPr>
             <w:r>
-              <w:t xml:space="preserve">Note Objektorientierung</w:t>
+              <w:t xml:space="preserve">Grundstrukturen erkennen und darstellen</w:t>
             </w:r>
           </w:p>
         </w:tc>
@@ -564,7 +904,7 @@
               <w:jc w:val="left"/>
             </w:pPr>
             <w:r>
-              <w:t xml:space="preserve">Algorithmen präzisieren</w:t>
+              <w:t xml:space="preserve">Darstellungen und Testfälle</w:t>
             </w:r>
           </w:p>
         </w:tc>
@@ -588,7 +928,7 @@
               <w:jc w:val="left"/>
             </w:pPr>
             <w:r>
-              <w:t xml:space="preserve">Qualitätsmerkmale und Kontrollstrukturen</w:t>
+              <w:t xml:space="preserve">Umgangssprache, Programmcode, Flussdiagramm/Struktogramm vergleichen und testen</w:t>
             </w:r>
           </w:p>
         </w:tc>
@@ -614,7 +954,7 @@
               <w:jc w:val="left"/>
             </w:pPr>
             <w:r>
-              <w:t xml:space="preserve">Darstellung und Testfälle</w:t>
+              <w:t xml:space="preserve">Robot Karol – Einstieg und Grundbefehle</w:t>
             </w:r>
           </w:p>
         </w:tc>
@@ -638,7 +978,7 @@
               <w:jc w:val="left"/>
             </w:pPr>
             <w:r>
-              <w:t xml:space="preserve">systematisch testen</w:t>
+              <w:t xml:space="preserve">didaktisch reduzierte Programmierumgebung sicher nutzen</w:t>
             </w:r>
           </w:p>
         </w:tc>
@@ -664,7 +1004,7 @@
               <w:jc w:val="left"/>
             </w:pPr>
             <w:r>
-              <w:t xml:space="preserve">Übung / Wiederholung</w:t>
+              <w:t xml:space="preserve">Wiederholungen, Bedingungen und Sensoren</w:t>
             </w:r>
           </w:p>
         </w:tc>
@@ -676,7 +1016,7 @@
               <w:jc w:val="right"/>
             </w:pPr>
             <w:r>
-              <w:t xml:space="preserve">1</w:t>
+              <w:t xml:space="preserve">2</w:t>
             </w:r>
           </w:p>
         </w:tc>
@@ -688,7 +1028,7 @@
               <w:jc w:val="left"/>
             </w:pPr>
             <w:r>
-              <w:t xml:space="preserve">Vorbereitung LK 2</w:t>
+              <w:t xml:space="preserve">situationsabhängige Programme entwickeln</w:t>
             </w:r>
           </w:p>
         </w:tc>
@@ -714,7 +1054,7 @@
               <w:jc w:val="left"/>
             </w:pPr>
             <w:r>
-              <w:t xml:space="preserve">Leistungskontrolle 2</w:t>
+              <w:t xml:space="preserve">Unterprogramme und Problemlöseprozess</w:t>
             </w:r>
           </w:p>
         </w:tc>
@@ -738,7 +1078,7 @@
               <w:jc w:val="left"/>
             </w:pPr>
             <w:r>
-              <w:t xml:space="preserve">Note Algorithmik</w:t>
+              <w:t xml:space="preserve">Probleme zerlegen und Lösungen strukturieren</w:t>
             </w:r>
           </w:p>
         </w:tc>
@@ -764,7 +1104,7 @@
               <w:jc w:val="left"/>
             </w:pPr>
             <w:r>
-              <w:t xml:space="preserve">Robot Karol Einstieg</w:t>
+              <w:t xml:space="preserve">Karol-Projekt: Planung, Test und Debugging</w:t>
             </w:r>
           </w:p>
         </w:tc>
@@ -776,7 +1116,7 @@
               <w:jc w:val="right"/>
             </w:pPr>
             <w:r>
-              <w:t xml:space="preserve">1</w:t>
+              <w:t xml:space="preserve">2</w:t>
             </w:r>
           </w:p>
         </w:tc>
@@ -788,7 +1128,7 @@
               <w:jc w:val="left"/>
             </w:pPr>
             <w:r>
-              <w:t xml:space="preserve">Grundbefehle und Umgebung</w:t>
+              <w:t xml:space="preserve">komplexeren Ablauf planen, implementieren und verbessern</w:t>
             </w:r>
           </w:p>
         </w:tc>
@@ -814,7 +1154,7 @@
               <w:jc w:val="left"/>
             </w:pPr>
             <w:r>
-              <w:t xml:space="preserve">Wiederholungen</w:t>
+              <w:t xml:space="preserve">Grenzen der Berechenbarkeit und gesellschaftliche Bedeutung</w:t>
             </w:r>
           </w:p>
         </w:tc>
@@ -838,7 +1178,7 @@
               <w:jc w:val="left"/>
             </w:pPr>
             <w:r>
-              <w:t xml:space="preserve">Programme verkürzen und strukturieren</w:t>
+              <w:t xml:space="preserve">Grenzen exemplarisch erkennen und Algorithmeneinsatz bewerten</w:t>
             </w:r>
           </w:p>
         </w:tc>
@@ -864,7 +1204,7 @@
               <w:jc w:val="left"/>
             </w:pPr>
             <w:r>
-              <w:t xml:space="preserve">Bedingungen und Sensoren</w:t>
+              <w:t xml:space="preserve">Kompetenzcheck / Leistungskontrolle</w:t>
             </w:r>
           </w:p>
         </w:tc>
@@ -888,7 +1228,84 @@
               <w:jc w:val="left"/>
             </w:pPr>
             <w:r>
-              <w:t xml:space="preserve">situationsabhängig reagieren</w:t>
+              <w:t xml:space="preserve">Lernbereich 1 sichern</w:t>
+            </w:r>
+          </w:p>
+        </w:tc>
+      </w:tr>
+    </w:tbl>
+    <w:bookmarkEnd w:id="30"/>
+    <w:bookmarkStart w:id="31" w:name="X93e4241771ec0c0f236bc7a875db1f9582bb608"/>
+    <w:p>
+      <w:pPr>
+        <w:pStyle w:val="Heading2"/>
+      </w:pPr>
+      <w:r>
+        <w:t xml:space="preserve">Lernbereich 2 – Netzwerke in der Informatik (10 Ustd.)</w:t>
+      </w:r>
+    </w:p>
+    <w:tbl>
+      <w:tblPr>
+        <w:tblStyle w:val="Table"/>
+        <w:tblW w:type="pct" w:w="5000"/>
+        <w:tblLook w:firstRow="1" w:lastRow="0" w:firstColumn="0" w:lastColumn="0" w:noHBand="0" w:noVBand="0" w:val="0020"/>
+        <w:jc w:val="start"/>
+      </w:tblPr>
+      <w:tblGrid>
+        <w:gridCol w:w="1827"/>
+        <w:gridCol w:w="1827"/>
+        <w:gridCol w:w="2436"/>
+        <w:gridCol w:w="1827"/>
+      </w:tblGrid>
+      <w:tr>
+        <w:trPr>
+          <w:tblHeader w:val="true"/>
+        </w:trPr>
+        <w:tc>
+          <w:tcPr/>
+          <w:p>
+            <w:pPr>
+              <w:pStyle w:val="Compact"/>
+              <w:jc w:val="left"/>
+            </w:pPr>
+            <w:r>
+              <w:t xml:space="preserve">Block</w:t>
+            </w:r>
+          </w:p>
+        </w:tc>
+        <w:tc>
+          <w:tcPr/>
+          <w:p>
+            <w:pPr>
+              <w:pStyle w:val="Compact"/>
+              <w:jc w:val="left"/>
+            </w:pPr>
+            <w:r>
+              <w:t xml:space="preserve">Thema</w:t>
+            </w:r>
+          </w:p>
+        </w:tc>
+        <w:tc>
+          <w:tcPr/>
+          <w:p>
+            <w:pPr>
+              <w:pStyle w:val="Compact"/>
+              <w:jc w:val="right"/>
+            </w:pPr>
+            <w:r>
+              <w:t xml:space="preserve">Einzelstunden</w:t>
+            </w:r>
+          </w:p>
+        </w:tc>
+        <w:tc>
+          <w:tcPr/>
+          <w:p>
+            <w:pPr>
+              <w:pStyle w:val="Compact"/>
+              <w:jc w:val="left"/>
+            </w:pPr>
+            <w:r>
+              <w:t xml:space="preserve">Ergebnis</w:t>
             </w:r>
           </w:p>
         </w:tc>
@@ -914,7 +1331,7 @@
               <w:jc w:val="left"/>
             </w:pPr>
             <w:r>
-              <w:t xml:space="preserve">Unterprogramme</w:t>
+              <w:t xml:space="preserve">Bedeutung und Struktur von Netzwerken</w:t>
             </w:r>
           </w:p>
         </w:tc>
@@ -938,7 +1355,7 @@
               <w:jc w:val="left"/>
             </w:pPr>
             <w:r>
-              <w:t xml:space="preserve">Probleme zerlegen</w:t>
+              <w:t xml:space="preserve">LAN, WLAN, Intranet und Internet unterscheiden</w:t>
             </w:r>
           </w:p>
         </w:tc>
@@ -964,7 +1381,7 @@
               <w:jc w:val="left"/>
             </w:pPr>
             <w:r>
-              <w:t xml:space="preserve">Karol-Projekt Planung</w:t>
+              <w:t xml:space="preserve">Komponenten und Netzwerkarchitektur</w:t>
             </w:r>
           </w:p>
         </w:tc>
@@ -988,7 +1405,7 @@
               <w:jc w:val="left"/>
             </w:pPr>
             <w:r>
-              <w:t xml:space="preserve">komplexeren Ablauf planen</w:t>
+              <w:t xml:space="preserve">Client, Server, Router, Switch und Accesspoint zuordnen</w:t>
             </w:r>
           </w:p>
         </w:tc>
@@ -1014,7 +1431,7 @@
               <w:jc w:val="left"/>
             </w:pPr>
             <w:r>
-              <w:t xml:space="preserve">Karol-Projekt Test</w:t>
+              <w:t xml:space="preserve">Einfaches Netzwerk modellieren</w:t>
             </w:r>
           </w:p>
         </w:tc>
@@ -1038,7 +1455,7 @@
               <w:jc w:val="left"/>
             </w:pPr>
             <w:r>
-              <w:t xml:space="preserve">testen, debuggen, dokumentieren</w:t>
+              <w:t xml:space="preserve">Endgeräte und Datenwege in einem einfachen Netzwerk darstellen</w:t>
             </w:r>
           </w:p>
         </w:tc>
@@ -1064,7 +1481,7 @@
               <w:jc w:val="left"/>
             </w:pPr>
             <w:r>
-              <w:t xml:space="preserve">Übung / Kompetenzcheck</w:t>
+              <w:t xml:space="preserve">IP-Adressen und DNS</w:t>
             </w:r>
           </w:p>
         </w:tc>
@@ -1088,7 +1505,7 @@
               <w:jc w:val="left"/>
             </w:pPr>
             <w:r>
-              <w:t xml:space="preserve">Vorbereitung LK 3</w:t>
+              <w:t xml:space="preserve">Adressierung und Namensauflösung grundlegend erklären</w:t>
             </w:r>
           </w:p>
         </w:tc>
@@ -1114,7 +1531,7 @@
               <w:jc w:val="left"/>
             </w:pPr>
             <w:r>
-              <w:t xml:space="preserve">Leistungskontrolle 3</w:t>
+              <w:t xml:space="preserve">Übertragungsmedien und Datenwege</w:t>
             </w:r>
           </w:p>
         </w:tc>
@@ -1138,7 +1555,7 @@
               <w:jc w:val="left"/>
             </w:pPr>
             <w:r>
-              <w:t xml:space="preserve">Note Robot Karol</w:t>
+              <w:t xml:space="preserve">Kupfer, Lichtwellenleiter und Funk vergleichen</w:t>
             </w:r>
           </w:p>
         </w:tc>
@@ -1164,7 +1581,7 @@
               <w:jc w:val="left"/>
             </w:pPr>
             <w:r>
-              <w:t xml:space="preserve">Transfer Objektorientierung + Karol</w:t>
+              <w:t xml:space="preserve">Netzwerkprotokolle und Dienste</w:t>
             </w:r>
           </w:p>
         </w:tc>
@@ -1188,7 +1605,7 @@
               <w:jc w:val="left"/>
             </w:pPr>
             <w:r>
-              <w:t xml:space="preserve">Zustand und Verhalten verbinden</w:t>
+              <w:t xml:space="preserve">HTTP, FTP, Mail, WWW und Dienste zuordnen</w:t>
             </w:r>
           </w:p>
         </w:tc>
@@ -1214,7 +1631,7 @@
               <w:jc w:val="left"/>
             </w:pPr>
             <w:r>
-              <w:t xml:space="preserve">Transfertraining</w:t>
+              <w:t xml:space="preserve">Netzwerk untersuchen / simulieren</w:t>
             </w:r>
           </w:p>
         </w:tc>
@@ -1238,7 +1655,7 @@
               <w:jc w:val="left"/>
             </w:pPr>
             <w:r>
-              <w:t xml:space="preserve">komplexe Aufgaben analysieren</w:t>
+              <w:t xml:space="preserve">Datenwege nachvollziehen und Fehlerquellen begründet prüfen</w:t>
             </w:r>
           </w:p>
         </w:tc>
@@ -1264,7 +1681,7 @@
               <w:jc w:val="left"/>
             </w:pPr>
             <w:r>
-              <w:t xml:space="preserve">Leistungskontrolle 4</w:t>
+              <w:t xml:space="preserve">Historische Kryptografie</w:t>
             </w:r>
           </w:p>
         </w:tc>
@@ -1288,19 +1705,120 @@
               <w:jc w:val="left"/>
             </w:pPr>
             <w:r>
-              <w:t xml:space="preserve">Transfernote</w:t>
+              <w:t xml:space="preserve">Klartext, Geheimtext, Schlüssel und Caesar/Substitution anwenden</w:t>
+            </w:r>
+          </w:p>
+        </w:tc>
+      </w:tr>
+      <w:tr>
+        <w:tc>
+          <w:tcPr/>
+          <w:p>
+            <w:pPr>
+              <w:pStyle w:val="Compact"/>
+              <w:jc w:val="left"/>
+            </w:pPr>
+            <w:r>
+              <w:t xml:space="preserve">20</w:t>
+            </w:r>
+          </w:p>
+        </w:tc>
+        <w:tc>
+          <w:tcPr/>
+          <w:p>
+            <w:pPr>
+              <w:pStyle w:val="Compact"/>
+              <w:jc w:val="left"/>
+            </w:pPr>
+            <w:r>
+              <w:t xml:space="preserve">Verschlüsselung in der Gegenwart</w:t>
+            </w:r>
+          </w:p>
+        </w:tc>
+        <w:tc>
+          <w:tcPr/>
+          <w:p>
+            <w:pPr>
+              <w:pStyle w:val="Compact"/>
+              <w:jc w:val="right"/>
+            </w:pPr>
+            <w:r>
+              <w:t xml:space="preserve">1</w:t>
+            </w:r>
+          </w:p>
+        </w:tc>
+        <w:tc>
+          <w:tcPr/>
+          <w:p>
+            <w:pPr>
+              <w:pStyle w:val="Compact"/>
+              <w:jc w:val="left"/>
+            </w:pPr>
+            <w:r>
+              <w:t xml:space="preserve">symmetrische Verfahren einordnen und Passwortschutz/Einwegfunktionen diskutieren</w:t>
+            </w:r>
+          </w:p>
+        </w:tc>
+      </w:tr>
+      <w:tr>
+        <w:tc>
+          <w:tcPr/>
+          <w:p>
+            <w:pPr>
+              <w:pStyle w:val="Compact"/>
+              <w:jc w:val="left"/>
+            </w:pPr>
+            <w:r>
+              <w:t xml:space="preserve">21</w:t>
+            </w:r>
+          </w:p>
+        </w:tc>
+        <w:tc>
+          <w:tcPr/>
+          <w:p>
+            <w:pPr>
+              <w:pStyle w:val="Compact"/>
+              <w:jc w:val="left"/>
+            </w:pPr>
+            <w:r>
+              <w:t xml:space="preserve">Kompetenzcheck / Leistungskontrolle</w:t>
+            </w:r>
+          </w:p>
+        </w:tc>
+        <w:tc>
+          <w:tcPr/>
+          <w:p>
+            <w:pPr>
+              <w:pStyle w:val="Compact"/>
+              <w:jc w:val="right"/>
+            </w:pPr>
+            <w:r>
+              <w:t xml:space="preserve">1</w:t>
+            </w:r>
+          </w:p>
+        </w:tc>
+        <w:tc>
+          <w:tcPr/>
+          <w:p>
+            <w:pPr>
+              <w:pStyle w:val="Compact"/>
+              <w:jc w:val="left"/>
+            </w:pPr>
+            <w:r>
+              <w:t xml:space="preserve">Lernbereich 2 sichern</w:t>
             </w:r>
           </w:p>
         </w:tc>
       </w:tr>
     </w:tbl>
-    <w:bookmarkStart w:id="25" w:name="zeitreserve"/>
+    <w:bookmarkEnd w:id="31"/>
+    <w:bookmarkStart w:id="32" w:name="wahlbereiche-und-zeitreserve"/>
     <w:p>
       <w:pPr>
         <w:pStyle w:val="Heading2"/>
       </w:pPr>
       <w:r>
-        <w:t xml:space="preserve">Zeitreserve</w:t>
+        <w:t xml:space="preserve">Wahlbereiche und Zeitreserve</w:t>
       </w:r>
     </w:p>
     <w:p>
@@ -1315,103 +1833,133 @@
       <w:pPr>
         <w:numPr>
           <w:ilvl w:val="0"/>
-          <w:numId w:val="1002"/>
+          <w:numId w:val="1005"/>
         </w:numPr>
         <w:pStyle w:val="Compact"/>
       </w:pPr>
       <w:r>
-        <w:t xml:space="preserve">zusätzliche Karol-Welten,</w:t>
+        <w:t xml:space="preserve">Wahlbereich</w:t>
+      </w:r>
+      <w:r>
+        <w:t xml:space="preserve"> </w:t>
+      </w:r>
+      <w:r>
+        <w:rPr>
+          <w:bCs/>
+          <w:b/>
+        </w:rPr>
+        <w:t xml:space="preserve">Steuern und Regeln</w:t>
+      </w:r>
+      <w:r>
+        <w:t xml:space="preserve">,</w:t>
       </w:r>
     </w:p>
     <w:p>
       <w:pPr>
         <w:numPr>
           <w:ilvl w:val="0"/>
-          <w:numId w:val="1002"/>
+          <w:numId w:val="1005"/>
         </w:numPr>
         <w:pStyle w:val="Compact"/>
       </w:pPr>
       <w:r>
-        <w:t xml:space="preserve">Wiederholung vor Leistungskontrollen,</w:t>
+        <w:t xml:space="preserve">Wahlbereich</w:t>
+      </w:r>
+      <w:r>
+        <w:t xml:space="preserve"> </w:t>
+      </w:r>
+      <w:r>
+        <w:rPr>
+          <w:bCs/>
+          <w:b/>
+        </w:rPr>
+        <w:t xml:space="preserve">Mobile Endgeräte</w:t>
+      </w:r>
+      <w:r>
+        <w:t xml:space="preserve">,</w:t>
       </w:r>
     </w:p>
     <w:p>
       <w:pPr>
         <w:numPr>
           <w:ilvl w:val="0"/>
-          <w:numId w:val="1002"/>
+          <w:numId w:val="1005"/>
         </w:numPr>
         <w:pStyle w:val="Compact"/>
       </w:pPr>
       <w:r>
-        <w:t xml:space="preserve">Vertiefung verschachtelter Kontrollstrukturen,</w:t>
+        <w:t xml:space="preserve">Wahlbereich</w:t>
+      </w:r>
+      <w:r>
+        <w:t xml:space="preserve"> </w:t>
+      </w:r>
+      <w:r>
+        <w:rPr>
+          <w:bCs/>
+          <w:b/>
+        </w:rPr>
+        <w:t xml:space="preserve">Computergrafik</w:t>
+      </w:r>
+      <w:r>
+        <w:t xml:space="preserve">,</w:t>
       </w:r>
     </w:p>
     <w:p>
       <w:pPr>
         <w:numPr>
           <w:ilvl w:val="0"/>
-          <w:numId w:val="1002"/>
+          <w:numId w:val="1005"/>
         </w:numPr>
         <w:pStyle w:val="Compact"/>
       </w:pPr>
       <w:r>
-        <w:t xml:space="preserve">individuelle Förderaufgaben,</w:t>
+        <w:t xml:space="preserve">zusätzliche Karol-Welten und Differenzierung,</w:t>
       </w:r>
     </w:p>
     <w:p>
       <w:pPr>
         <w:numPr>
           <w:ilvl w:val="0"/>
-          <w:numId w:val="1002"/>
+          <w:numId w:val="1005"/>
         </w:numPr>
         <w:pStyle w:val="Compact"/>
       </w:pPr>
       <w:r>
-        <w:t xml:space="preserve">Übergang zu Klasse 9.</w:t>
+        <w:t xml:space="preserve">Wiederholung vor Leistungskontrollen,</w:t>
       </w:r>
     </w:p>
     <w:p>
-      <w:r>
-        <w:br w:type="page"/>
-      </w:r>
-    </w:p>
-    <w:bookmarkEnd w:id="25"/>
-    <w:bookmarkEnd w:id="26"/>
-    <w:bookmarkStart w:id="34" w:name="meilensteine-klasse-8"/>
-    <w:p>
-      <w:pPr>
-        <w:pStyle w:val="Heading1"/>
-      </w:pPr>
-      <w:r>
-        <w:t xml:space="preserve">Meilensteine – Klasse 8</w:t>
-      </w:r>
-    </w:p>
-    <w:bookmarkStart w:id="27" w:name="zielbild"/>
-    <w:p>
-      <w:pPr>
-        <w:pStyle w:val="Heading2"/>
-      </w:pPr>
-      <w:r>
-        <w:t xml:space="preserve">Zielbild</w:t>
+      <w:pPr>
+        <w:numPr>
+          <w:ilvl w:val="0"/>
+          <w:numId w:val="1005"/>
+        </w:numPr>
+        <w:pStyle w:val="Compact"/>
+      </w:pPr>
+      <w:r>
+        <w:t xml:space="preserve">individuelle Förderaufgaben,</w:t>
       </w:r>
     </w:p>
     <w:p>
       <w:pPr>
-        <w:pStyle w:val="FirstParagraph"/>
-      </w:pPr>
-      <w:r>
-        <w:t xml:space="preserve">Klasse 8 vertieft die in Klasse 7 eingeführten objektorientierten Begriffe und verbindet sie mit systematischer Algorithmik und Robot Karol.</w:t>
+        <w:numPr>
+          <w:ilvl w:val="0"/>
+          <w:numId w:val="1005"/>
+        </w:numPr>
+        <w:pStyle w:val="Compact"/>
+      </w:pPr>
+      <w:r>
+        <w:t xml:space="preserve">Übergang zu Klasse 9.</w:t>
       </w:r>
     </w:p>
-    <w:bookmarkEnd w:id="27"/>
-    <w:bookmarkStart w:id="28" w:name="meilenstein-1-objektorientierung"/>
+    <w:bookmarkEnd w:id="32"/>
+    <w:bookmarkStart w:id="33" w:name="lehrplanquelle-1"/>
     <w:p>
       <w:pPr>
         <w:pStyle w:val="Heading2"/>
       </w:pPr>
       <w:r>
-        <w:t xml:space="preserve">Meilenstein 1 – Objektorientierung</w:t>
+        <w:t xml:space="preserve">Lehrplanquelle</w:t>
       </w:r>
     </w:p>
     <w:p>
@@ -1419,50 +1967,739 @@
         <w:pStyle w:val="FirstParagraph"/>
       </w:pPr>
       <w:r>
-        <w:t xml:space="preserve">Nach Abschluss können die Schülerinnen und Schüler:</w:t>
+        <w:t xml:space="preserve">Sächsischer Lehrplan Oberschule Informatik 2022, Klassenstufe 8: Lernbereich 1 „Algorithmen und Programme“ (15 Ustd.) und Lernbereich 2 „Netzwerke in der Informatik“ (10 Ustd.).</w:t>
+      </w:r>
+      <w:r>
+        <w:t xml:space="preserve"> </w:t>
+      </w:r>
+      <w:r>
+        <w:t xml:space="preserve">https://www.schulportal.sachsen.de/lplandb/lehrplan/514</w:t>
       </w:r>
     </w:p>
     <w:p>
+      <w:r>
+        <w:br w:type="page"/>
+      </w:r>
+    </w:p>
+    <w:bookmarkEnd w:id="33"/>
+    <w:bookmarkEnd w:id="34"/>
+    <w:bookmarkStart w:id="40" w:name="meilensteine-klasse-8"/>
+    <w:p>
+      <w:pPr>
+        <w:pStyle w:val="Heading1"/>
+      </w:pPr>
+      <w:r>
+        <w:t xml:space="preserve">Meilensteine – Klasse 8</w:t>
+      </w:r>
+    </w:p>
+    <w:bookmarkStart w:id="35" w:name="curriculare-struktur"/>
+    <w:p>
+      <w:pPr>
+        <w:pStyle w:val="Heading2"/>
+      </w:pPr>
+      <w:r>
+        <w:t xml:space="preserve">Curriculare Struktur</w:t>
+      </w:r>
+    </w:p>
+    <w:p>
       <w:pPr>
         <w:numPr>
           <w:ilvl w:val="0"/>
-          <w:numId w:val="1003"/>
+          <w:numId w:val="1006"/>
         </w:numPr>
         <w:pStyle w:val="Compact"/>
       </w:pPr>
       <w:r>
-        <w:t xml:space="preserve">Objekt und Klasse sicher unterscheiden,</w:t>
+        <w:t xml:space="preserve">☒ Pflichtlernbereich 1 als</w:t>
+      </w:r>
+      <w:r>
+        <w:t xml:space="preserve"> </w:t>
+      </w:r>
+      <w:r>
+        <w:rPr>
+          <w:bCs/>
+          <w:b/>
+        </w:rPr>
+        <w:t xml:space="preserve">Algorithmen und Programme (15 Ustd.)</w:t>
+      </w:r>
+      <w:r>
+        <w:t xml:space="preserve"> </w:t>
+      </w:r>
+      <w:r>
+        <w:t xml:space="preserve">eingeordnet.</w:t>
       </w:r>
     </w:p>
     <w:p>
       <w:pPr>
         <w:numPr>
           <w:ilvl w:val="0"/>
-          <w:numId w:val="1003"/>
+          <w:numId w:val="1006"/>
         </w:numPr>
         <w:pStyle w:val="Compact"/>
       </w:pPr>
       <w:r>
-        <w:t xml:space="preserve">Attribute und Attributwerte korrekt zuordnen,</w:t>
+        <w:t xml:space="preserve">☒ Didaktische Progression</w:t>
+      </w:r>
+      <w:r>
+        <w:t xml:space="preserve"> </w:t>
+      </w:r>
+      <w:r>
+        <w:rPr>
+          <w:bCs/>
+          <w:b/>
+        </w:rPr>
+        <w:t xml:space="preserve">Objektorientierung → Algorithmen → Robot Karol</w:t>
+      </w:r>
+      <w:r>
+        <w:t xml:space="preserve"> </w:t>
+      </w:r>
+      <w:r>
+        <w:t xml:space="preserve">ausdrücklich erhalten.</w:t>
       </w:r>
     </w:p>
     <w:p>
       <w:pPr>
         <w:numPr>
           <w:ilvl w:val="0"/>
-          <w:numId w:val="1003"/>
+          <w:numId w:val="1006"/>
         </w:numPr>
         <w:pStyle w:val="Compact"/>
       </w:pPr>
       <w:r>
-        <w:t xml:space="preserve">Zustände über Attributwerte beschreiben,</w:t>
+        <w:t xml:space="preserve">☒ Robot Karol als praktische Umsetzung algorithmischer Grundstrukturen verankert.</w:t>
       </w:r>
     </w:p>
     <w:p>
       <w:pPr>
         <w:numPr>
           <w:ilvl w:val="0"/>
-          <w:numId w:val="1003"/>
+          <w:numId w:val="1006"/>
+        </w:numPr>
+        <w:pStyle w:val="Compact"/>
+      </w:pPr>
+      <w:r>
+        <w:t xml:space="preserve">☒ Pflichtlernbereich 2</w:t>
+      </w:r>
+      <w:r>
+        <w:t xml:space="preserve"> </w:t>
+      </w:r>
+      <w:r>
+        <w:rPr>
+          <w:bCs/>
+          <w:b/>
+        </w:rPr>
+        <w:t xml:space="preserve">Netzwerke in der Informatik (10 Ustd.)</w:t>
+      </w:r>
+      <w:r>
+        <w:t xml:space="preserve"> </w:t>
+      </w:r>
+      <w:r>
+        <w:t xml:space="preserve">ergänzt.</w:t>
+      </w:r>
+    </w:p>
+    <w:p>
+      <w:pPr>
+        <w:numPr>
+          <w:ilvl w:val="0"/>
+          <w:numId w:val="1006"/>
+        </w:numPr>
+        <w:pStyle w:val="Compact"/>
+      </w:pPr>
+      <w:r>
+        <w:t xml:space="preserve">☒ Jahresplan auf beide Pflichtlernbereiche angepasst.</w:t>
+      </w:r>
+    </w:p>
+    <w:p>
+      <w:pPr>
+        <w:numPr>
+          <w:ilvl w:val="0"/>
+          <w:numId w:val="1006"/>
+        </w:numPr>
+        <w:pStyle w:val="Compact"/>
+      </w:pPr>
+      <w:r>
+        <w:t xml:space="preserve">☒ Bewertungsplan so angepasst, dass beide Pflichtlernbereiche geprüft werden.</w:t>
+      </w:r>
+    </w:p>
+    <w:bookmarkEnd w:id="35"/>
+    <w:bookmarkStart w:id="36" w:name="X5e82fe067936a9c9002584ec1ff704de41009b5"/>
+    <w:p>
+      <w:pPr>
+        <w:pStyle w:val="Heading2"/>
+      </w:pPr>
+      <w:r>
+        <w:t xml:space="preserve">Lernbereich 1 – Algorithmen und Programme</w:t>
+      </w:r>
+    </w:p>
+    <w:p>
+      <w:pPr>
+        <w:numPr>
+          <w:ilvl w:val="0"/>
+          <w:numId w:val="1007"/>
+        </w:numPr>
+        <w:pStyle w:val="Compact"/>
+      </w:pPr>
+      <w:r>
+        <w:t xml:space="preserve">☒ Objekt, Klasse, Attribut, Attributwert und Methode als vorbereitende Modellierungsbegriffe vorhanden.</w:t>
+      </w:r>
+    </w:p>
+    <w:p>
+      <w:pPr>
+        <w:numPr>
+          <w:ilvl w:val="0"/>
+          <w:numId w:val="1007"/>
+        </w:numPr>
+        <w:pStyle w:val="Compact"/>
+      </w:pPr>
+      <w:r>
+        <w:t xml:space="preserve">☒ Algorithmusbegriff und Grundstrukturen vorhanden.</w:t>
+      </w:r>
+    </w:p>
+    <w:p>
+      <w:pPr>
+        <w:numPr>
+          <w:ilvl w:val="0"/>
+          <w:numId w:val="1007"/>
+        </w:numPr>
+        <w:pStyle w:val="Compact"/>
+      </w:pPr>
+      <w:r>
+        <w:t xml:space="preserve">☒ Robot Karol als didaktisch reduzierte Programmierumgebung vorhanden.</w:t>
+      </w:r>
+    </w:p>
+    <w:p>
+      <w:pPr>
+        <w:numPr>
+          <w:ilvl w:val="0"/>
+          <w:numId w:val="1007"/>
+        </w:numPr>
+        <w:pStyle w:val="Compact"/>
+      </w:pPr>
+      <w:r>
+        <w:t xml:space="preserve">☐ Bestehende Arbeitshefte und Lehrerband vollständig gegen die Lehrplanpunkte</w:t>
+      </w:r>
+      <w:r>
+        <w:t xml:space="preserve"> </w:t>
+      </w:r>
+      <w:r>
+        <w:rPr>
+          <w:bCs/>
+          <w:b/>
+        </w:rPr>
+        <w:t xml:space="preserve">Eigenschaften von Algorithmen</w:t>
+      </w:r>
+      <w:r>
+        <w:t xml:space="preserve">,</w:t>
+      </w:r>
+      <w:r>
+        <w:t xml:space="preserve"> </w:t>
+      </w:r>
+      <w:r>
+        <w:rPr>
+          <w:bCs/>
+          <w:b/>
+        </w:rPr>
+        <w:t xml:space="preserve">Umgang mit Fehlermeldungen</w:t>
+      </w:r>
+      <w:r>
+        <w:t xml:space="preserve">,</w:t>
+      </w:r>
+      <w:r>
+        <w:t xml:space="preserve"> </w:t>
+      </w:r>
+      <w:r>
+        <w:rPr>
+          <w:bCs/>
+          <w:b/>
+        </w:rPr>
+        <w:t xml:space="preserve">verschiedene Darstellungsformen</w:t>
+      </w:r>
+      <w:r>
+        <w:t xml:space="preserve">,</w:t>
+      </w:r>
+      <w:r>
+        <w:t xml:space="preserve"> </w:t>
+      </w:r>
+      <w:r>
+        <w:rPr>
+          <w:bCs/>
+          <w:b/>
+        </w:rPr>
+        <w:t xml:space="preserve">Grenzen der Berechenbarkeit</w:t>
+      </w:r>
+      <w:r>
+        <w:t xml:space="preserve"> </w:t>
+      </w:r>
+      <w:r>
+        <w:t xml:space="preserve">und</w:t>
+      </w:r>
+      <w:r>
+        <w:t xml:space="preserve"> </w:t>
+      </w:r>
+      <w:r>
+        <w:rPr>
+          <w:bCs/>
+          <w:b/>
+        </w:rPr>
+        <w:t xml:space="preserve">gesellschaftliche Bedeutung von Algorithmen</w:t>
+      </w:r>
+      <w:r>
+        <w:t xml:space="preserve"> </w:t>
+      </w:r>
+      <w:r>
+        <w:t xml:space="preserve">spiegeln.</w:t>
+      </w:r>
+    </w:p>
+    <w:p>
+      <w:pPr>
+        <w:numPr>
+          <w:ilvl w:val="0"/>
+          <w:numId w:val="1007"/>
+        </w:numPr>
+        <w:pStyle w:val="Compact"/>
+      </w:pPr>
+      <w:r>
+        <w:t xml:space="preserve">☐ Präsentationen, Materialien, Lösungen und Lernkontrollen zu LB 1 auf denselben Stand synchronisieren.</w:t>
+      </w:r>
+    </w:p>
+    <w:p>
+      <w:pPr>
+        <w:numPr>
+          <w:ilvl w:val="0"/>
+          <w:numId w:val="1007"/>
+        </w:numPr>
+        <w:pStyle w:val="Compact"/>
+      </w:pPr>
+      <w:r>
+        <w:t xml:space="preserve">☐ Bestehende PPTX visuell prüfen und um ausführliche Lehrerbemerkungen, Grafiken und Quellenangaben ergänzen.</w:t>
+      </w:r>
+    </w:p>
+    <w:bookmarkEnd w:id="36"/>
+    <w:bookmarkStart w:id="37" w:name="X41690734fc5696d1a98ab8c96eae76dd174eda5"/>
+    <w:p>
+      <w:pPr>
+        <w:pStyle w:val="Heading2"/>
+      </w:pPr>
+      <w:r>
+        <w:t xml:space="preserve">Lernbereich 2 – Netzwerke in der Informatik</w:t>
+      </w:r>
+    </w:p>
+    <w:p>
+      <w:pPr>
+        <w:numPr>
+          <w:ilvl w:val="0"/>
+          <w:numId w:val="1008"/>
+        </w:numPr>
+        <w:pStyle w:val="Compact"/>
+      </w:pPr>
+      <w:r>
+        <w:t xml:space="preserve">☒ README und 10-Stunden-Unterrichtsfolge angelegt.</w:t>
+      </w:r>
+    </w:p>
+    <w:p>
+      <w:pPr>
+        <w:numPr>
+          <w:ilvl w:val="0"/>
+          <w:numId w:val="1008"/>
+        </w:numPr>
+        <w:pStyle w:val="Compact"/>
+      </w:pPr>
+      <w:r>
+        <w:t xml:space="preserve">☒ Arbeitsheft angelegt.</w:t>
+      </w:r>
+    </w:p>
+    <w:p>
+      <w:pPr>
+        <w:numPr>
+          <w:ilvl w:val="0"/>
+          <w:numId w:val="1008"/>
+        </w:numPr>
+        <w:pStyle w:val="Compact"/>
+      </w:pPr>
+      <w:r>
+        <w:t xml:space="preserve">☒ Lehrerband mit didaktischen Hinweisen angelegt.</w:t>
+      </w:r>
+    </w:p>
+    <w:p>
+      <w:pPr>
+        <w:numPr>
+          <w:ilvl w:val="0"/>
+          <w:numId w:val="1008"/>
+        </w:numPr>
+        <w:pStyle w:val="Compact"/>
+      </w:pPr>
+      <w:r>
+        <w:t xml:space="preserve">☒ Materialkarten und Fehlerfälle angelegt.</w:t>
+      </w:r>
+    </w:p>
+    <w:p>
+      <w:pPr>
+        <w:numPr>
+          <w:ilvl w:val="0"/>
+          <w:numId w:val="1008"/>
+        </w:numPr>
+        <w:pStyle w:val="Compact"/>
+      </w:pPr>
+      <w:r>
+        <w:t xml:space="preserve">☒ Lösungen angelegt.</w:t>
+      </w:r>
+    </w:p>
+    <w:p>
+      <w:pPr>
+        <w:numPr>
+          <w:ilvl w:val="0"/>
+          <w:numId w:val="1008"/>
+        </w:numPr>
+        <w:pStyle w:val="Compact"/>
+      </w:pPr>
+      <w:r>
+        <w:t xml:space="preserve">☒ Präsentations-MD angelegt.</w:t>
+      </w:r>
+    </w:p>
+    <w:p>
+      <w:pPr>
+        <w:numPr>
+          <w:ilvl w:val="0"/>
+          <w:numId w:val="1008"/>
+        </w:numPr>
+        <w:pStyle w:val="Compact"/>
+      </w:pPr>
+      <w:r>
+        <w:t xml:space="preserve">☒ Quellen dokumentiert.</w:t>
+      </w:r>
+    </w:p>
+    <w:p>
+      <w:pPr>
+        <w:numPr>
+          <w:ilvl w:val="0"/>
+          <w:numId w:val="1008"/>
+        </w:numPr>
+        <w:pStyle w:val="Compact"/>
+      </w:pPr>
+      <w:r>
+        <w:t xml:space="preserve">☒ LK 4 auf Netzwerke umgestellt und Lösung ergänzt.</w:t>
+      </w:r>
+    </w:p>
+    <w:p>
+      <w:pPr>
+        <w:numPr>
+          <w:ilvl w:val="0"/>
+          <w:numId w:val="1008"/>
+        </w:numPr>
+        <w:pStyle w:val="Compact"/>
+      </w:pPr>
+      <w:r>
+        <w:t xml:space="preserve">☐ Präsentations-PPTX aus dem MD erstellen und visuell prüfen.</w:t>
+      </w:r>
+    </w:p>
+    <w:p>
+      <w:pPr>
+        <w:numPr>
+          <w:ilvl w:val="0"/>
+          <w:numId w:val="1008"/>
+        </w:numPr>
+        <w:pStyle w:val="Compact"/>
+      </w:pPr>
+      <w:r>
+        <w:t xml:space="preserve">☐ PPTX mit ausführlichen Lehrerbemerkungen, eigenen Grafiken und Quellenhinweisen versehen.</w:t>
+      </w:r>
+    </w:p>
+    <w:p>
+      <w:pPr>
+        <w:numPr>
+          <w:ilvl w:val="0"/>
+          <w:numId w:val="1008"/>
+        </w:numPr>
+        <w:pStyle w:val="Compact"/>
+      </w:pPr>
+      <w:r>
+        <w:t xml:space="preserve">☐ Netzwerksequenz nach erster Sichtprüfung auf Aufgabenmenge und 45-Minuten-Taktung feinjustieren.</w:t>
+      </w:r>
+    </w:p>
+    <w:bookmarkEnd w:id="37"/>
+    <w:bookmarkStart w:id="38" w:name="wahlbereiche-1"/>
+    <w:p>
+      <w:pPr>
+        <w:pStyle w:val="Heading2"/>
+      </w:pPr>
+      <w:r>
+        <w:t xml:space="preserve">Wahlbereiche</w:t>
+      </w:r>
+    </w:p>
+    <w:p>
+      <w:pPr>
+        <w:numPr>
+          <w:ilvl w:val="0"/>
+          <w:numId w:val="1009"/>
+        </w:numPr>
+        <w:pStyle w:val="Compact"/>
+      </w:pPr>
+      <w:r>
+        <w:t xml:space="preserve">☐ Wahlbereich</w:t>
+      </w:r>
+      <w:r>
+        <w:t xml:space="preserve"> </w:t>
+      </w:r>
+      <w:r>
+        <w:rPr>
+          <w:bCs/>
+          <w:b/>
+        </w:rPr>
+        <w:t xml:space="preserve">Steuern und Regeln</w:t>
+      </w:r>
+      <w:r>
+        <w:t xml:space="preserve"> </w:t>
+      </w:r>
+      <w:r>
+        <w:t xml:space="preserve">gegen den Lehrplan prüfen.</w:t>
+      </w:r>
+    </w:p>
+    <w:p>
+      <w:pPr>
+        <w:numPr>
+          <w:ilvl w:val="0"/>
+          <w:numId w:val="1009"/>
+        </w:numPr>
+        <w:pStyle w:val="Compact"/>
+      </w:pPr>
+      <w:r>
+        <w:t xml:space="preserve">☐ Wahlbereich</w:t>
+      </w:r>
+      <w:r>
+        <w:t xml:space="preserve"> </w:t>
+      </w:r>
+      <w:r>
+        <w:rPr>
+          <w:bCs/>
+          <w:b/>
+        </w:rPr>
+        <w:t xml:space="preserve">Mobile Endgeräte</w:t>
+      </w:r>
+      <w:r>
+        <w:t xml:space="preserve"> </w:t>
+      </w:r>
+      <w:r>
+        <w:t xml:space="preserve">gegen den Lehrplan prüfen.</w:t>
+      </w:r>
+    </w:p>
+    <w:p>
+      <w:pPr>
+        <w:numPr>
+          <w:ilvl w:val="0"/>
+          <w:numId w:val="1009"/>
+        </w:numPr>
+        <w:pStyle w:val="Compact"/>
+      </w:pPr>
+      <w:r>
+        <w:t xml:space="preserve">☐ Wahlbereich</w:t>
+      </w:r>
+      <w:r>
+        <w:t xml:space="preserve"> </w:t>
+      </w:r>
+      <w:r>
+        <w:rPr>
+          <w:bCs/>
+          <w:b/>
+        </w:rPr>
+        <w:t xml:space="preserve">Computergrafik</w:t>
+      </w:r>
+      <w:r>
+        <w:t xml:space="preserve"> </w:t>
+      </w:r>
+      <w:r>
+        <w:t xml:space="preserve">gegen den Lehrplan prüfen.</w:t>
+      </w:r>
+    </w:p>
+    <w:p>
+      <w:pPr>
+        <w:numPr>
+          <w:ilvl w:val="0"/>
+          <w:numId w:val="1009"/>
+        </w:numPr>
+        <w:pStyle w:val="Compact"/>
+      </w:pPr>
+      <w:r>
+        <w:t xml:space="preserve">☐ Präsentationen der Wahlbereiche auf Vollständigkeit, Lehrerhinweise, Grafiken und Quellen prüfen.</w:t>
+      </w:r>
+    </w:p>
+    <w:bookmarkEnd w:id="38"/>
+    <w:bookmarkStart w:id="39" w:name="lehrplanbasis"/>
+    <w:p>
+      <w:pPr>
+        <w:pStyle w:val="Heading2"/>
+      </w:pPr>
+      <w:r>
+        <w:t xml:space="preserve">Lehrplanbasis</w:t>
+      </w:r>
+    </w:p>
+    <w:p>
+      <w:pPr>
+        <w:pStyle w:val="FirstParagraph"/>
+      </w:pPr>
+      <w:r>
+        <w:t xml:space="preserve">Sächsischer Lehrplan Oberschule Informatik, Neuerarbeitung 2022, Klassenstufe 8:</w:t>
+      </w:r>
+    </w:p>
+    <w:p>
+      <w:pPr>
+        <w:numPr>
+          <w:ilvl w:val="0"/>
+          <w:numId w:val="1010"/>
+        </w:numPr>
+        <w:pStyle w:val="Compact"/>
+      </w:pPr>
+      <w:r>
+        <w:t xml:space="preserve">Lernbereich 1: Algorithmen und Programme – 15 Ustd.</w:t>
+      </w:r>
+    </w:p>
+    <w:p>
+      <w:pPr>
+        <w:numPr>
+          <w:ilvl w:val="0"/>
+          <w:numId w:val="1010"/>
+        </w:numPr>
+        <w:pStyle w:val="Compact"/>
+      </w:pPr>
+      <w:r>
+        <w:t xml:space="preserve">Lernbereich 2: Netzwerke in der Informatik – 10 Ustd.</w:t>
+      </w:r>
+    </w:p>
+    <w:p>
+      <w:pPr>
+        <w:numPr>
+          <w:ilvl w:val="0"/>
+          <w:numId w:val="1010"/>
+        </w:numPr>
+        <w:pStyle w:val="Compact"/>
+      </w:pPr>
+      <w:r>
+        <w:t xml:space="preserve">Wahlbereich 1: Steuern und Regeln</w:t>
+      </w:r>
+    </w:p>
+    <w:p>
+      <w:pPr>
+        <w:numPr>
+          <w:ilvl w:val="0"/>
+          <w:numId w:val="1010"/>
+        </w:numPr>
+        <w:pStyle w:val="Compact"/>
+      </w:pPr>
+      <w:r>
+        <w:t xml:space="preserve">Wahlbereich 2: Mobile Endgeräte</w:t>
+      </w:r>
+    </w:p>
+    <w:p>
+      <w:pPr>
+        <w:numPr>
+          <w:ilvl w:val="0"/>
+          <w:numId w:val="1010"/>
+        </w:numPr>
+        <w:pStyle w:val="Compact"/>
+      </w:pPr>
+      <w:r>
+        <w:t xml:space="preserve">Wahlbereich 3: Computergrafik</w:t>
+      </w:r>
+    </w:p>
+    <w:p>
+      <w:pPr>
+        <w:pStyle w:val="FirstParagraph"/>
+      </w:pPr>
+      <w:r>
+        <w:t xml:space="preserve">https://www.schulportal.sachsen.de/lplandb/lehrplan/514</w:t>
+      </w:r>
+    </w:p>
+    <w:p>
+      <w:r>
+        <w:br w:type="page"/>
+      </w:r>
+    </w:p>
+    <w:bookmarkEnd w:id="39"/>
+    <w:bookmarkEnd w:id="40"/>
+    <w:bookmarkStart w:id="48" w:name="meilensteine-klasse-8-1"/>
+    <w:p>
+      <w:pPr>
+        <w:pStyle w:val="Heading1"/>
+      </w:pPr>
+      <w:r>
+        <w:t xml:space="preserve">Meilensteine – Klasse 8</w:t>
+      </w:r>
+    </w:p>
+    <w:bookmarkStart w:id="41" w:name="zielbild"/>
+    <w:p>
+      <w:pPr>
+        <w:pStyle w:val="Heading2"/>
+      </w:pPr>
+      <w:r>
+        <w:t xml:space="preserve">Zielbild</w:t>
+      </w:r>
+    </w:p>
+    <w:p>
+      <w:pPr>
+        <w:pStyle w:val="FirstParagraph"/>
+      </w:pPr>
+      <w:r>
+        <w:t xml:space="preserve">Klasse 8 vertieft die in Klasse 7 eingeführten objektorientierten Begriffe und verbindet sie mit systematischer Algorithmik und Robot Karol.</w:t>
+      </w:r>
+    </w:p>
+    <w:bookmarkEnd w:id="41"/>
+    <w:bookmarkStart w:id="42" w:name="meilenstein-1-objektorientierung"/>
+    <w:p>
+      <w:pPr>
+        <w:pStyle w:val="Heading2"/>
+      </w:pPr>
+      <w:r>
+        <w:t xml:space="preserve">Meilenstein 1 – Objektorientierung</w:t>
+      </w:r>
+    </w:p>
+    <w:p>
+      <w:pPr>
+        <w:pStyle w:val="FirstParagraph"/>
+      </w:pPr>
+      <w:r>
+        <w:t xml:space="preserve">Nach Abschluss können die Schülerinnen und Schüler:</w:t>
+      </w:r>
+    </w:p>
+    <w:p>
+      <w:pPr>
+        <w:numPr>
+          <w:ilvl w:val="0"/>
+          <w:numId w:val="1011"/>
+        </w:numPr>
+        <w:pStyle w:val="Compact"/>
+      </w:pPr>
+      <w:r>
+        <w:t xml:space="preserve">Objekt und Klasse sicher unterscheiden,</w:t>
+      </w:r>
+    </w:p>
+    <w:p>
+      <w:pPr>
+        <w:numPr>
+          <w:ilvl w:val="0"/>
+          <w:numId w:val="1011"/>
+        </w:numPr>
+        <w:pStyle w:val="Compact"/>
+      </w:pPr>
+      <w:r>
+        <w:t xml:space="preserve">Attribute und Attributwerte korrekt zuordnen,</w:t>
+      </w:r>
+    </w:p>
+    <w:p>
+      <w:pPr>
+        <w:numPr>
+          <w:ilvl w:val="0"/>
+          <w:numId w:val="1011"/>
+        </w:numPr>
+        <w:pStyle w:val="Compact"/>
+      </w:pPr>
+      <w:r>
+        <w:t xml:space="preserve">Zustände über Attributwerte beschreiben,</w:t>
+      </w:r>
+    </w:p>
+    <w:p>
+      <w:pPr>
+        <w:numPr>
+          <w:ilvl w:val="0"/>
+          <w:numId w:val="1011"/>
         </w:numPr>
         <w:pStyle w:val="Compact"/>
       </w:pPr>
@@ -1488,8 +2725,8 @@
         <w:t xml:space="preserve">LK 1.</w:t>
       </w:r>
     </w:p>
-    <w:bookmarkEnd w:id="28"/>
-    <w:bookmarkStart w:id="29" w:name="meilenstein-2-algorithmen"/>
+    <w:bookmarkEnd w:id="42"/>
+    <w:bookmarkStart w:id="43" w:name="meilenstein-2-algorithmen"/>
     <w:p>
       <w:pPr>
         <w:pStyle w:val="Heading2"/>
@@ -1510,7 +2747,7 @@
       <w:pPr>
         <w:numPr>
           <w:ilvl w:val="0"/>
-          <w:numId w:val="1004"/>
+          <w:numId w:val="1012"/>
         </w:numPr>
         <w:pStyle w:val="Compact"/>
       </w:pPr>
@@ -1522,7 +2759,7 @@
       <w:pPr>
         <w:numPr>
           <w:ilvl w:val="0"/>
-          <w:numId w:val="1004"/>
+          <w:numId w:val="1012"/>
         </w:numPr>
         <w:pStyle w:val="Compact"/>
       </w:pPr>
@@ -1534,7 +2771,7 @@
       <w:pPr>
         <w:numPr>
           <w:ilvl w:val="0"/>
-          <w:numId w:val="1004"/>
+          <w:numId w:val="1012"/>
         </w:numPr>
         <w:pStyle w:val="Compact"/>
       </w:pPr>
@@ -1546,7 +2783,7 @@
       <w:pPr>
         <w:numPr>
           <w:ilvl w:val="0"/>
-          <w:numId w:val="1004"/>
+          <w:numId w:val="1012"/>
         </w:numPr>
         <w:pStyle w:val="Compact"/>
       </w:pPr>
@@ -1572,8 +2809,8 @@
         <w:t xml:space="preserve">LK 2.</w:t>
       </w:r>
     </w:p>
-    <w:bookmarkEnd w:id="29"/>
-    <w:bookmarkStart w:id="30" w:name="meilenstein-3-robot-karol-grundlagen"/>
+    <w:bookmarkEnd w:id="43"/>
+    <w:bookmarkStart w:id="44" w:name="meilenstein-3-robot-karol-grundlagen"/>
     <w:p>
       <w:pPr>
         <w:pStyle w:val="Heading2"/>
@@ -1594,7 +2831,7 @@
       <w:pPr>
         <w:numPr>
           <w:ilvl w:val="0"/>
-          <w:numId w:val="1005"/>
+          <w:numId w:val="1013"/>
         </w:numPr>
         <w:pStyle w:val="Compact"/>
       </w:pPr>
@@ -1606,7 +2843,7 @@
       <w:pPr>
         <w:numPr>
           <w:ilvl w:val="0"/>
-          <w:numId w:val="1005"/>
+          <w:numId w:val="1013"/>
         </w:numPr>
         <w:pStyle w:val="Compact"/>
       </w:pPr>
@@ -1618,7 +2855,7 @@
       <w:pPr>
         <w:numPr>
           <w:ilvl w:val="0"/>
-          <w:numId w:val="1005"/>
+          <w:numId w:val="1013"/>
         </w:numPr>
         <w:pStyle w:val="Compact"/>
       </w:pPr>
@@ -1630,7 +2867,7 @@
       <w:pPr>
         <w:numPr>
           <w:ilvl w:val="0"/>
-          <w:numId w:val="1005"/>
+          <w:numId w:val="1013"/>
         </w:numPr>
         <w:pStyle w:val="Compact"/>
       </w:pPr>
@@ -1638,8 +2875,8 @@
         <w:t xml:space="preserve">Programme testen und debuggen.</w:t>
       </w:r>
     </w:p>
-    <w:bookmarkEnd w:id="30"/>
-    <w:bookmarkStart w:id="31" w:name="meilenstein-4-robot-karol-vertieft"/>
+    <w:bookmarkEnd w:id="44"/>
+    <w:bookmarkStart w:id="45" w:name="meilenstein-4-robot-karol-vertieft"/>
     <w:p>
       <w:pPr>
         <w:pStyle w:val="Heading2"/>
@@ -1660,7 +2897,7 @@
       <w:pPr>
         <w:numPr>
           <w:ilvl w:val="0"/>
-          <w:numId w:val="1006"/>
+          <w:numId w:val="1014"/>
         </w:numPr>
         <w:pStyle w:val="Compact"/>
       </w:pPr>
@@ -1672,7 +2909,7 @@
       <w:pPr>
         <w:numPr>
           <w:ilvl w:val="0"/>
-          <w:numId w:val="1006"/>
+          <w:numId w:val="1014"/>
         </w:numPr>
         <w:pStyle w:val="Compact"/>
       </w:pPr>
@@ -1684,7 +2921,7 @@
       <w:pPr>
         <w:numPr>
           <w:ilvl w:val="0"/>
-          <w:numId w:val="1006"/>
+          <w:numId w:val="1014"/>
         </w:numPr>
         <w:pStyle w:val="Compact"/>
       </w:pPr>
@@ -1696,7 +2933,7 @@
       <w:pPr>
         <w:numPr>
           <w:ilvl w:val="0"/>
-          <w:numId w:val="1006"/>
+          <w:numId w:val="1014"/>
         </w:numPr>
         <w:pStyle w:val="Compact"/>
       </w:pPr>
@@ -1722,8 +2959,8 @@
         <w:t xml:space="preserve">LK 3.</w:t>
       </w:r>
     </w:p>
-    <w:bookmarkEnd w:id="31"/>
-    <w:bookmarkStart w:id="32" w:name="meilenstein-5-transfer"/>
+    <w:bookmarkEnd w:id="45"/>
+    <w:bookmarkStart w:id="46" w:name="meilenstein-5-transfer"/>
     <w:p>
       <w:pPr>
         <w:pStyle w:val="Heading2"/>
@@ -1758,8 +2995,8 @@
         <w:t xml:space="preserve">LK 4.</w:t>
       </w:r>
     </w:p>
-    <w:bookmarkEnd w:id="32"/>
-    <w:bookmarkStart w:id="33" w:name="notenplanung"/>
+    <w:bookmarkEnd w:id="46"/>
+    <w:bookmarkStart w:id="47" w:name="notenplanung"/>
     <w:p>
       <w:pPr>
         <w:pStyle w:val="Heading2"/>
@@ -1772,7 +3009,7 @@
       <w:pPr>
         <w:numPr>
           <w:ilvl w:val="0"/>
-          <w:numId w:val="1007"/>
+          <w:numId w:val="1015"/>
         </w:numPr>
         <w:pStyle w:val="Compact"/>
       </w:pPr>
@@ -1781,7 +3018,7 @@
       <w:pPr>
         <w:numPr>
           <w:ilvl w:val="1"/>
-          <w:numId w:val="1008"/>
+          <w:numId w:val="1016"/>
         </w:numPr>
         <w:pStyle w:val="Compact"/>
       </w:pPr>
@@ -1793,7 +3030,7 @@
       <w:pPr>
         <w:numPr>
           <w:ilvl w:val="0"/>
-          <w:numId w:val="1007"/>
+          <w:numId w:val="1015"/>
         </w:numPr>
         <w:pStyle w:val="Compact"/>
       </w:pPr>
@@ -1802,7 +3039,7 @@
       <w:pPr>
         <w:numPr>
           <w:ilvl w:val="1"/>
-          <w:numId w:val="1009"/>
+          <w:numId w:val="1017"/>
         </w:numPr>
         <w:pStyle w:val="Compact"/>
       </w:pPr>
@@ -1818,8 +3055,8 @@
         <w:t xml:space="preserve">Damit stehen pro Halbjahr zwei schriftliche Noten zur Verfügung. Praktische Projekte bleiben Übung und Diagnose.</w:t>
       </w:r>
     </w:p>
-    <w:bookmarkEnd w:id="33"/>
-    <w:bookmarkEnd w:id="34"/>
+    <w:bookmarkEnd w:id="47"/>
+    <w:bookmarkEnd w:id="48"/>
     <w:sectPr>
       <w:headerReference r:id="rId9" w:type="default"/>
       <w:footerReference r:id="rId11" w:type="default"/>
@@ -1850,7 +3087,7 @@
       <w:rPr>
         <w:sz w:val="16"/>
       </w:rPr>
-      <w:t>Unterrichtsmaterial Oberschule Sachsen · Version v0.4.0-376-gf442749-dirty · Build 17.08.2026</w:t>
+      <w:t>Unterrichtsmaterial Oberschule Sachsen · Version v0.4.0-410-g8744ce6-dirty · Build 17.08.2026</w:t>
     </w:r>
   </w:p>
 </w:ftr>
@@ -2467,24 +3704,6 @@
     </w:lvlOverride>
   </w:num>
   <w:num w:numId="1002">
-    <w:abstractNumId w:val="991"/>
-  </w:num>
-  <w:num w:numId="1003">
-    <w:abstractNumId w:val="991"/>
-  </w:num>
-  <w:num w:numId="1004">
-    <w:abstractNumId w:val="991"/>
-  </w:num>
-  <w:num w:numId="1005">
-    <w:abstractNumId w:val="991"/>
-  </w:num>
-  <w:num w:numId="1006">
-    <w:abstractNumId w:val="991"/>
-  </w:num>
-  <w:num w:numId="1007">
-    <w:abstractNumId w:val="991"/>
-  </w:num>
-  <w:num w:numId="1008">
     <w:abstractNumId w:val="99411"/>
     <w:lvlOverride w:ilvl="0">
       <w:startOverride w:val="1"/>
@@ -2514,7 +3733,103 @@
       <w:startOverride w:val="1"/>
     </w:lvlOverride>
   </w:num>
+  <w:num w:numId="1003">
+    <w:abstractNumId w:val="99411"/>
+    <w:lvlOverride w:ilvl="0">
+      <w:startOverride w:val="1"/>
+    </w:lvlOverride>
+    <w:lvlOverride w:ilvl="1">
+      <w:startOverride w:val="1"/>
+    </w:lvlOverride>
+    <w:lvlOverride w:ilvl="2">
+      <w:startOverride w:val="1"/>
+    </w:lvlOverride>
+    <w:lvlOverride w:ilvl="3">
+      <w:startOverride w:val="1"/>
+    </w:lvlOverride>
+    <w:lvlOverride w:ilvl="4">
+      <w:startOverride w:val="1"/>
+    </w:lvlOverride>
+    <w:lvlOverride w:ilvl="5">
+      <w:startOverride w:val="1"/>
+    </w:lvlOverride>
+    <w:lvlOverride w:ilvl="6">
+      <w:startOverride w:val="1"/>
+    </w:lvlOverride>
+    <w:lvlOverride w:ilvl="7">
+      <w:startOverride w:val="1"/>
+    </w:lvlOverride>
+    <w:lvlOverride w:ilvl="8">
+      <w:startOverride w:val="1"/>
+    </w:lvlOverride>
+  </w:num>
+  <w:num w:numId="1004">
+    <w:abstractNumId w:val="991"/>
+  </w:num>
+  <w:num w:numId="1005">
+    <w:abstractNumId w:val="991"/>
+  </w:num>
+  <w:num w:numId="1006">
+    <w:abstractNumId w:val="991"/>
+  </w:num>
+  <w:num w:numId="1007">
+    <w:abstractNumId w:val="991"/>
+  </w:num>
+  <w:num w:numId="1008">
+    <w:abstractNumId w:val="991"/>
+  </w:num>
   <w:num w:numId="1009">
+    <w:abstractNumId w:val="991"/>
+  </w:num>
+  <w:num w:numId="1010">
+    <w:abstractNumId w:val="991"/>
+  </w:num>
+  <w:num w:numId="1011">
+    <w:abstractNumId w:val="991"/>
+  </w:num>
+  <w:num w:numId="1012">
+    <w:abstractNumId w:val="991"/>
+  </w:num>
+  <w:num w:numId="1013">
+    <w:abstractNumId w:val="991"/>
+  </w:num>
+  <w:num w:numId="1014">
+    <w:abstractNumId w:val="991"/>
+  </w:num>
+  <w:num w:numId="1015">
+    <w:abstractNumId w:val="991"/>
+  </w:num>
+  <w:num w:numId="1016">
+    <w:abstractNumId w:val="99411"/>
+    <w:lvlOverride w:ilvl="0">
+      <w:startOverride w:val="1"/>
+    </w:lvlOverride>
+    <w:lvlOverride w:ilvl="1">
+      <w:startOverride w:val="1"/>
+    </w:lvlOverride>
+    <w:lvlOverride w:ilvl="2">
+      <w:startOverride w:val="1"/>
+    </w:lvlOverride>
+    <w:lvlOverride w:ilvl="3">
+      <w:startOverride w:val="1"/>
+    </w:lvlOverride>
+    <w:lvlOverride w:ilvl="4">
+      <w:startOverride w:val="1"/>
+    </w:lvlOverride>
+    <w:lvlOverride w:ilvl="5">
+      <w:startOverride w:val="1"/>
+    </w:lvlOverride>
+    <w:lvlOverride w:ilvl="6">
+      <w:startOverride w:val="1"/>
+    </w:lvlOverride>
+    <w:lvlOverride w:ilvl="7">
+      <w:startOverride w:val="1"/>
+    </w:lvlOverride>
+    <w:lvlOverride w:ilvl="8">
+      <w:startOverride w:val="1"/>
+    </w:lvlOverride>
+  </w:num>
+  <w:num w:numId="1017">
     <w:abstractNumId w:val="99412"/>
     <w:lvlOverride w:ilvl="0">
       <w:startOverride w:val="2"/>

--- a/Ausgabe/Klasse_8.docx
+++ b/Ausgabe/Klasse_8.docx
@@ -49,7 +49,7 @@
         <w:br w:type="page"/>
       </w:r>
     </w:p>
-    <w:bookmarkStart w:id="29" w:name="klasse-8-informatik"/>
+    <w:bookmarkStart w:id="30" w:name="klasse-8-informatik"/>
     <w:p>
       <w:pPr>
         <w:pStyle w:val="Heading1"/>
@@ -84,7 +84,7 @@
         <w:pStyle w:val="FirstParagraph"/>
       </w:pPr>
       <w:r>
-        <w:t xml:space="preserve">Die Materialien sind für Einzelstunden von 45 Minuten geplant und knüpfen an Klasse 7 an. Jede Stunde beginnt mit einem kurzen Rückblick und einer Leitfrage und endet mit Sicherung und Ausblick.</w:t>
+        <w:t xml:space="preserve">Die Materialien sind für Einzelstunden von 45 Minuten geplant. Die fachlichen Begriffe werden in Klasse 8 jeweils so eingeführt, dass die Unterrichtsfolge auch ohne vorausgesetzte Behandlung einzelner Inhalte in Klasse 7 eingesetzt werden kann. Jede Sequenz beginnt mit einer Leitfrage und führt schrittweise vom konkreten Beispiel zum Fachbegriff und zur Anwendung.</w:t>
       </w:r>
     </w:p>
     <w:bookmarkEnd w:id="20"/>
@@ -142,7 +142,7 @@
         <w:pStyle w:val="FirstParagraph"/>
       </w:pPr>
       <w:r>
-        <w:t xml:space="preserve">Die vorhandene Unterrichtsfolge</w:t>
+        <w:t xml:space="preserve">Die Unterrichtsfolge</w:t>
       </w:r>
       <w:r>
         <w:t xml:space="preserve"> </w:t>
@@ -158,26 +158,17 @@
         <w:t xml:space="preserve"> </w:t>
       </w:r>
       <w:r>
-        <w:t xml:space="preserve">bleibt bewusst erhalten. Sie bildet eine didaktische Progression innerhalb des ersten Pflichtlernbereichs: Begriffe wie Objekt, Klasse, Attribut, Attributwert und Methode werden zunächst systematisiert; darauf bauen algorithmische Grundstrukturen und schließlich die praktische Umsetzung mit Robot Karol auf.</w:t>
+        <w:t xml:space="preserve">bleibt bewusst erhalten. Sie bildet eine didaktische Progression innerhalb des ersten Pflichtlernbereichs: Objekt, Klasse, Attribut, Attributwert, Zustand und Methode werden voraussetzungsfrei aufgebaut; darauf folgen algorithmische Grundstrukturen und schließlich die praktische Umsetzung mit Robot Karol.</w:t>
       </w:r>
     </w:p>
     <w:bookmarkEnd w:id="21"/>
-    <w:bookmarkStart w:id="24" w:name="geplanter-lernweg"/>
+    <w:bookmarkStart w:id="22" w:name="ordnerstruktur"/>
     <w:p>
       <w:pPr>
         <w:pStyle w:val="Heading2"/>
       </w:pPr>
       <w:r>
-        <w:t xml:space="preserve">Geplanter Lernweg</w:t>
-      </w:r>
-    </w:p>
-    <w:bookmarkStart w:id="22" w:name="lernbereich-1-algorithmen-und-programme"/>
-    <w:p>
-      <w:pPr>
-        <w:pStyle w:val="Heading3"/>
-      </w:pPr>
-      <w:r>
-        <w:t xml:space="preserve">Lernbereich 1 – Algorithmen und Programme</w:t>
+        <w:t xml:space="preserve">Ordnerstruktur</w:t>
       </w:r>
     </w:p>
     <w:p>
@@ -189,7 +180,16 @@
         <w:pStyle w:val="Compact"/>
       </w:pPr>
       <w:r>
-        <w:t xml:space="preserve">Objekte, Attribute und Attributwerte systematisieren</w:t>
+        <w:rPr>
+          <w:rStyle w:val="VerbatimChar"/>
+        </w:rPr>
+        <w:t xml:space="preserve">00_Organisation</w:t>
+      </w:r>
+      <w:r>
+        <w:t xml:space="preserve"> </w:t>
+      </w:r>
+      <w:r>
+        <w:t xml:space="preserve">– organisatorische Unterlagen</w:t>
       </w:r>
     </w:p>
     <w:p>
@@ -201,7 +201,16 @@
         <w:pStyle w:val="Compact"/>
       </w:pPr>
       <w:r>
-        <w:t xml:space="preserve">Klassen als Baupläne gleichartiger Objekte</w:t>
+        <w:rPr>
+          <w:rStyle w:val="VerbatimChar"/>
+        </w:rPr>
+        <w:t xml:space="preserve">01_Objektorientierte_Modellierung</w:t>
+      </w:r>
+      <w:r>
+        <w:t xml:space="preserve"> </w:t>
+      </w:r>
+      <w:r>
+        <w:t xml:space="preserve">– voraussetzungsfreier Einstieg in Objekte, Klassen, Attribute, Zustände und Methoden</w:t>
       </w:r>
     </w:p>
     <w:p>
@@ -213,7 +222,16 @@
         <w:pStyle w:val="Compact"/>
       </w:pPr>
       <w:r>
-        <w:t xml:space="preserve">Methoden und Zustandsänderungen</w:t>
+        <w:rPr>
+          <w:rStyle w:val="VerbatimChar"/>
+        </w:rPr>
+        <w:t xml:space="preserve">02_Algorithmen</w:t>
+      </w:r>
+      <w:r>
+        <w:t xml:space="preserve"> </w:t>
+      </w:r>
+      <w:r>
+        <w:t xml:space="preserve">– Algorithmusbegriff, Kontrollstrukturen, Darstellungsformen und Testen</w:t>
       </w:r>
     </w:p>
     <w:p>
@@ -225,7 +243,16 @@
         <w:pStyle w:val="Compact"/>
       </w:pPr>
       <w:r>
-        <w:t xml:space="preserve">Algorithmusbegriff und Eigenschaften</w:t>
+        <w:rPr>
+          <w:rStyle w:val="VerbatimChar"/>
+        </w:rPr>
+        <w:t xml:space="preserve">03_Robot_Karol</w:t>
+      </w:r>
+      <w:r>
+        <w:t xml:space="preserve"> </w:t>
+      </w:r>
+      <w:r>
+        <w:t xml:space="preserve">– praktische Umsetzung, Bedingungen, Wiederholungen, Verschachtelung und eigene Anweisungen</w:t>
       </w:r>
     </w:p>
     <w:p>
@@ -237,7 +264,16 @@
         <w:pStyle w:val="Compact"/>
       </w:pPr>
       <w:r>
-        <w:t xml:space="preserve">Sequenz, Wiederholung und Verzweigung</w:t>
+        <w:rPr>
+          <w:rStyle w:val="VerbatimChar"/>
+        </w:rPr>
+        <w:t xml:space="preserve">04_Netzwerke_in_der_Informatik</w:t>
+      </w:r>
+      <w:r>
+        <w:t xml:space="preserve"> </w:t>
+      </w:r>
+      <w:r>
+        <w:t xml:space="preserve">– zweiter Pflichtlernbereich</w:t>
       </w:r>
     </w:p>
     <w:p>
@@ -249,7 +285,16 @@
         <w:pStyle w:val="Compact"/>
       </w:pPr>
       <w:r>
-        <w:t xml:space="preserve">Algorithmen darstellen, testen und verbessern</w:t>
+        <w:rPr>
+          <w:rStyle w:val="VerbatimChar"/>
+        </w:rPr>
+        <w:t xml:space="preserve">05_Leistungskontrollen</w:t>
+      </w:r>
+      <w:r>
+        <w:t xml:space="preserve"> </w:t>
+      </w:r>
+      <w:r>
+        <w:t xml:space="preserve">– zentrale schriftliche Leistungskontrollen und Lösungen</w:t>
       </w:r>
     </w:p>
     <w:p>
@@ -261,7 +306,16 @@
         <w:pStyle w:val="Compact"/>
       </w:pPr>
       <w:r>
-        <w:t xml:space="preserve">Robot Karol als didaktisch reduzierte Programmierumgebung</w:t>
+        <w:rPr>
+          <w:rStyle w:val="VerbatimChar"/>
+        </w:rPr>
+        <w:t xml:space="preserve">06_Wahlbereich_Steuern_und_Regeln</w:t>
+      </w:r>
+      <w:r>
+        <w:t xml:space="preserve"> </w:t>
+      </w:r>
+      <w:r>
+        <w:t xml:space="preserve">– Wahlbereich; derzeit README-Platzhalter bis zum vollständigen Ausbau</w:t>
       </w:r>
     </w:p>
     <w:p>
@@ -273,7 +327,16 @@
         <w:pStyle w:val="Compact"/>
       </w:pPr>
       <w:r>
-        <w:t xml:space="preserve">Bedingungen, Wiederholungen und Sensoren praktisch anwenden</w:t>
+        <w:rPr>
+          <w:rStyle w:val="VerbatimChar"/>
+        </w:rPr>
+        <w:t xml:space="preserve">07_Wahlbereich_Mobile_Endgeraete</w:t>
+      </w:r>
+      <w:r>
+        <w:t xml:space="preserve"> </w:t>
+      </w:r>
+      <w:r>
+        <w:t xml:space="preserve">– Wahlbereich; derzeit README-Platzhalter bis zum vollständigen Ausbau</w:t>
       </w:r>
     </w:p>
     <w:p>
@@ -285,7 +348,16 @@
         <w:pStyle w:val="Compact"/>
       </w:pPr>
       <w:r>
-        <w:t xml:space="preserve">Unterprogramme, Problemlöseprozess und Debugging</w:t>
+        <w:rPr>
+          <w:rStyle w:val="VerbatimChar"/>
+        </w:rPr>
+        <w:t xml:space="preserve">08_Wahlbereich_Computergrafik</w:t>
+      </w:r>
+      <w:r>
+        <w:t xml:space="preserve"> </w:t>
+      </w:r>
+      <w:r>
+        <w:t xml:space="preserve">– Wahlbereich; derzeit README-Platzhalter bis zum vollständigen Ausbau</w:t>
       </w:r>
     </w:p>
     <w:p>
@@ -297,41 +369,43 @@
         <w:pStyle w:val="Compact"/>
       </w:pPr>
       <w:r>
-        <w:t xml:space="preserve">Projekt- und Transferaufgaben</w:t>
-      </w:r>
-    </w:p>
-    <w:p>
-      <w:pPr>
-        <w:numPr>
-          <w:ilvl w:val="0"/>
-          <w:numId w:val="1002"/>
-        </w:numPr>
-        <w:pStyle w:val="Compact"/>
-      </w:pPr>
-      <w:r>
-        <w:t xml:space="preserve">Grenzen der Berechenbarkeit exemplarisch thematisieren</w:t>
-      </w:r>
-    </w:p>
-    <w:p>
-      <w:pPr>
-        <w:numPr>
-          <w:ilvl w:val="0"/>
-          <w:numId w:val="1002"/>
-        </w:numPr>
-        <w:pStyle w:val="Compact"/>
-      </w:pPr>
-      <w:r>
-        <w:t xml:space="preserve">Bedeutung von Algorithmen im gesellschaftlichen Kontext reflektieren</w:t>
+        <w:rPr>
+          <w:rStyle w:val="VerbatimChar"/>
+        </w:rPr>
+        <w:t xml:space="preserve">90_Zusatzmaterial_Scratch_aus_Klasse7</w:t>
+      </w:r>
+      <w:r>
+        <w:t xml:space="preserve"> </w:t>
+      </w:r>
+      <w:r>
+        <w:t xml:space="preserve">– optionales Zusatzmaterial</w:t>
+      </w:r>
+    </w:p>
+    <w:p>
+      <w:pPr>
+        <w:pStyle w:val="FirstParagraph"/>
+      </w:pPr>
+      <w:r>
+        <w:t xml:space="preserve">Damit besitzt jeder reguläre Top-Level-Bereich eine eindeutige Nummer. README-only-Wahlbereiche sind bewusst als noch auszubauende Platzhalter gekennzeichnet und keine versehentlich leeren Unterrichtsordner.</w:t>
       </w:r>
     </w:p>
     <w:bookmarkEnd w:id="22"/>
-    <w:bookmarkStart w:id="23" w:name="X0e75de5fbec11c7e945910b4f183e1434f2f120"/>
+    <w:bookmarkStart w:id="25" w:name="geplanter-lernweg"/>
+    <w:p>
+      <w:pPr>
+        <w:pStyle w:val="Heading2"/>
+      </w:pPr>
+      <w:r>
+        <w:t xml:space="preserve">Geplanter Lernweg</w:t>
+      </w:r>
+    </w:p>
+    <w:bookmarkStart w:id="23" w:name="lernbereich-1-algorithmen-und-programme"/>
     <w:p>
       <w:pPr>
         <w:pStyle w:val="Heading3"/>
       </w:pPr>
       <w:r>
-        <w:t xml:space="preserve">Lernbereich 2 – Netzwerke in der Informatik</w:t>
+        <w:t xml:space="preserve">Lernbereich 1 – Algorithmen und Programme</w:t>
       </w:r>
     </w:p>
     <w:p>
@@ -343,7 +417,7 @@
         <w:pStyle w:val="Compact"/>
       </w:pPr>
       <w:r>
-        <w:t xml:space="preserve">Bedeutung und Aufbau von Netzwerken</w:t>
+        <w:t xml:space="preserve">Konkrete Objekte und ihre Eigenschaften</w:t>
       </w:r>
     </w:p>
     <w:p>
@@ -355,7 +429,7 @@
         <w:pStyle w:val="Compact"/>
       </w:pPr>
       <w:r>
-        <w:t xml:space="preserve">LAN, WLAN, Intranet und Internet</w:t>
+        <w:t xml:space="preserve">Attribute und Attributwerte</w:t>
       </w:r>
     </w:p>
     <w:p>
@@ -367,7 +441,7 @@
         <w:pStyle w:val="Compact"/>
       </w:pPr>
       <w:r>
-        <w:t xml:space="preserve">Client, Server, Router, Switch und Accesspoint</w:t>
+        <w:t xml:space="preserve">Klassen als gemeinsame Beschreibung gleichartiger Objekte</w:t>
       </w:r>
     </w:p>
     <w:p>
@@ -379,7 +453,7 @@
         <w:pStyle w:val="Compact"/>
       </w:pPr>
       <w:r>
-        <w:t xml:space="preserve">Endgeräte in ein einfaches Netzwerk einbinden</w:t>
+        <w:t xml:space="preserve">Zustände und Methoden</w:t>
       </w:r>
     </w:p>
     <w:p>
@@ -391,7 +465,7 @@
         <w:pStyle w:val="Compact"/>
       </w:pPr>
       <w:r>
-        <w:t xml:space="preserve">IP-Adressen und DNS grundlegend einordnen</w:t>
+        <w:t xml:space="preserve">Algorithmusbegriff und Qualitätsmerkmale</w:t>
       </w:r>
     </w:p>
     <w:p>
@@ -403,7 +477,7 @@
         <w:pStyle w:val="Compact"/>
       </w:pPr>
       <w:r>
-        <w:t xml:space="preserve">Übertragungsmedien: Kupfer, Lichtwellenleiter und Funk</w:t>
+        <w:t xml:space="preserve">Sequenz, Wiederholung, Verzweigung und Verschachtelung</w:t>
       </w:r>
     </w:p>
     <w:p>
@@ -415,7 +489,7 @@
         <w:pStyle w:val="Compact"/>
       </w:pPr>
       <w:r>
-        <w:t xml:space="preserve">Netzwerkprotokolle und Dienste: HTTP, FTP, Mail, WWW</w:t>
+        <w:t xml:space="preserve">Algorithmen als Pseudocode und Struktogramm darstellen</w:t>
       </w:r>
     </w:p>
     <w:p>
@@ -427,7 +501,7 @@
         <w:pStyle w:val="Compact"/>
       </w:pPr>
       <w:r>
-        <w:t xml:space="preserve">Datenwege untersuchen und grafisch nachvollziehen</w:t>
+        <w:t xml:space="preserve">Testfälle, Fehlersuche und Debugging-Zyklus</w:t>
       </w:r>
     </w:p>
     <w:p>
@@ -439,7 +513,7 @@
         <w:pStyle w:val="Compact"/>
       </w:pPr>
       <w:r>
-        <w:t xml:space="preserve">historische Kryptografie: Skytale, Freimaurer-/Substitutionsverfahren, Caesar</w:t>
+        <w:t xml:space="preserve">Robot Karol als didaktisch reduzierte Programmierumgebung</w:t>
       </w:r>
     </w:p>
     <w:p>
@@ -451,18 +525,77 @@
         <w:pStyle w:val="Compact"/>
       </w:pPr>
       <w:r>
-        <w:t xml:space="preserve">Klartext, Geheimtext, Schlüssel und symmetrische Verschlüsselung; Bezug zur Gegenwart</w:t>
+        <w:t xml:space="preserve">Bedingungen und Sensorfragen praktisch anwenden</w:t>
+      </w:r>
+    </w:p>
+    <w:p>
+      <w:pPr>
+        <w:numPr>
+          <w:ilvl w:val="0"/>
+          <w:numId w:val="1003"/>
+        </w:numPr>
+        <w:pStyle w:val="Compact"/>
+      </w:pPr>
+      <w:r>
+        <w:t xml:space="preserve">Eigene Anweisungen definieren, aufrufen und wiederverwenden</w:t>
+      </w:r>
+    </w:p>
+    <w:p>
+      <w:pPr>
+        <w:numPr>
+          <w:ilvl w:val="0"/>
+          <w:numId w:val="1003"/>
+        </w:numPr>
+        <w:pStyle w:val="Compact"/>
+      </w:pPr>
+      <w:r>
+        <w:t xml:space="preserve">Probleme in Teilprobleme zerlegen und Lösungen strukturieren</w:t>
+      </w:r>
+    </w:p>
+    <w:p>
+      <w:pPr>
+        <w:numPr>
+          <w:ilvl w:val="0"/>
+          <w:numId w:val="1003"/>
+        </w:numPr>
+        <w:pStyle w:val="Compact"/>
+      </w:pPr>
+      <w:r>
+        <w:t xml:space="preserve">Projekt- und Transferaufgaben</w:t>
+      </w:r>
+    </w:p>
+    <w:p>
+      <w:pPr>
+        <w:numPr>
+          <w:ilvl w:val="0"/>
+          <w:numId w:val="1003"/>
+        </w:numPr>
+        <w:pStyle w:val="Compact"/>
+      </w:pPr>
+      <w:r>
+        <w:t xml:space="preserve">Grenzen der Berechenbarkeit exemplarisch thematisieren</w:t>
+      </w:r>
+    </w:p>
+    <w:p>
+      <w:pPr>
+        <w:numPr>
+          <w:ilvl w:val="0"/>
+          <w:numId w:val="1003"/>
+        </w:numPr>
+        <w:pStyle w:val="Compact"/>
+      </w:pPr>
+      <w:r>
+        <w:t xml:space="preserve">Bedeutung von Algorithmen im gesellschaftlichen Kontext reflektieren</w:t>
       </w:r>
     </w:p>
     <w:bookmarkEnd w:id="23"/>
-    <w:bookmarkEnd w:id="24"/>
-    <w:bookmarkStart w:id="25" w:name="wahlbereiche"/>
-    <w:p>
-      <w:pPr>
-        <w:pStyle w:val="Heading2"/>
-      </w:pPr>
-      <w:r>
-        <w:t xml:space="preserve">Wahlbereiche</w:t>
+    <w:bookmarkStart w:id="24" w:name="X0e75de5fbec11c7e945910b4f183e1434f2f120"/>
+    <w:p>
+      <w:pPr>
+        <w:pStyle w:val="Heading3"/>
+      </w:pPr>
+      <w:r>
+        <w:t xml:space="preserve">Lernbereich 2 – Netzwerke in der Informatik</w:t>
       </w:r>
     </w:p>
     <w:p>
@@ -474,7 +607,7 @@
         <w:pStyle w:val="Compact"/>
       </w:pPr>
       <w:r>
-        <w:t xml:space="preserve">Wahlbereich 1: Steuern und Regeln</w:t>
+        <w:t xml:space="preserve">Bedeutung und Aufbau von Netzwerken</w:t>
       </w:r>
     </w:p>
     <w:p>
@@ -486,7 +619,7 @@
         <w:pStyle w:val="Compact"/>
       </w:pPr>
       <w:r>
-        <w:t xml:space="preserve">Wahlbereich 2: Mobile Endgeräte</w:t>
+        <w:t xml:space="preserve">LAN und WLAN begrifflich einführen und unterscheiden</w:t>
       </w:r>
     </w:p>
     <w:p>
@@ -498,11 +631,256 @@
         <w:pStyle w:val="Compact"/>
       </w:pPr>
       <w:r>
+        <w:t xml:space="preserve">Client, Server, Router, Switch und Access Point mit ihren Aufgaben</w:t>
+      </w:r>
+    </w:p>
+    <w:p>
+      <w:pPr>
+        <w:numPr>
+          <w:ilvl w:val="0"/>
+          <w:numId w:val="1004"/>
+        </w:numPr>
+        <w:pStyle w:val="Compact"/>
+      </w:pPr>
+      <w:r>
+        <w:t xml:space="preserve">Endgeräte in ein einfaches Netzwerk einbinden</w:t>
+      </w:r>
+    </w:p>
+    <w:p>
+      <w:pPr>
+        <w:numPr>
+          <w:ilvl w:val="0"/>
+          <w:numId w:val="1004"/>
+        </w:numPr>
+        <w:pStyle w:val="Compact"/>
+      </w:pPr>
+      <w:r>
+        <w:t xml:space="preserve">IP-Adresse sowie DNS (Domain Name System) grundlegend einordnen</w:t>
+      </w:r>
+    </w:p>
+    <w:p>
+      <w:pPr>
+        <w:numPr>
+          <w:ilvl w:val="0"/>
+          <w:numId w:val="1004"/>
+        </w:numPr>
+        <w:pStyle w:val="Compact"/>
+      </w:pPr>
+      <w:r>
+        <w:t xml:space="preserve">Übertragungsmedien: Kupfer, Lichtwellenleiter und Funk</w:t>
+      </w:r>
+    </w:p>
+    <w:p>
+      <w:pPr>
+        <w:numPr>
+          <w:ilvl w:val="0"/>
+          <w:numId w:val="1004"/>
+        </w:numPr>
+        <w:pStyle w:val="Compact"/>
+      </w:pPr>
+      <w:r>
+        <w:t xml:space="preserve">Netzwerkprotokolle zunächst ausschreiben und anhand ihrer Aufgaben erklären</w:t>
+      </w:r>
+    </w:p>
+    <w:p>
+      <w:pPr>
+        <w:numPr>
+          <w:ilvl w:val="0"/>
+          <w:numId w:val="1004"/>
+        </w:numPr>
+        <w:pStyle w:val="Compact"/>
+      </w:pPr>
+      <w:r>
+        <w:t xml:space="preserve">Netzwerkdienste von Programmen und Geräten unterscheiden</w:t>
+      </w:r>
+    </w:p>
+    <w:p>
+      <w:pPr>
+        <w:numPr>
+          <w:ilvl w:val="0"/>
+          <w:numId w:val="1004"/>
+        </w:numPr>
+        <w:pStyle w:val="Compact"/>
+      </w:pPr>
+      <w:r>
+        <w:t xml:space="preserve">Datenwege nachvollziehen und Fehler systematisch eingrenzen</w:t>
+      </w:r>
+    </w:p>
+    <w:p>
+      <w:pPr>
+        <w:numPr>
+          <w:ilvl w:val="0"/>
+          <w:numId w:val="1004"/>
+        </w:numPr>
+        <w:pStyle w:val="Compact"/>
+      </w:pPr>
+      <w:r>
+        <w:t xml:space="preserve">Kompetenzsicherung und Leistungskontrolle</w:t>
+      </w:r>
+    </w:p>
+    <w:bookmarkEnd w:id="24"/>
+    <w:bookmarkEnd w:id="25"/>
+    <w:bookmarkStart w:id="26" w:name="optionale-vertiefung-kryptografie"/>
+    <w:p>
+      <w:pPr>
+        <w:pStyle w:val="Heading2"/>
+      </w:pPr>
+      <w:r>
+        <w:t xml:space="preserve">Optionale Vertiefung: Kryptografie</w:t>
+      </w:r>
+    </w:p>
+    <w:p>
+      <w:pPr>
+        <w:pStyle w:val="FirstParagraph"/>
+      </w:pPr>
+      <w:r>
+        <w:t xml:space="preserve">Kryptografie wird als</w:t>
+      </w:r>
+      <w:r>
+        <w:t xml:space="preserve"> </w:t>
+      </w:r>
+      <w:r>
+        <w:rPr>
+          <w:bCs/>
+          <w:b/>
+        </w:rPr>
+        <w:t xml:space="preserve">separate optionale Vertiefung</w:t>
+      </w:r>
+      <w:r>
+        <w:t xml:space="preserve"> </w:t>
+      </w:r>
+      <w:r>
+        <w:t xml:space="preserve">geführt und ist nicht Voraussetzung für den regulären Netzwerkdurchgang. Die Zusatzmaterialien können – abhängig von Lerngruppe und verfügbarer Zeit – unter anderem behandeln:</w:t>
+      </w:r>
+    </w:p>
+    <w:p>
+      <w:pPr>
+        <w:numPr>
+          <w:ilvl w:val="0"/>
+          <w:numId w:val="1005"/>
+        </w:numPr>
+        <w:pStyle w:val="Compact"/>
+      </w:pPr>
+      <w:r>
+        <w:t xml:space="preserve">Grundbegriffe Klartext, Geheimtext, Schlüssel, Verschlüsselung und Entschlüsselung,</w:t>
+      </w:r>
+    </w:p>
+    <w:p>
+      <w:pPr>
+        <w:numPr>
+          <w:ilvl w:val="0"/>
+          <w:numId w:val="1005"/>
+        </w:numPr>
+        <w:pStyle w:val="Compact"/>
+      </w:pPr>
+      <w:r>
+        <w:t xml:space="preserve">Caesar als historisches Modell,</w:t>
+      </w:r>
+    </w:p>
+    <w:p>
+      <w:pPr>
+        <w:numPr>
+          <w:ilvl w:val="0"/>
+          <w:numId w:val="1005"/>
+        </w:numPr>
+        <w:pStyle w:val="Compact"/>
+      </w:pPr>
+      <w:r>
+        <w:t xml:space="preserve">symmetrische und asymmetrische Kryptografie,</w:t>
+      </w:r>
+    </w:p>
+    <w:p>
+      <w:pPr>
+        <w:numPr>
+          <w:ilvl w:val="0"/>
+          <w:numId w:val="1005"/>
+        </w:numPr>
+        <w:pStyle w:val="Compact"/>
+      </w:pPr>
+      <w:r>
+        <w:t xml:space="preserve">RSA mit didaktisch kleinen Beispielzahlen,</w:t>
+      </w:r>
+    </w:p>
+    <w:p>
+      <w:pPr>
+        <w:numPr>
+          <w:ilvl w:val="0"/>
+          <w:numId w:val="1005"/>
+        </w:numPr>
+        <w:pStyle w:val="Compact"/>
+      </w:pPr>
+      <w:r>
+        <w:t xml:space="preserve">Hashwerte und digitale Signaturen,</w:t>
+      </w:r>
+    </w:p>
+    <w:p>
+      <w:pPr>
+        <w:numPr>
+          <w:ilvl w:val="0"/>
+          <w:numId w:val="1005"/>
+        </w:numPr>
+        <w:pStyle w:val="Compact"/>
+      </w:pPr>
+      <w:r>
+        <w:t xml:space="preserve">HTTPS sowie SSL/TLS und die Kombination von Public-Key- und symmetrischer Kryptografie.</w:t>
+      </w:r>
+    </w:p>
+    <w:bookmarkEnd w:id="26"/>
+    <w:bookmarkStart w:id="27" w:name="wahlbereiche"/>
+    <w:p>
+      <w:pPr>
+        <w:pStyle w:val="Heading2"/>
+      </w:pPr>
+      <w:r>
+        <w:t xml:space="preserve">Wahlbereiche</w:t>
+      </w:r>
+    </w:p>
+    <w:p>
+      <w:pPr>
+        <w:numPr>
+          <w:ilvl w:val="0"/>
+          <w:numId w:val="1006"/>
+        </w:numPr>
+        <w:pStyle w:val="Compact"/>
+      </w:pPr>
+      <w:r>
+        <w:t xml:space="preserve">Wahlbereich 1: Steuern und Regeln</w:t>
+      </w:r>
+    </w:p>
+    <w:p>
+      <w:pPr>
+        <w:numPr>
+          <w:ilvl w:val="0"/>
+          <w:numId w:val="1006"/>
+        </w:numPr>
+        <w:pStyle w:val="Compact"/>
+      </w:pPr>
+      <w:r>
+        <w:t xml:space="preserve">Wahlbereich 2: Mobile Endgeräte</w:t>
+      </w:r>
+    </w:p>
+    <w:p>
+      <w:pPr>
+        <w:numPr>
+          <w:ilvl w:val="0"/>
+          <w:numId w:val="1006"/>
+        </w:numPr>
+        <w:pStyle w:val="Compact"/>
+      </w:pPr>
+      <w:r>
         <w:t xml:space="preserve">Wahlbereich 3: Computergrafik</w:t>
       </w:r>
     </w:p>
-    <w:bookmarkEnd w:id="25"/>
-    <w:bookmarkStart w:id="26" w:name="leistungsbewertung"/>
+    <w:p>
+      <w:pPr>
+        <w:pStyle w:val="FirstParagraph"/>
+      </w:pPr>
+      <w:r>
+        <w:t xml:space="preserve">Die drei Wahlbereichsordner sind aktuell als README-Platzhalter vorhanden. Ihr vollständiger Lehrplanabgleich und Ausbau bleibt ein eigener Arbeitsschritt.</w:t>
+      </w:r>
+    </w:p>
+    <w:bookmarkEnd w:id="27"/>
+    <w:bookmarkStart w:id="28" w:name="leistungsbewertung"/>
     <w:p>
       <w:pPr>
         <w:pStyle w:val="Heading2"/>
@@ -516,17 +894,29 @@
         <w:pStyle w:val="FirstParagraph"/>
       </w:pPr>
       <w:r>
-        <w:t xml:space="preserve">Schriftliche Leistungskontrollen werden auf die beiden Pflichtlernbereiche verteilt. Praktische Karol- und Netzwerkaufgaben dienen zusätzlich dem Üben, Anwenden und Diagnostizieren. Die bisherige Konzentration der Leistungskontrollen ausschließlich auf Objektorientierung/Algorithmik/Karol wird im weiteren Abgleich überarbeitet, damit auch der Pflichtbereich Netzwerke angemessen berücksichtigt wird.</w:t>
-      </w:r>
-    </w:p>
-    <w:bookmarkEnd w:id="26"/>
-    <w:bookmarkStart w:id="27" w:name="übergang-aus-klasse-7"/>
+        <w:t xml:space="preserve">Die zentralen schriftlichen Leistungskontrollen liegen unter</w:t>
+      </w:r>
+      <w:r>
+        <w:t xml:space="preserve"> </w:t>
+      </w:r>
+      <w:r>
+        <w:rPr>
+          <w:rStyle w:val="VerbatimChar"/>
+        </w:rPr>
+        <w:t xml:space="preserve">05_Leistungskontrollen</w:t>
+      </w:r>
+      <w:r>
+        <w:t xml:space="preserve">. Beide Pflichtlernbereiche werden berücksichtigt. Praktische Karol- und Netzwerkaufgaben dienen zusätzlich dem Üben, Anwenden und Diagnostizieren.</w:t>
+      </w:r>
+    </w:p>
+    <w:bookmarkEnd w:id="28"/>
+    <w:bookmarkStart w:id="29" w:name="lehrplanquelle"/>
     <w:p>
       <w:pPr>
         <w:pStyle w:val="Heading2"/>
       </w:pPr>
       <w:r>
-        <w:t xml:space="preserve">Übergang aus Klasse 7</w:t>
+        <w:t xml:space="preserve">Lehrplanquelle</w:t>
       </w:r>
     </w:p>
     <w:p>
@@ -534,24 +924,6 @@
         <w:pStyle w:val="FirstParagraph"/>
       </w:pPr>
       <w:r>
-        <w:t xml:space="preserve">Klasse 7 führte Objekt, Attribut, Attributwert, Klasse und Methode grundlegend ein. Klasse 8 vertieft diese Begriffe und verbindet sie mit Algorithmen und Robot Karol. Die Netzwerksequenz erweitert den Blick vom einzelnen Informatiksystem auf vernetzte Systeme, Dienste und sichere Datenübertragung.</w:t>
-      </w:r>
-    </w:p>
-    <w:bookmarkEnd w:id="27"/>
-    <w:bookmarkStart w:id="28" w:name="lehrplanquelle"/>
-    <w:p>
-      <w:pPr>
-        <w:pStyle w:val="Heading2"/>
-      </w:pPr>
-      <w:r>
-        <w:t xml:space="preserve">Lehrplanquelle</w:t>
-      </w:r>
-    </w:p>
-    <w:p>
-      <w:pPr>
-        <w:pStyle w:val="FirstParagraph"/>
-      </w:pPr>
-      <w:r>
         <w:t xml:space="preserve">Sächsisches Staatsministerium / Landesamt für Schule und Bildung: Lehrplan Oberschule Informatik, Neuerarbeitung 2022, Klassenstufe 8. Dynamische Lehrplandatenbank: https://www.schulportal.sachsen.de/lplandb/lehrplan/514</w:t>
       </w:r>
     </w:p>
@@ -560,9 +932,9 @@
         <w:br w:type="page"/>
       </w:r>
     </w:p>
-    <w:bookmarkEnd w:id="28"/>
     <w:bookmarkEnd w:id="29"/>
-    <w:bookmarkStart w:id="34" w:name="jahresplan-klasse-8"/>
+    <w:bookmarkEnd w:id="30"/>
+    <w:bookmarkStart w:id="36" w:name="jahresplan-klasse-8"/>
     <w:p>
       <w:pPr>
         <w:pStyle w:val="Heading1"/>
@@ -605,10 +977,10 @@
         <w:t xml:space="preserve">Netzwerke in der Informatik</w:t>
       </w:r>
       <w:r>
-        <w:t xml:space="preserve">.</w:t>
-      </w:r>
-    </w:p>
-    <w:bookmarkStart w:id="30" w:name="X314ea3a7456024ba9a2e42778bfa3d0e21f03c6"/>
+        <w:t xml:space="preserve">. Die Einstiege sind so angelegt, dass kein bestimmter Klasse-7-Vorlauf zwingend vorausgesetzt wird.</w:t>
+      </w:r>
+    </w:p>
+    <w:bookmarkStart w:id="31" w:name="X314ea3a7456024ba9a2e42778bfa3d0e21f03c6"/>
     <w:p>
       <w:pPr>
         <w:pStyle w:val="Heading2"/>
@@ -728,7 +1100,7 @@
               <w:jc w:val="left"/>
             </w:pPr>
             <w:r>
-              <w:t xml:space="preserve">Begriffe sicher anwenden und Zustände beschreiben</w:t>
+              <w:t xml:space="preserve">Begriffe voraussetzungsfrei aufbauen, sicher anwenden und Zustände beschreiben</w:t>
             </w:r>
           </w:p>
         </w:tc>
@@ -778,7 +1150,7 @@
               <w:jc w:val="left"/>
             </w:pPr>
             <w:r>
-              <w:t xml:space="preserve">Verhalten von Objekten erklären</w:t>
+              <w:t xml:space="preserve">Verhalten von Objekten erklären; Definition und Aufruf unterscheiden</w:t>
             </w:r>
           </w:p>
         </w:tc>
@@ -828,7 +1200,7 @@
               <w:jc w:val="left"/>
             </w:pPr>
             <w:r>
-              <w:t xml:space="preserve">Ausführbarkeit, Eindeutigkeit, Allgemeingültigkeit und Endlichkeit prüfen</w:t>
+              <w:t xml:space="preserve">Eindeutigkeit, Ausführbarkeit, Endlichkeit und erwartbares Ergebnis in endlicher Zeit prüfen</w:t>
             </w:r>
           </w:p>
         </w:tc>
@@ -854,7 +1226,7 @@
               <w:jc w:val="left"/>
             </w:pPr>
             <w:r>
-              <w:t xml:space="preserve">Sequenz, Wiederholung, Verzweigung</w:t>
+              <w:t xml:space="preserve">Sequenz, Wiederholung, Verzweigung und Verschachtelung</w:t>
             </w:r>
           </w:p>
         </w:tc>
@@ -878,7 +1250,7 @@
               <w:jc w:val="left"/>
             </w:pPr>
             <w:r>
-              <w:t xml:space="preserve">Grundstrukturen erkennen und darstellen</w:t>
+              <w:t xml:space="preserve">Grundstrukturen erkennen, vergleichen und anwenden</w:t>
             </w:r>
           </w:p>
         </w:tc>
@@ -928,7 +1300,7 @@
               <w:jc w:val="left"/>
             </w:pPr>
             <w:r>
-              <w:t xml:space="preserve">Umgangssprache, Programmcode, Flussdiagramm/Struktogramm vergleichen und testen</w:t>
+              <w:t xml:space="preserve">Pseudocode und Struktogramm lesen/erstellen sowie konkrete Testfälle formulieren</w:t>
             </w:r>
           </w:p>
         </w:tc>
@@ -1004,7 +1376,7 @@
               <w:jc w:val="left"/>
             </w:pPr>
             <w:r>
-              <w:t xml:space="preserve">Wiederholungen, Bedingungen und Sensoren</w:t>
+              <w:t xml:space="preserve">Wiederholungen, Bedingungen und Sensorfragen</w:t>
             </w:r>
           </w:p>
         </w:tc>
@@ -1028,7 +1400,7 @@
               <w:jc w:val="left"/>
             </w:pPr>
             <w:r>
-              <w:t xml:space="preserve">situationsabhängige Programme entwickeln</w:t>
+              <w:t xml:space="preserve">feste/bedingte Wiederholungen und Bedingungen praktisch anwenden</w:t>
             </w:r>
           </w:p>
         </w:tc>
@@ -1054,7 +1426,7 @@
               <w:jc w:val="left"/>
             </w:pPr>
             <w:r>
-              <w:t xml:space="preserve">Unterprogramme und Problemlöseprozess</w:t>
+              <w:t xml:space="preserve">Eigene Anweisungen und Problemlöseprozess</w:t>
             </w:r>
           </w:p>
         </w:tc>
@@ -1078,7 +1450,7 @@
               <w:jc w:val="left"/>
             </w:pPr>
             <w:r>
-              <w:t xml:space="preserve">Probleme zerlegen und Lösungen strukturieren</w:t>
+              <w:t xml:space="preserve">Teilprobleme bilden; eigene Anweisungen definieren, aufrufen und wiederverwenden</w:t>
             </w:r>
           </w:p>
         </w:tc>
@@ -1104,7 +1476,7 @@
               <w:jc w:val="left"/>
             </w:pPr>
             <w:r>
-              <w:t xml:space="preserve">Karol-Projekt: Planung, Test und Debugging</w:t>
+              <w:t xml:space="preserve">Karol-Projekt: Muster programmatisch erzeugen</w:t>
             </w:r>
           </w:p>
         </w:tc>
@@ -1128,7 +1500,7 @@
               <w:jc w:val="left"/>
             </w:pPr>
             <w:r>
-              <w:t xml:space="preserve">komplexeren Ablauf planen, implementieren und verbessern</w:t>
+              <w:t xml:space="preserve">verschachtelte Kontrollstrukturen, eigene Anweisungen, Testen und Debugging anwenden</w:t>
             </w:r>
           </w:p>
         </w:tc>
@@ -1234,8 +1606,8 @@
         </w:tc>
       </w:tr>
     </w:tbl>
-    <w:bookmarkEnd w:id="30"/>
-    <w:bookmarkStart w:id="31" w:name="X93e4241771ec0c0f236bc7a875db1f9582bb608"/>
+    <w:bookmarkEnd w:id="31"/>
+    <w:bookmarkStart w:id="32" w:name="X93e4241771ec0c0f236bc7a875db1f9582bb608"/>
     <w:p>
       <w:pPr>
         <w:pStyle w:val="Heading2"/>
@@ -1355,7 +1727,7 @@
               <w:jc w:val="left"/>
             </w:pPr>
             <w:r>
-              <w:t xml:space="preserve">LAN, WLAN, Intranet und Internet unterscheiden</w:t>
+              <w:t xml:space="preserve">Netzwerkbegriff anhand konkreter Alltagssituationen erklären</w:t>
             </w:r>
           </w:p>
         </w:tc>
@@ -1381,7 +1753,7 @@
               <w:jc w:val="left"/>
             </w:pPr>
             <w:r>
-              <w:t xml:space="preserve">Komponenten und Netzwerkarchitektur</w:t>
+              <w:t xml:space="preserve">LAN, WLAN und Netzwerkkomponenten</w:t>
             </w:r>
           </w:p>
         </w:tc>
@@ -1405,7 +1777,7 @@
               <w:jc w:val="left"/>
             </w:pPr>
             <w:r>
-              <w:t xml:space="preserve">Client, Server, Router, Switch und Accesspoint zuordnen</w:t>
+              <w:t xml:space="preserve">Abkürzungen ausschreiben; Client, Server, Router, Switch und Access Point zuordnen</w:t>
             </w:r>
           </w:p>
         </w:tc>
@@ -1455,7 +1827,7 @@
               <w:jc w:val="left"/>
             </w:pPr>
             <w:r>
-              <w:t xml:space="preserve">Endgeräte und Datenwege in einem einfachen Netzwerk darstellen</w:t>
+              <w:t xml:space="preserve">Endgeräte und mögliche Datenwege in einem einfachen Netzwerk darstellen</w:t>
             </w:r>
           </w:p>
         </w:tc>
@@ -1481,7 +1853,7 @@
               <w:jc w:val="left"/>
             </w:pPr>
             <w:r>
-              <w:t xml:space="preserve">IP-Adressen und DNS</w:t>
+              <w:t xml:space="preserve">IP-Adresse und DNS</w:t>
             </w:r>
           </w:p>
         </w:tc>
@@ -1505,7 +1877,7 @@
               <w:jc w:val="left"/>
             </w:pPr>
             <w:r>
-              <w:t xml:space="preserve">Adressierung und Namensauflösung grundlegend erklären</w:t>
+              <w:t xml:space="preserve">Internet Protocol sowie Domain Name System grundlegend erklären</w:t>
             </w:r>
           </w:p>
         </w:tc>
@@ -1555,7 +1927,7 @@
               <w:jc w:val="left"/>
             </w:pPr>
             <w:r>
-              <w:t xml:space="preserve">Kupfer, Lichtwellenleiter und Funk vergleichen</w:t>
+              <w:t xml:space="preserve">Kupfer, Lichtwellenleiter und Funk nach Zweck und Eigenschaften vergleichen</w:t>
             </w:r>
           </w:p>
         </w:tc>
@@ -1581,7 +1953,7 @@
               <w:jc w:val="left"/>
             </w:pPr>
             <w:r>
-              <w:t xml:space="preserve">Netzwerkprotokolle und Dienste</w:t>
+              <w:t xml:space="preserve">Netzwerkprotokolle</w:t>
             </w:r>
           </w:p>
         </w:tc>
@@ -1605,7 +1977,7 @@
               <w:jc w:val="left"/>
             </w:pPr>
             <w:r>
-              <w:t xml:space="preserve">HTTP, FTP, Mail, WWW und Dienste zuordnen</w:t>
+              <w:t xml:space="preserve">Protokollbegriff aufbauen; wichtige Abkürzungen ausschreiben und Aufgaben zuordnen</w:t>
             </w:r>
           </w:p>
         </w:tc>
@@ -1631,7 +2003,7 @@
               <w:jc w:val="left"/>
             </w:pPr>
             <w:r>
-              <w:t xml:space="preserve">Netzwerk untersuchen / simulieren</w:t>
+              <w:t xml:space="preserve">Netzwerkdienste</w:t>
             </w:r>
           </w:p>
         </w:tc>
@@ -1655,7 +2027,7 @@
               <w:jc w:val="left"/>
             </w:pPr>
             <w:r>
-              <w:t xml:space="preserve">Datenwege nachvollziehen und Fehlerquellen begründet prüfen</w:t>
+              <w:t xml:space="preserve">Dienste anhand konkreter Alltagshandlungen erklären und von Programmen/Geräten unterscheiden</w:t>
             </w:r>
           </w:p>
         </w:tc>
@@ -1681,7 +2053,7 @@
               <w:jc w:val="left"/>
             </w:pPr>
             <w:r>
-              <w:t xml:space="preserve">Historische Kryptografie</w:t>
+              <w:t xml:space="preserve">Netzwerk praktisch untersuchen</w:t>
             </w:r>
           </w:p>
         </w:tc>
@@ -1705,7 +2077,7 @@
               <w:jc w:val="left"/>
             </w:pPr>
             <w:r>
-              <w:t xml:space="preserve">Klartext, Geheimtext, Schlüssel und Caesar/Substitution anwenden</w:t>
+              <w:t xml:space="preserve">Kabel/WLAN, lokales Netz, Namensauflösung und Dienst als Fehlerbereiche systematisch prüfen</w:t>
             </w:r>
           </w:p>
         </w:tc>
@@ -1731,7 +2103,7 @@
               <w:jc w:val="left"/>
             </w:pPr>
             <w:r>
-              <w:t xml:space="preserve">Verschlüsselung in der Gegenwart</w:t>
+              <w:t xml:space="preserve">Vertiefung und Transfer</w:t>
             </w:r>
           </w:p>
         </w:tc>
@@ -1755,7 +2127,7 @@
               <w:jc w:val="left"/>
             </w:pPr>
             <w:r>
-              <w:t xml:space="preserve">symmetrische Verfahren einordnen und Passwortschutz/Einwegfunktionen diskutieren</w:t>
+              <w:t xml:space="preserve">Datenwege, Komponenten, Protokolle und Dienste an Fällen zusammenführen</w:t>
             </w:r>
           </w:p>
         </w:tc>
@@ -1811,8 +2183,26 @@
         </w:tc>
       </w:tr>
     </w:tbl>
-    <w:bookmarkEnd w:id="31"/>
-    <w:bookmarkStart w:id="32" w:name="wahlbereiche-und-zeitreserve"/>
+    <w:bookmarkEnd w:id="32"/>
+    <w:bookmarkStart w:id="33" w:name="optionale-vertiefung-kryptografie-1"/>
+    <w:p>
+      <w:pPr>
+        <w:pStyle w:val="Heading2"/>
+      </w:pPr>
+      <w:r>
+        <w:t xml:space="preserve">Optionale Vertiefung – Kryptografie</w:t>
+      </w:r>
+    </w:p>
+    <w:p>
+      <w:pPr>
+        <w:pStyle w:val="FirstParagraph"/>
+      </w:pPr>
+      <w:r>
+        <w:t xml:space="preserve">Kryptografie wird nicht als notwendiger Bestandteil des 10-Stunden-Netzwerkdurchgangs eingeplant, sondern als separat einsetzbare Zusatzsequenz. Je nach Lerngruppe und Zeit können Caesar, symmetrische/asymmetrische Kryptografie, RSA, Hashwerte, Signaturen sowie HTTPS/TLS behandelt werden.</w:t>
+      </w:r>
+    </w:p>
+    <w:bookmarkEnd w:id="33"/>
+    <w:bookmarkStart w:id="34" w:name="wahlbereiche-und-zeitreserve"/>
     <w:p>
       <w:pPr>
         <w:pStyle w:val="Heading2"/>
@@ -1833,7 +2223,7 @@
       <w:pPr>
         <w:numPr>
           <w:ilvl w:val="0"/>
-          <w:numId w:val="1005"/>
+          <w:numId w:val="1007"/>
         </w:numPr>
         <w:pStyle w:val="Compact"/>
       </w:pPr>
@@ -1858,7 +2248,7 @@
       <w:pPr>
         <w:numPr>
           <w:ilvl w:val="0"/>
-          <w:numId w:val="1005"/>
+          <w:numId w:val="1007"/>
         </w:numPr>
         <w:pStyle w:val="Compact"/>
       </w:pPr>
@@ -1883,7 +2273,7 @@
       <w:pPr>
         <w:numPr>
           <w:ilvl w:val="0"/>
-          <w:numId w:val="1005"/>
+          <w:numId w:val="1007"/>
         </w:numPr>
         <w:pStyle w:val="Compact"/>
       </w:pPr>
@@ -1908,104 +2298,354 @@
       <w:pPr>
         <w:numPr>
           <w:ilvl w:val="0"/>
-          <w:numId w:val="1005"/>
+          <w:numId w:val="1007"/>
         </w:numPr>
         <w:pStyle w:val="Compact"/>
       </w:pPr>
       <w:r>
-        <w:t xml:space="preserve">zusätzliche Karol-Welten und Differenzierung,</w:t>
+        <w:t xml:space="preserve">optionale Kryptografie-Vertiefung,</w:t>
       </w:r>
     </w:p>
     <w:p>
       <w:pPr>
         <w:numPr>
           <w:ilvl w:val="0"/>
-          <w:numId w:val="1005"/>
+          <w:numId w:val="1007"/>
         </w:numPr>
         <w:pStyle w:val="Compact"/>
       </w:pPr>
       <w:r>
-        <w:t xml:space="preserve">Wiederholung vor Leistungskontrollen,</w:t>
+        <w:t xml:space="preserve">zusätzliche Karol-Welten und Differenzierung,</w:t>
       </w:r>
     </w:p>
     <w:p>
       <w:pPr>
         <w:numPr>
           <w:ilvl w:val="0"/>
-          <w:numId w:val="1005"/>
+          <w:numId w:val="1007"/>
         </w:numPr>
         <w:pStyle w:val="Compact"/>
       </w:pPr>
       <w:r>
-        <w:t xml:space="preserve">individuelle Förderaufgaben,</w:t>
+        <w:t xml:space="preserve">Wiederholung vor Leistungskontrollen,</w:t>
       </w:r>
     </w:p>
     <w:p>
       <w:pPr>
         <w:numPr>
           <w:ilvl w:val="0"/>
-          <w:numId w:val="1005"/>
+          <w:numId w:val="1007"/>
         </w:numPr>
         <w:pStyle w:val="Compact"/>
       </w:pPr>
       <w:r>
-        <w:t xml:space="preserve">Übergang zu Klasse 9.</w:t>
-      </w:r>
-    </w:p>
-    <w:bookmarkEnd w:id="32"/>
-    <w:bookmarkStart w:id="33" w:name="lehrplanquelle-1"/>
-    <w:p>
-      <w:pPr>
-        <w:pStyle w:val="Heading2"/>
-      </w:pPr>
-      <w:r>
-        <w:t xml:space="preserve">Lehrplanquelle</w:t>
-      </w:r>
-    </w:p>
-    <w:p>
-      <w:pPr>
-        <w:pStyle w:val="FirstParagraph"/>
-      </w:pPr>
-      <w:r>
-        <w:t xml:space="preserve">Sächsischer Lehrplan Oberschule Informatik 2022, Klassenstufe 8: Lernbereich 1 „Algorithmen und Programme“ (15 Ustd.) und Lernbereich 2 „Netzwerke in der Informatik“ (10 Ustd.).</w:t>
-      </w:r>
-      <w:r>
-        <w:t xml:space="preserve"> </w:t>
-      </w:r>
-      <w:r>
-        <w:t xml:space="preserve">https://www.schulportal.sachsen.de/lplandb/lehrplan/514</w:t>
-      </w:r>
-    </w:p>
-    <w:p>
-      <w:r>
-        <w:br w:type="page"/>
-      </w:r>
-    </w:p>
-    <w:bookmarkEnd w:id="33"/>
-    <w:bookmarkEnd w:id="34"/>
-    <w:bookmarkStart w:id="40" w:name="meilensteine-klasse-8"/>
-    <w:p>
-      <w:pPr>
-        <w:pStyle w:val="Heading1"/>
-      </w:pPr>
-      <w:r>
-        <w:t xml:space="preserve">Meilensteine – Klasse 8</w:t>
-      </w:r>
-    </w:p>
-    <w:bookmarkStart w:id="35" w:name="curriculare-struktur"/>
-    <w:p>
-      <w:pPr>
-        <w:pStyle w:val="Heading2"/>
-      </w:pPr>
-      <w:r>
-        <w:t xml:space="preserve">Curriculare Struktur</w:t>
+        <w:t xml:space="preserve">individuelle Förderaufgaben,</w:t>
       </w:r>
     </w:p>
     <w:p>
       <w:pPr>
         <w:numPr>
           <w:ilvl w:val="0"/>
-          <w:numId w:val="1006"/>
+          <w:numId w:val="1007"/>
+        </w:numPr>
+        <w:pStyle w:val="Compact"/>
+      </w:pPr>
+      <w:r>
+        <w:t xml:space="preserve">Übergang zu Klasse 9.</w:t>
+      </w:r>
+    </w:p>
+    <w:bookmarkEnd w:id="34"/>
+    <w:bookmarkStart w:id="35" w:name="lehrplanquelle-1"/>
+    <w:p>
+      <w:pPr>
+        <w:pStyle w:val="Heading2"/>
+      </w:pPr>
+      <w:r>
+        <w:t xml:space="preserve">Lehrplanquelle</w:t>
+      </w:r>
+    </w:p>
+    <w:p>
+      <w:pPr>
+        <w:pStyle w:val="FirstParagraph"/>
+      </w:pPr>
+      <w:r>
+        <w:t xml:space="preserve">Sächsischer Lehrplan Oberschule Informatik 2022, Klassenstufe 8: Lernbereich 1 „Algorithmen und Programme“ (15 Ustd.) und Lernbereich 2 „Netzwerke in der Informatik“ (10 Ustd.).</w:t>
+      </w:r>
+      <w:r>
+        <w:t xml:space="preserve"> </w:t>
+      </w:r>
+      <w:r>
+        <w:t xml:space="preserve">https://www.schulportal.sachsen.de/lplandb/lehrplan/514</w:t>
+      </w:r>
+    </w:p>
+    <w:p>
+      <w:r>
+        <w:br w:type="page"/>
+      </w:r>
+    </w:p>
+    <w:bookmarkEnd w:id="35"/>
+    <w:bookmarkEnd w:id="36"/>
+    <w:bookmarkStart w:id="44" w:name="meilensteine-klasse-8"/>
+    <w:p>
+      <w:pPr>
+        <w:pStyle w:val="Heading1"/>
+      </w:pPr>
+      <w:r>
+        <w:t xml:space="preserve">Meilensteine – Klasse 8</w:t>
+      </w:r>
+    </w:p>
+    <w:bookmarkStart w:id="37" w:name="struktur-und-konsistenz"/>
+    <w:p>
+      <w:pPr>
+        <w:pStyle w:val="Heading2"/>
+      </w:pPr>
+      <w:r>
+        <w:t xml:space="preserve">Struktur und Konsistenz</w:t>
+      </w:r>
+    </w:p>
+    <w:p>
+      <w:pPr>
+        <w:numPr>
+          <w:ilvl w:val="0"/>
+          <w:numId w:val="1008"/>
+        </w:numPr>
+        <w:pStyle w:val="Compact"/>
+      </w:pPr>
+      <w:r>
+        <w:t xml:space="preserve">☒ Top-Level-Ordner eindeutig nummeriert:</w:t>
+      </w:r>
+      <w:r>
+        <w:t xml:space="preserve"> </w:t>
+      </w:r>
+      <w:r>
+        <w:rPr>
+          <w:rStyle w:val="VerbatimChar"/>
+        </w:rPr>
+        <w:t xml:space="preserve">00</w:t>
+      </w:r>
+      <w:r>
+        <w:t xml:space="preserve"> </w:t>
+      </w:r>
+      <w:r>
+        <w:t xml:space="preserve">bis</w:t>
+      </w:r>
+      <w:r>
+        <w:t xml:space="preserve"> </w:t>
+      </w:r>
+      <w:r>
+        <w:rPr>
+          <w:rStyle w:val="VerbatimChar"/>
+        </w:rPr>
+        <w:t xml:space="preserve">08</w:t>
+      </w:r>
+      <w:r>
+        <w:t xml:space="preserve">, anschließend</w:t>
+      </w:r>
+      <w:r>
+        <w:t xml:space="preserve"> </w:t>
+      </w:r>
+      <w:r>
+        <w:rPr>
+          <w:rStyle w:val="VerbatimChar"/>
+        </w:rPr>
+        <w:t xml:space="preserve">90</w:t>
+      </w:r>
+      <w:r>
+        <w:t xml:space="preserve"> </w:t>
+      </w:r>
+      <w:r>
+        <w:t xml:space="preserve">für Zusatzmaterial.</w:t>
+      </w:r>
+    </w:p>
+    <w:p>
+      <w:pPr>
+        <w:numPr>
+          <w:ilvl w:val="0"/>
+          <w:numId w:val="1008"/>
+        </w:numPr>
+        <w:pStyle w:val="Compact"/>
+      </w:pPr>
+      <w:r>
+        <w:t xml:space="preserve">☒ Pflichtlernbereiche eindeutig als</w:t>
+      </w:r>
+      <w:r>
+        <w:t xml:space="preserve"> </w:t>
+      </w:r>
+      <w:r>
+        <w:rPr>
+          <w:rStyle w:val="VerbatimChar"/>
+        </w:rPr>
+        <w:t xml:space="preserve">01</w:t>
+      </w:r>
+      <w:r>
+        <w:t xml:space="preserve"> </w:t>
+      </w:r>
+      <w:r>
+        <w:t xml:space="preserve">bis</w:t>
+      </w:r>
+      <w:r>
+        <w:t xml:space="preserve"> </w:t>
+      </w:r>
+      <w:r>
+        <w:rPr>
+          <w:rStyle w:val="VerbatimChar"/>
+        </w:rPr>
+        <w:t xml:space="preserve">04</w:t>
+      </w:r>
+      <w:r>
+        <w:t xml:space="preserve"> </w:t>
+      </w:r>
+      <w:r>
+        <w:t xml:space="preserve">geführt.</w:t>
+      </w:r>
+    </w:p>
+    <w:p>
+      <w:pPr>
+        <w:numPr>
+          <w:ilvl w:val="0"/>
+          <w:numId w:val="1008"/>
+        </w:numPr>
+        <w:pStyle w:val="Compact"/>
+      </w:pPr>
+      <w:r>
+        <w:t xml:space="preserve">☒ Zentrale Leistungskontrollen unter</w:t>
+      </w:r>
+      <w:r>
+        <w:t xml:space="preserve"> </w:t>
+      </w:r>
+      <w:r>
+        <w:rPr>
+          <w:rStyle w:val="VerbatimChar"/>
+        </w:rPr>
+        <w:t xml:space="preserve">05_Leistungskontrollen</w:t>
+      </w:r>
+      <w:r>
+        <w:t xml:space="preserve"> </w:t>
+      </w:r>
+      <w:r>
+        <w:t xml:space="preserve">zusammengeführt.</w:t>
+      </w:r>
+    </w:p>
+    <w:p>
+      <w:pPr>
+        <w:numPr>
+          <w:ilvl w:val="0"/>
+          <w:numId w:val="1008"/>
+        </w:numPr>
+        <w:pStyle w:val="Compact"/>
+      </w:pPr>
+      <w:r>
+        <w:t xml:space="preserve">☒ Wahlbereiche eindeutig unter</w:t>
+      </w:r>
+      <w:r>
+        <w:t xml:space="preserve"> </w:t>
+      </w:r>
+      <w:r>
+        <w:rPr>
+          <w:rStyle w:val="VerbatimChar"/>
+        </w:rPr>
+        <w:t xml:space="preserve">06</w:t>
+      </w:r>
+      <w:r>
+        <w:t xml:space="preserve">,</w:t>
+      </w:r>
+      <w:r>
+        <w:t xml:space="preserve"> </w:t>
+      </w:r>
+      <w:r>
+        <w:rPr>
+          <w:rStyle w:val="VerbatimChar"/>
+        </w:rPr>
+        <w:t xml:space="preserve">07</w:t>
+      </w:r>
+      <w:r>
+        <w:t xml:space="preserve"> </w:t>
+      </w:r>
+      <w:r>
+        <w:t xml:space="preserve">und</w:t>
+      </w:r>
+      <w:r>
+        <w:t xml:space="preserve"> </w:t>
+      </w:r>
+      <w:r>
+        <w:rPr>
+          <w:rStyle w:val="VerbatimChar"/>
+        </w:rPr>
+        <w:t xml:space="preserve">08</w:t>
+      </w:r>
+      <w:r>
+        <w:t xml:space="preserve"> </w:t>
+      </w:r>
+      <w:r>
+        <w:t xml:space="preserve">eingeordnet.</w:t>
+      </w:r>
+    </w:p>
+    <w:p>
+      <w:pPr>
+        <w:numPr>
+          <w:ilvl w:val="0"/>
+          <w:numId w:val="1008"/>
+        </w:numPr>
+        <w:pStyle w:val="Compact"/>
+      </w:pPr>
+      <w:r>
+        <w:t xml:space="preserve">☒ Überflüssigen</w:t>
+      </w:r>
+      <w:r>
+        <w:t xml:space="preserve"> </w:t>
+      </w:r>
+      <w:r>
+        <w:rPr>
+          <w:rStyle w:val="VerbatimChar"/>
+        </w:rPr>
+        <w:t xml:space="preserve">.gitkeep</w:t>
+      </w:r>
+      <w:r>
+        <w:t xml:space="preserve"> </w:t>
+      </w:r>
+      <w:r>
+        <w:t xml:space="preserve">im bereits befüllten Netzwerkbereich entfernt.</w:t>
+      </w:r>
+    </w:p>
+    <w:p>
+      <w:pPr>
+        <w:numPr>
+          <w:ilvl w:val="0"/>
+          <w:numId w:val="1008"/>
+        </w:numPr>
+        <w:pStyle w:val="Compact"/>
+      </w:pPr>
+      <w:r>
+        <w:t xml:space="preserve">☒ Build-Packaging und Netzwerk-Querverweise an die neue Nummerierung angepasst.</w:t>
+      </w:r>
+    </w:p>
+    <w:p>
+      <w:pPr>
+        <w:numPr>
+          <w:ilvl w:val="0"/>
+          <w:numId w:val="1008"/>
+        </w:numPr>
+        <w:pStyle w:val="Compact"/>
+      </w:pPr>
+      <w:r>
+        <w:t xml:space="preserve">☒ README-only-Wahlbereiche ausdrücklich als noch auszubauende Platzhalter gekennzeichnet.</w:t>
+      </w:r>
+    </w:p>
+    <w:bookmarkEnd w:id="37"/>
+    <w:bookmarkStart w:id="38" w:name="curriculare-struktur"/>
+    <w:p>
+      <w:pPr>
+        <w:pStyle w:val="Heading2"/>
+      </w:pPr>
+      <w:r>
+        <w:t xml:space="preserve">Curriculare Struktur</w:t>
+      </w:r>
+    </w:p>
+    <w:p>
+      <w:pPr>
+        <w:numPr>
+          <w:ilvl w:val="0"/>
+          <w:numId w:val="1009"/>
         </w:numPr>
         <w:pStyle w:val="Compact"/>
       </w:pPr>
@@ -2033,7 +2673,7 @@
       <w:pPr>
         <w:numPr>
           <w:ilvl w:val="0"/>
-          <w:numId w:val="1006"/>
+          <w:numId w:val="1009"/>
         </w:numPr>
         <w:pStyle w:val="Compact"/>
       </w:pPr>
@@ -2061,19 +2701,31 @@
       <w:pPr>
         <w:numPr>
           <w:ilvl w:val="0"/>
-          <w:numId w:val="1006"/>
+          <w:numId w:val="1009"/>
         </w:numPr>
         <w:pStyle w:val="Compact"/>
       </w:pPr>
       <w:r>
-        <w:t xml:space="preserve">☒ Robot Karol als praktische Umsetzung algorithmischer Grundstrukturen verankert.</w:t>
+        <w:t xml:space="preserve">☒ Objektorientierung so angelegt, dass kein bestimmter Klasse-7-Vorlauf zwingend vorausgesetzt wird.</w:t>
       </w:r>
     </w:p>
     <w:p>
       <w:pPr>
         <w:numPr>
           <w:ilvl w:val="0"/>
-          <w:numId w:val="1006"/>
+          <w:numId w:val="1009"/>
+        </w:numPr>
+        <w:pStyle w:val="Compact"/>
+      </w:pPr>
+      <w:r>
+        <w:t xml:space="preserve">☒ Robot Karol als praktische Umsetzung algorithmischer Grundstrukturen verankert.</w:t>
+      </w:r>
+    </w:p>
+    <w:p>
+      <w:pPr>
+        <w:numPr>
+          <w:ilvl w:val="0"/>
+          <w:numId w:val="1009"/>
         </w:numPr>
         <w:pStyle w:val="Compact"/>
       </w:pPr>
@@ -2101,77 +2753,113 @@
       <w:pPr>
         <w:numPr>
           <w:ilvl w:val="0"/>
-          <w:numId w:val="1006"/>
+          <w:numId w:val="1009"/>
         </w:numPr>
         <w:pStyle w:val="Compact"/>
       </w:pPr>
       <w:r>
-        <w:t xml:space="preserve">☒ Jahresplan auf beide Pflichtlernbereiche angepasst.</w:t>
+        <w:t xml:space="preserve">☒ Kryptografie als separat einsetzbare optionale Vertiefung vom regulären Netzwerkdurchgang getrennt.</w:t>
       </w:r>
     </w:p>
     <w:p>
       <w:pPr>
         <w:numPr>
           <w:ilvl w:val="0"/>
-          <w:numId w:val="1006"/>
+          <w:numId w:val="1009"/>
         </w:numPr>
         <w:pStyle w:val="Compact"/>
       </w:pPr>
       <w:r>
-        <w:t xml:space="preserve">☒ Bewertungsplan so angepasst, dass beide Pflichtlernbereiche geprüft werden.</w:t>
-      </w:r>
-    </w:p>
-    <w:bookmarkEnd w:id="35"/>
-    <w:bookmarkStart w:id="36" w:name="X5e82fe067936a9c9002584ec1ff704de41009b5"/>
-    <w:p>
-      <w:pPr>
-        <w:pStyle w:val="Heading2"/>
-      </w:pPr>
-      <w:r>
-        <w:t xml:space="preserve">Lernbereich 1 – Algorithmen und Programme</w:t>
+        <w:t xml:space="preserve">☒ Jahresplan auf beide Pflichtlernbereiche angepasst.</w:t>
       </w:r>
     </w:p>
     <w:p>
       <w:pPr>
         <w:numPr>
           <w:ilvl w:val="0"/>
-          <w:numId w:val="1007"/>
+          <w:numId w:val="1009"/>
         </w:numPr>
         <w:pStyle w:val="Compact"/>
       </w:pPr>
       <w:r>
-        <w:t xml:space="preserve">☒ Objekt, Klasse, Attribut, Attributwert und Methode als vorbereitende Modellierungsbegriffe vorhanden.</w:t>
+        <w:t xml:space="preserve">☒ Bewertungsplan so angepasst, dass beide Pflichtlernbereiche geprüft werden.</w:t>
+      </w:r>
+    </w:p>
+    <w:bookmarkEnd w:id="38"/>
+    <w:bookmarkStart w:id="39" w:name="X5e82fe067936a9c9002584ec1ff704de41009b5"/>
+    <w:p>
+      <w:pPr>
+        <w:pStyle w:val="Heading2"/>
+      </w:pPr>
+      <w:r>
+        <w:t xml:space="preserve">Lernbereich 1 – Algorithmen und Programme</w:t>
       </w:r>
     </w:p>
     <w:p>
       <w:pPr>
         <w:numPr>
           <w:ilvl w:val="0"/>
-          <w:numId w:val="1007"/>
+          <w:numId w:val="1010"/>
         </w:numPr>
         <w:pStyle w:val="Compact"/>
       </w:pPr>
       <w:r>
-        <w:t xml:space="preserve">☒ Algorithmusbegriff und Grundstrukturen vorhanden.</w:t>
+        <w:t xml:space="preserve">☒ Objekt, Klasse, Attribut, Attributwert, Zustand und Methode als vorbereitende Modellierungsbegriffe vorhanden.</w:t>
       </w:r>
     </w:p>
     <w:p>
       <w:pPr>
         <w:numPr>
           <w:ilvl w:val="0"/>
-          <w:numId w:val="1007"/>
+          <w:numId w:val="1010"/>
         </w:numPr>
         <w:pStyle w:val="Compact"/>
       </w:pPr>
       <w:r>
-        <w:t xml:space="preserve">☒ Robot Karol als didaktisch reduzierte Programmierumgebung vorhanden.</w:t>
+        <w:t xml:space="preserve">☒ Algorithmusbegriff und Grundstrukturen vorhanden.</w:t>
       </w:r>
     </w:p>
     <w:p>
       <w:pPr>
         <w:numPr>
           <w:ilvl w:val="0"/>
-          <w:numId w:val="1007"/>
+          <w:numId w:val="1010"/>
+        </w:numPr>
+        <w:pStyle w:val="Compact"/>
+      </w:pPr>
+      <w:r>
+        <w:t xml:space="preserve">☒ Struktogramm, Verschachtelung, konkrete Testfälle und Debugging als Darstellungs-/Arbeitsformen in den Präsentationsplänen nachgezogen.</w:t>
+      </w:r>
+    </w:p>
+    <w:p>
+      <w:pPr>
+        <w:numPr>
+          <w:ilvl w:val="0"/>
+          <w:numId w:val="1010"/>
+        </w:numPr>
+        <w:pStyle w:val="Compact"/>
+      </w:pPr>
+      <w:r>
+        <w:t xml:space="preserve">☒ Robot Karol als didaktisch reduzierte Programmierumgebung vorhanden.</w:t>
+      </w:r>
+    </w:p>
+    <w:p>
+      <w:pPr>
+        <w:numPr>
+          <w:ilvl w:val="0"/>
+          <w:numId w:val="1010"/>
+        </w:numPr>
+        <w:pStyle w:val="Compact"/>
+      </w:pPr>
+      <w:r>
+        <w:t xml:space="preserve">☒ Definition, Aufruf und Wiederverwendbarkeit eigener Anweisungen in den Präsentationsplänen konkretisiert.</w:t>
+      </w:r>
+    </w:p>
+    <w:p>
+      <w:pPr>
+        <w:numPr>
+          <w:ilvl w:val="0"/>
+          <w:numId w:val="1010"/>
         </w:numPr>
         <w:pStyle w:val="Compact"/>
       </w:pPr>
@@ -2254,7 +2942,7 @@
       <w:pPr>
         <w:numPr>
           <w:ilvl w:val="0"/>
-          <w:numId w:val="1007"/>
+          <w:numId w:val="1010"/>
         </w:numPr>
         <w:pStyle w:val="Compact"/>
       </w:pPr>
@@ -2266,171 +2954,303 @@
       <w:pPr>
         <w:numPr>
           <w:ilvl w:val="0"/>
-          <w:numId w:val="1007"/>
+          <w:numId w:val="1010"/>
         </w:numPr>
         <w:pStyle w:val="Compact"/>
       </w:pPr>
       <w:r>
-        <w:t xml:space="preserve">☐ Bestehende PPTX visuell prüfen und um ausführliche Lehrerbemerkungen, Grafiken und Quellenangaben ergänzen.</w:t>
-      </w:r>
-    </w:p>
-    <w:bookmarkEnd w:id="36"/>
-    <w:bookmarkStart w:id="37" w:name="X41690734fc5696d1a98ab8c96eae76dd174eda5"/>
-    <w:p>
-      <w:pPr>
-        <w:pStyle w:val="Heading2"/>
-      </w:pPr>
-      <w:r>
-        <w:t xml:space="preserve">Lernbereich 2 – Netzwerke in der Informatik</w:t>
+        <w:t xml:space="preserve">☐ Bestehende PPTX visuell prüfen und um ausführliche Lehrerbemerkungen, Grafiken und Quellenangaben ergänzen bzw. die geprüften PPTX einchecken.</w:t>
       </w:r>
     </w:p>
     <w:p>
       <w:pPr>
         <w:numPr>
           <w:ilvl w:val="0"/>
-          <w:numId w:val="1008"/>
+          <w:numId w:val="1010"/>
         </w:numPr>
         <w:pStyle w:val="Compact"/>
       </w:pPr>
       <w:r>
-        <w:t xml:space="preserve">☒ README und 10-Stunden-Unterrichtsfolge angelegt.</w:t>
+        <w:t xml:space="preserve">☐ Verschachtelung und konkrete Robot-Karol-Code-/Struktogramm-Aufgaben in Arbeitsblatt und Lösung synchronisieren.</w:t>
+      </w:r>
+    </w:p>
+    <w:bookmarkEnd w:id="39"/>
+    <w:bookmarkStart w:id="40" w:name="X41690734fc5696d1a98ab8c96eae76dd174eda5"/>
+    <w:p>
+      <w:pPr>
+        <w:pStyle w:val="Heading2"/>
+      </w:pPr>
+      <w:r>
+        <w:t xml:space="preserve">Lernbereich 2 – Netzwerke in der Informatik</w:t>
       </w:r>
     </w:p>
     <w:p>
       <w:pPr>
         <w:numPr>
           <w:ilvl w:val="0"/>
-          <w:numId w:val="1008"/>
+          <w:numId w:val="1011"/>
         </w:numPr>
         <w:pStyle w:val="Compact"/>
       </w:pPr>
       <w:r>
-        <w:t xml:space="preserve">☒ Arbeitsheft angelegt.</w:t>
+        <w:t xml:space="preserve">☒ README und 10-Stunden-Unterrichtsfolge angelegt.</w:t>
       </w:r>
     </w:p>
     <w:p>
       <w:pPr>
         <w:numPr>
           <w:ilvl w:val="0"/>
-          <w:numId w:val="1008"/>
+          <w:numId w:val="1011"/>
         </w:numPr>
         <w:pStyle w:val="Compact"/>
       </w:pPr>
       <w:r>
-        <w:t xml:space="preserve">☒ Lehrerband mit didaktischen Hinweisen angelegt.</w:t>
+        <w:t xml:space="preserve">☒ Arbeitsheft angelegt.</w:t>
       </w:r>
     </w:p>
     <w:p>
       <w:pPr>
         <w:numPr>
           <w:ilvl w:val="0"/>
-          <w:numId w:val="1008"/>
+          <w:numId w:val="1011"/>
         </w:numPr>
         <w:pStyle w:val="Compact"/>
       </w:pPr>
       <w:r>
-        <w:t xml:space="preserve">☒ Materialkarten und Fehlerfälle angelegt.</w:t>
+        <w:t xml:space="preserve">☒ Lehrerband mit didaktischen Hinweisen angelegt.</w:t>
       </w:r>
     </w:p>
     <w:p>
       <w:pPr>
         <w:numPr>
           <w:ilvl w:val="0"/>
-          <w:numId w:val="1008"/>
+          <w:numId w:val="1011"/>
         </w:numPr>
         <w:pStyle w:val="Compact"/>
       </w:pPr>
       <w:r>
-        <w:t xml:space="preserve">☒ Lösungen angelegt.</w:t>
+        <w:t xml:space="preserve">☒ Materialkarten und Fehlerfälle angelegt.</w:t>
       </w:r>
     </w:p>
     <w:p>
       <w:pPr>
         <w:numPr>
           <w:ilvl w:val="0"/>
-          <w:numId w:val="1008"/>
+          <w:numId w:val="1011"/>
         </w:numPr>
         <w:pStyle w:val="Compact"/>
       </w:pPr>
       <w:r>
-        <w:t xml:space="preserve">☒ Präsentations-MD angelegt.</w:t>
+        <w:t xml:space="preserve">☒ Lösungen angelegt.</w:t>
       </w:r>
     </w:p>
     <w:p>
       <w:pPr>
         <w:numPr>
           <w:ilvl w:val="0"/>
-          <w:numId w:val="1008"/>
+          <w:numId w:val="1011"/>
         </w:numPr>
         <w:pStyle w:val="Compact"/>
       </w:pPr>
       <w:r>
-        <w:t xml:space="preserve">☒ Quellen dokumentiert.</w:t>
+        <w:t xml:space="preserve">☒ Präsentations-MD angelegt und Netzwerk/Kryptografie getrennt.</w:t>
       </w:r>
     </w:p>
     <w:p>
       <w:pPr>
         <w:numPr>
           <w:ilvl w:val="0"/>
-          <w:numId w:val="1008"/>
+          <w:numId w:val="1011"/>
         </w:numPr>
         <w:pStyle w:val="Compact"/>
       </w:pPr>
       <w:r>
-        <w:t xml:space="preserve">☒ LK 4 auf Netzwerke umgestellt und Lösung ergänzt.</w:t>
+        <w:t xml:space="preserve">☒ Quellen dokumentiert.</w:t>
       </w:r>
     </w:p>
     <w:p>
       <w:pPr>
         <w:numPr>
           <w:ilvl w:val="0"/>
-          <w:numId w:val="1008"/>
+          <w:numId w:val="1011"/>
         </w:numPr>
         <w:pStyle w:val="Compact"/>
       </w:pPr>
       <w:r>
-        <w:t xml:space="preserve">☐ Präsentations-PPTX aus dem MD erstellen und visuell prüfen.</w:t>
+        <w:t xml:space="preserve">☒ LK 4 auf Netzwerke umgestellt und Lösung ergänzt.</w:t>
       </w:r>
     </w:p>
     <w:p>
       <w:pPr>
         <w:numPr>
           <w:ilvl w:val="0"/>
-          <w:numId w:val="1008"/>
+          <w:numId w:val="1011"/>
         </w:numPr>
         <w:pStyle w:val="Compact"/>
       </w:pPr>
       <w:r>
-        <w:t xml:space="preserve">☐ PPTX mit ausführlichen Lehrerbemerkungen, eigenen Grafiken und Quellenhinweisen versehen.</w:t>
+        <w:t xml:space="preserve">☐ Präsentations-PPTX aus dem MD erstellen/einchecken und visuell prüfen.</w:t>
       </w:r>
     </w:p>
     <w:p>
       <w:pPr>
         <w:numPr>
           <w:ilvl w:val="0"/>
-          <w:numId w:val="1008"/>
+          <w:numId w:val="1011"/>
         </w:numPr>
         <w:pStyle w:val="Compact"/>
       </w:pPr>
       <w:r>
-        <w:t xml:space="preserve">☐ Netzwerksequenz nach erster Sichtprüfung auf Aufgabenmenge und 45-Minuten-Taktung feinjustieren.</w:t>
-      </w:r>
-    </w:p>
-    <w:bookmarkEnd w:id="37"/>
-    <w:bookmarkStart w:id="38" w:name="wahlbereiche-1"/>
-    <w:p>
-      <w:pPr>
-        <w:pStyle w:val="Heading2"/>
-      </w:pPr>
-      <w:r>
-        <w:t xml:space="preserve">Wahlbereiche</w:t>
+        <w:t xml:space="preserve">☐ PPTX mit ausführlichen Lehrerbemerkungen, eigenen Grafiken und Quellenhinweisen versehen.</w:t>
       </w:r>
     </w:p>
     <w:p>
       <w:pPr>
         <w:numPr>
           <w:ilvl w:val="0"/>
-          <w:numId w:val="1009"/>
+          <w:numId w:val="1011"/>
+        </w:numPr>
+        <w:pStyle w:val="Compact"/>
+      </w:pPr>
+      <w:r>
+        <w:t xml:space="preserve">☐ Netzwerksequenz nach erster Sichtprüfung auf Aufgabenmenge und 45-Minuten-Taktung feinjustieren.</w:t>
+      </w:r>
+    </w:p>
+    <w:bookmarkEnd w:id="40"/>
+    <w:bookmarkStart w:id="41" w:name="optionale-vertiefung-kryptografie-2"/>
+    <w:p>
+      <w:pPr>
+        <w:pStyle w:val="Heading2"/>
+      </w:pPr>
+      <w:r>
+        <w:t xml:space="preserve">Optionale Vertiefung – Kryptografie</w:t>
+      </w:r>
+    </w:p>
+    <w:p>
+      <w:pPr>
+        <w:numPr>
+          <w:ilvl w:val="0"/>
+          <w:numId w:val="1012"/>
+        </w:numPr>
+        <w:pStyle w:val="Compact"/>
+      </w:pPr>
+      <w:r>
+        <w:t xml:space="preserve">☒ Eigene Präsentations-MD als Zusatz angelegt.</w:t>
+      </w:r>
+    </w:p>
+    <w:p>
+      <w:pPr>
+        <w:numPr>
+          <w:ilvl w:val="0"/>
+          <w:numId w:val="1012"/>
+        </w:numPr>
+        <w:pStyle w:val="Compact"/>
+      </w:pPr>
+      <w:r>
+        <w:t xml:space="preserve">☒ Symmetrische und asymmetrische Kryptografie gegenübergestellt.</w:t>
+      </w:r>
+    </w:p>
+    <w:p>
+      <w:pPr>
+        <w:numPr>
+          <w:ilvl w:val="0"/>
+          <w:numId w:val="1012"/>
+        </w:numPr>
+        <w:pStyle w:val="Compact"/>
+      </w:pPr>
+      <w:r>
+        <w:t xml:space="preserve">☒ RSA-Rechenbeispiel sowie HTTPS/TLS als moderne Einordnung vorgesehen.</w:t>
+      </w:r>
+    </w:p>
+    <w:p>
+      <w:pPr>
+        <w:numPr>
+          <w:ilvl w:val="0"/>
+          <w:numId w:val="1012"/>
+        </w:numPr>
+        <w:pStyle w:val="Compact"/>
+      </w:pPr>
+      <w:r>
+        <w:t xml:space="preserve">☐ Zusatz-PPTX einchecken und visuell prüfen.</w:t>
+      </w:r>
+    </w:p>
+    <w:p>
+      <w:pPr>
+        <w:numPr>
+          <w:ilvl w:val="0"/>
+          <w:numId w:val="1012"/>
+        </w:numPr>
+        <w:pStyle w:val="Compact"/>
+      </w:pPr>
+      <w:r>
+        <w:t xml:space="preserve">☐ Optionales Schüler-/Arbeitsmaterial abhängig von gewünschter Vertiefung ergänzen.</w:t>
+      </w:r>
+    </w:p>
+    <w:bookmarkEnd w:id="41"/>
+    <w:bookmarkStart w:id="42" w:name="wahlbereiche-1"/>
+    <w:p>
+      <w:pPr>
+        <w:pStyle w:val="Heading2"/>
+      </w:pPr>
+      <w:r>
+        <w:t xml:space="preserve">Wahlbereiche</w:t>
+      </w:r>
+    </w:p>
+    <w:p>
+      <w:pPr>
+        <w:pStyle w:val="FirstParagraph"/>
+      </w:pPr>
+      <w:r>
+        <w:t xml:space="preserve">Die Ordner</w:t>
+      </w:r>
+      <w:r>
+        <w:t xml:space="preserve"> </w:t>
+      </w:r>
+      <w:r>
+        <w:rPr>
+          <w:rStyle w:val="VerbatimChar"/>
+        </w:rPr>
+        <w:t xml:space="preserve">06_Wahlbereich_Steuern_und_Regeln</w:t>
+      </w:r>
+      <w:r>
+        <w:t xml:space="preserve">,</w:t>
+      </w:r>
+      <w:r>
+        <w:t xml:space="preserve"> </w:t>
+      </w:r>
+      <w:r>
+        <w:rPr>
+          <w:rStyle w:val="VerbatimChar"/>
+        </w:rPr>
+        <w:t xml:space="preserve">07_Wahlbereich_Mobile_Endgeraete</w:t>
+      </w:r>
+      <w:r>
+        <w:t xml:space="preserve"> </w:t>
+      </w:r>
+      <w:r>
+        <w:t xml:space="preserve">und</w:t>
+      </w:r>
+      <w:r>
+        <w:t xml:space="preserve"> </w:t>
+      </w:r>
+      <w:r>
+        <w:rPr>
+          <w:rStyle w:val="VerbatimChar"/>
+        </w:rPr>
+        <w:t xml:space="preserve">08_Wahlbereich_Computergrafik</w:t>
+      </w:r>
+      <w:r>
+        <w:t xml:space="preserve"> </w:t>
+      </w:r>
+      <w:r>
+        <w:t xml:space="preserve">sind derzeit bewusst nur als README-Platzhalter vorhanden.</w:t>
+      </w:r>
+    </w:p>
+    <w:p>
+      <w:pPr>
+        <w:numPr>
+          <w:ilvl w:val="0"/>
+          <w:numId w:val="1013"/>
         </w:numPr>
         <w:pStyle w:val="Compact"/>
       </w:pPr>
@@ -2451,14 +3271,14 @@
         <w:t xml:space="preserve"> </w:t>
       </w:r>
       <w:r>
-        <w:t xml:space="preserve">gegen den Lehrplan prüfen.</w:t>
+        <w:t xml:space="preserve">gegen den Lehrplan prüfen und vollständig ausbauen.</w:t>
       </w:r>
     </w:p>
     <w:p>
       <w:pPr>
         <w:numPr>
           <w:ilvl w:val="0"/>
-          <w:numId w:val="1009"/>
+          <w:numId w:val="1013"/>
         </w:numPr>
         <w:pStyle w:val="Compact"/>
       </w:pPr>
@@ -2479,14 +3299,14 @@
         <w:t xml:space="preserve"> </w:t>
       </w:r>
       <w:r>
-        <w:t xml:space="preserve">gegen den Lehrplan prüfen.</w:t>
+        <w:t xml:space="preserve">gegen den Lehrplan prüfen und vollständig ausbauen.</w:t>
       </w:r>
     </w:p>
     <w:p>
       <w:pPr>
         <w:numPr>
           <w:ilvl w:val="0"/>
-          <w:numId w:val="1009"/>
+          <w:numId w:val="1013"/>
         </w:numPr>
         <w:pStyle w:val="Compact"/>
       </w:pPr>
@@ -2507,14 +3327,14 @@
         <w:t xml:space="preserve"> </w:t>
       </w:r>
       <w:r>
-        <w:t xml:space="preserve">gegen den Lehrplan prüfen.</w:t>
+        <w:t xml:space="preserve">gegen den Lehrplan prüfen und vollständig ausbauen.</w:t>
       </w:r>
     </w:p>
     <w:p>
       <w:pPr>
         <w:numPr>
           <w:ilvl w:val="0"/>
-          <w:numId w:val="1009"/>
+          <w:numId w:val="1013"/>
         </w:numPr>
         <w:pStyle w:val="Compact"/>
       </w:pPr>
@@ -2522,8 +3342,8 @@
         <w:t xml:space="preserve">☐ Präsentationen der Wahlbereiche auf Vollständigkeit, Lehrerhinweise, Grafiken und Quellen prüfen.</w:t>
       </w:r>
     </w:p>
-    <w:bookmarkEnd w:id="38"/>
-    <w:bookmarkStart w:id="39" w:name="lehrplanbasis"/>
+    <w:bookmarkEnd w:id="42"/>
+    <w:bookmarkStart w:id="43" w:name="lehrplanbasis"/>
     <w:p>
       <w:pPr>
         <w:pStyle w:val="Heading2"/>
@@ -2544,7 +3364,7 @@
       <w:pPr>
         <w:numPr>
           <w:ilvl w:val="0"/>
-          <w:numId w:val="1010"/>
+          <w:numId w:val="1014"/>
         </w:numPr>
         <w:pStyle w:val="Compact"/>
       </w:pPr>
@@ -2556,7 +3376,7 @@
       <w:pPr>
         <w:numPr>
           <w:ilvl w:val="0"/>
-          <w:numId w:val="1010"/>
+          <w:numId w:val="1014"/>
         </w:numPr>
         <w:pStyle w:val="Compact"/>
       </w:pPr>
@@ -2568,7 +3388,7 @@
       <w:pPr>
         <w:numPr>
           <w:ilvl w:val="0"/>
-          <w:numId w:val="1010"/>
+          <w:numId w:val="1014"/>
         </w:numPr>
         <w:pStyle w:val="Compact"/>
       </w:pPr>
@@ -2580,7 +3400,7 @@
       <w:pPr>
         <w:numPr>
           <w:ilvl w:val="0"/>
-          <w:numId w:val="1010"/>
+          <w:numId w:val="1014"/>
         </w:numPr>
         <w:pStyle w:val="Compact"/>
       </w:pPr>
@@ -2592,7 +3412,7 @@
       <w:pPr>
         <w:numPr>
           <w:ilvl w:val="0"/>
-          <w:numId w:val="1010"/>
+          <w:numId w:val="1014"/>
         </w:numPr>
         <w:pStyle w:val="Compact"/>
       </w:pPr>
@@ -2613,9 +3433,9 @@
         <w:br w:type="page"/>
       </w:r>
     </w:p>
-    <w:bookmarkEnd w:id="39"/>
-    <w:bookmarkEnd w:id="40"/>
-    <w:bookmarkStart w:id="48" w:name="meilensteine-klasse-8-1"/>
+    <w:bookmarkEnd w:id="43"/>
+    <w:bookmarkEnd w:id="44"/>
+    <w:bookmarkStart w:id="52" w:name="meilensteine-klasse-8-1"/>
     <w:p>
       <w:pPr>
         <w:pStyle w:val="Heading1"/>
@@ -2624,7 +3444,7 @@
         <w:t xml:space="preserve">Meilensteine – Klasse 8</w:t>
       </w:r>
     </w:p>
-    <w:bookmarkStart w:id="41" w:name="zielbild"/>
+    <w:bookmarkStart w:id="45" w:name="zielbild"/>
     <w:p>
       <w:pPr>
         <w:pStyle w:val="Heading2"/>
@@ -2641,8 +3461,8 @@
         <w:t xml:space="preserve">Klasse 8 vertieft die in Klasse 7 eingeführten objektorientierten Begriffe und verbindet sie mit systematischer Algorithmik und Robot Karol.</w:t>
       </w:r>
     </w:p>
-    <w:bookmarkEnd w:id="41"/>
-    <w:bookmarkStart w:id="42" w:name="meilenstein-1-objektorientierung"/>
+    <w:bookmarkEnd w:id="45"/>
+    <w:bookmarkStart w:id="46" w:name="meilenstein-1-objektorientierung"/>
     <w:p>
       <w:pPr>
         <w:pStyle w:val="Heading2"/>
@@ -2663,7 +3483,7 @@
       <w:pPr>
         <w:numPr>
           <w:ilvl w:val="0"/>
-          <w:numId w:val="1011"/>
+          <w:numId w:val="1015"/>
         </w:numPr>
         <w:pStyle w:val="Compact"/>
       </w:pPr>
@@ -2675,7 +3495,7 @@
       <w:pPr>
         <w:numPr>
           <w:ilvl w:val="0"/>
-          <w:numId w:val="1011"/>
+          <w:numId w:val="1015"/>
         </w:numPr>
         <w:pStyle w:val="Compact"/>
       </w:pPr>
@@ -2687,7 +3507,7 @@
       <w:pPr>
         <w:numPr>
           <w:ilvl w:val="0"/>
-          <w:numId w:val="1011"/>
+          <w:numId w:val="1015"/>
         </w:numPr>
         <w:pStyle w:val="Compact"/>
       </w:pPr>
@@ -2699,7 +3519,7 @@
       <w:pPr>
         <w:numPr>
           <w:ilvl w:val="0"/>
-          <w:numId w:val="1011"/>
+          <w:numId w:val="1015"/>
         </w:numPr>
         <w:pStyle w:val="Compact"/>
       </w:pPr>
@@ -2725,8 +3545,8 @@
         <w:t xml:space="preserve">LK 1.</w:t>
       </w:r>
     </w:p>
-    <w:bookmarkEnd w:id="42"/>
-    <w:bookmarkStart w:id="43" w:name="meilenstein-2-algorithmen"/>
+    <w:bookmarkEnd w:id="46"/>
+    <w:bookmarkStart w:id="47" w:name="meilenstein-2-algorithmen"/>
     <w:p>
       <w:pPr>
         <w:pStyle w:val="Heading2"/>
@@ -2747,7 +3567,7 @@
       <w:pPr>
         <w:numPr>
           <w:ilvl w:val="0"/>
-          <w:numId w:val="1012"/>
+          <w:numId w:val="1016"/>
         </w:numPr>
         <w:pStyle w:val="Compact"/>
       </w:pPr>
@@ -2759,7 +3579,7 @@
       <w:pPr>
         <w:numPr>
           <w:ilvl w:val="0"/>
-          <w:numId w:val="1012"/>
+          <w:numId w:val="1016"/>
         </w:numPr>
         <w:pStyle w:val="Compact"/>
       </w:pPr>
@@ -2771,7 +3591,7 @@
       <w:pPr>
         <w:numPr>
           <w:ilvl w:val="0"/>
-          <w:numId w:val="1012"/>
+          <w:numId w:val="1016"/>
         </w:numPr>
         <w:pStyle w:val="Compact"/>
       </w:pPr>
@@ -2783,7 +3603,7 @@
       <w:pPr>
         <w:numPr>
           <w:ilvl w:val="0"/>
-          <w:numId w:val="1012"/>
+          <w:numId w:val="1016"/>
         </w:numPr>
         <w:pStyle w:val="Compact"/>
       </w:pPr>
@@ -2809,8 +3629,8 @@
         <w:t xml:space="preserve">LK 2.</w:t>
       </w:r>
     </w:p>
-    <w:bookmarkEnd w:id="43"/>
-    <w:bookmarkStart w:id="44" w:name="meilenstein-3-robot-karol-grundlagen"/>
+    <w:bookmarkEnd w:id="47"/>
+    <w:bookmarkStart w:id="48" w:name="meilenstein-3-robot-karol-grundlagen"/>
     <w:p>
       <w:pPr>
         <w:pStyle w:val="Heading2"/>
@@ -2831,7 +3651,7 @@
       <w:pPr>
         <w:numPr>
           <w:ilvl w:val="0"/>
-          <w:numId w:val="1013"/>
+          <w:numId w:val="1017"/>
         </w:numPr>
         <w:pStyle w:val="Compact"/>
       </w:pPr>
@@ -2843,7 +3663,7 @@
       <w:pPr>
         <w:numPr>
           <w:ilvl w:val="0"/>
-          <w:numId w:val="1013"/>
+          <w:numId w:val="1017"/>
         </w:numPr>
         <w:pStyle w:val="Compact"/>
       </w:pPr>
@@ -2855,7 +3675,7 @@
       <w:pPr>
         <w:numPr>
           <w:ilvl w:val="0"/>
-          <w:numId w:val="1013"/>
+          <w:numId w:val="1017"/>
         </w:numPr>
         <w:pStyle w:val="Compact"/>
       </w:pPr>
@@ -2867,7 +3687,7 @@
       <w:pPr>
         <w:numPr>
           <w:ilvl w:val="0"/>
-          <w:numId w:val="1013"/>
+          <w:numId w:val="1017"/>
         </w:numPr>
         <w:pStyle w:val="Compact"/>
       </w:pPr>
@@ -2875,8 +3695,8 @@
         <w:t xml:space="preserve">Programme testen und debuggen.</w:t>
       </w:r>
     </w:p>
-    <w:bookmarkEnd w:id="44"/>
-    <w:bookmarkStart w:id="45" w:name="meilenstein-4-robot-karol-vertieft"/>
+    <w:bookmarkEnd w:id="48"/>
+    <w:bookmarkStart w:id="49" w:name="meilenstein-4-robot-karol-vertieft"/>
     <w:p>
       <w:pPr>
         <w:pStyle w:val="Heading2"/>
@@ -2897,7 +3717,7 @@
       <w:pPr>
         <w:numPr>
           <w:ilvl w:val="0"/>
-          <w:numId w:val="1014"/>
+          <w:numId w:val="1018"/>
         </w:numPr>
         <w:pStyle w:val="Compact"/>
       </w:pPr>
@@ -2909,7 +3729,7 @@
       <w:pPr>
         <w:numPr>
           <w:ilvl w:val="0"/>
-          <w:numId w:val="1014"/>
+          <w:numId w:val="1018"/>
         </w:numPr>
         <w:pStyle w:val="Compact"/>
       </w:pPr>
@@ -2921,7 +3741,7 @@
       <w:pPr>
         <w:numPr>
           <w:ilvl w:val="0"/>
-          <w:numId w:val="1014"/>
+          <w:numId w:val="1018"/>
         </w:numPr>
         <w:pStyle w:val="Compact"/>
       </w:pPr>
@@ -2933,7 +3753,7 @@
       <w:pPr>
         <w:numPr>
           <w:ilvl w:val="0"/>
-          <w:numId w:val="1014"/>
+          <w:numId w:val="1018"/>
         </w:numPr>
         <w:pStyle w:val="Compact"/>
       </w:pPr>
@@ -2959,8 +3779,8 @@
         <w:t xml:space="preserve">LK 3.</w:t>
       </w:r>
     </w:p>
-    <w:bookmarkEnd w:id="45"/>
-    <w:bookmarkStart w:id="46" w:name="meilenstein-5-transfer"/>
+    <w:bookmarkEnd w:id="49"/>
+    <w:bookmarkStart w:id="50" w:name="meilenstein-5-transfer"/>
     <w:p>
       <w:pPr>
         <w:pStyle w:val="Heading2"/>
@@ -2995,8 +3815,8 @@
         <w:t xml:space="preserve">LK 4.</w:t>
       </w:r>
     </w:p>
-    <w:bookmarkEnd w:id="46"/>
-    <w:bookmarkStart w:id="47" w:name="notenplanung"/>
+    <w:bookmarkEnd w:id="50"/>
+    <w:bookmarkStart w:id="51" w:name="notenplanung"/>
     <w:p>
       <w:pPr>
         <w:pStyle w:val="Heading2"/>
@@ -3009,7 +3829,7 @@
       <w:pPr>
         <w:numPr>
           <w:ilvl w:val="0"/>
-          <w:numId w:val="1015"/>
+          <w:numId w:val="1019"/>
         </w:numPr>
         <w:pStyle w:val="Compact"/>
       </w:pPr>
@@ -3018,7 +3838,7 @@
       <w:pPr>
         <w:numPr>
           <w:ilvl w:val="1"/>
-          <w:numId w:val="1016"/>
+          <w:numId w:val="1020"/>
         </w:numPr>
         <w:pStyle w:val="Compact"/>
       </w:pPr>
@@ -3030,7 +3850,7 @@
       <w:pPr>
         <w:numPr>
           <w:ilvl w:val="0"/>
-          <w:numId w:val="1015"/>
+          <w:numId w:val="1019"/>
         </w:numPr>
         <w:pStyle w:val="Compact"/>
       </w:pPr>
@@ -3039,7 +3859,7 @@
       <w:pPr>
         <w:numPr>
           <w:ilvl w:val="1"/>
-          <w:numId w:val="1017"/>
+          <w:numId w:val="1021"/>
         </w:numPr>
         <w:pStyle w:val="Compact"/>
       </w:pPr>
@@ -3055,8 +3875,8 @@
         <w:t xml:space="preserve">Damit stehen pro Halbjahr zwei schriftliche Noten zur Verfügung. Praktische Projekte bleiben Übung und Diagnose.</w:t>
       </w:r>
     </w:p>
-    <w:bookmarkEnd w:id="47"/>
-    <w:bookmarkEnd w:id="48"/>
+    <w:bookmarkEnd w:id="51"/>
+    <w:bookmarkEnd w:id="52"/>
     <w:sectPr>
       <w:headerReference r:id="rId9" w:type="default"/>
       <w:footerReference r:id="rId11" w:type="default"/>
@@ -3087,7 +3907,7 @@
       <w:rPr>
         <w:sz w:val="16"/>
       </w:rPr>
-      <w:t>Unterrichtsmaterial Oberschule Sachsen · Version v0.4.0-410-g8744ce6-dirty · Build 17.08.2026</w:t>
+      <w:t>Unterrichtsmaterial Oberschule Sachsen · Version v0.4.0-444-gad95bb4-dirty · Build 18.08.2026</w:t>
     </w:r>
   </w:p>
 </w:ftr>
@@ -3704,34 +4524,7 @@
     </w:lvlOverride>
   </w:num>
   <w:num w:numId="1002">
-    <w:abstractNumId w:val="99411"/>
-    <w:lvlOverride w:ilvl="0">
-      <w:startOverride w:val="1"/>
-    </w:lvlOverride>
-    <w:lvlOverride w:ilvl="1">
-      <w:startOverride w:val="1"/>
-    </w:lvlOverride>
-    <w:lvlOverride w:ilvl="2">
-      <w:startOverride w:val="1"/>
-    </w:lvlOverride>
-    <w:lvlOverride w:ilvl="3">
-      <w:startOverride w:val="1"/>
-    </w:lvlOverride>
-    <w:lvlOverride w:ilvl="4">
-      <w:startOverride w:val="1"/>
-    </w:lvlOverride>
-    <w:lvlOverride w:ilvl="5">
-      <w:startOverride w:val="1"/>
-    </w:lvlOverride>
-    <w:lvlOverride w:ilvl="6">
-      <w:startOverride w:val="1"/>
-    </w:lvlOverride>
-    <w:lvlOverride w:ilvl="7">
-      <w:startOverride w:val="1"/>
-    </w:lvlOverride>
-    <w:lvlOverride w:ilvl="8">
-      <w:startOverride w:val="1"/>
-    </w:lvlOverride>
+    <w:abstractNumId w:val="991"/>
   </w:num>
   <w:num w:numId="1003">
     <w:abstractNumId w:val="99411"/>
@@ -3764,7 +4557,34 @@
     </w:lvlOverride>
   </w:num>
   <w:num w:numId="1004">
-    <w:abstractNumId w:val="991"/>
+    <w:abstractNumId w:val="99411"/>
+    <w:lvlOverride w:ilvl="0">
+      <w:startOverride w:val="1"/>
+    </w:lvlOverride>
+    <w:lvlOverride w:ilvl="1">
+      <w:startOverride w:val="1"/>
+    </w:lvlOverride>
+    <w:lvlOverride w:ilvl="2">
+      <w:startOverride w:val="1"/>
+    </w:lvlOverride>
+    <w:lvlOverride w:ilvl="3">
+      <w:startOverride w:val="1"/>
+    </w:lvlOverride>
+    <w:lvlOverride w:ilvl="4">
+      <w:startOverride w:val="1"/>
+    </w:lvlOverride>
+    <w:lvlOverride w:ilvl="5">
+      <w:startOverride w:val="1"/>
+    </w:lvlOverride>
+    <w:lvlOverride w:ilvl="6">
+      <w:startOverride w:val="1"/>
+    </w:lvlOverride>
+    <w:lvlOverride w:ilvl="7">
+      <w:startOverride w:val="1"/>
+    </w:lvlOverride>
+    <w:lvlOverride w:ilvl="8">
+      <w:startOverride w:val="1"/>
+    </w:lvlOverride>
   </w:num>
   <w:num w:numId="1005">
     <w:abstractNumId w:val="991"/>
@@ -3800,6 +4620,18 @@
     <w:abstractNumId w:val="991"/>
   </w:num>
   <w:num w:numId="1016">
+    <w:abstractNumId w:val="991"/>
+  </w:num>
+  <w:num w:numId="1017">
+    <w:abstractNumId w:val="991"/>
+  </w:num>
+  <w:num w:numId="1018">
+    <w:abstractNumId w:val="991"/>
+  </w:num>
+  <w:num w:numId="1019">
+    <w:abstractNumId w:val="991"/>
+  </w:num>
+  <w:num w:numId="1020">
     <w:abstractNumId w:val="99411"/>
     <w:lvlOverride w:ilvl="0">
       <w:startOverride w:val="1"/>
@@ -3829,7 +4661,7 @@
       <w:startOverride w:val="1"/>
     </w:lvlOverride>
   </w:num>
-  <w:num w:numId="1017">
+  <w:num w:numId="1021">
     <w:abstractNumId w:val="99412"/>
     <w:lvlOverride w:ilvl="0">
       <w:startOverride w:val="2"/>

--- a/Ausgabe/Klasse_8.docx
+++ b/Ausgabe/Klasse_8.docx
@@ -3907,7 +3907,7 @@
       <w:rPr>
         <w:sz w:val="16"/>
       </w:rPr>
-      <w:t>Unterrichtsmaterial Oberschule Sachsen · Version v0.4.0-444-gad95bb4-dirty · Build 18.08.2026</w:t>
+      <w:t>Unterrichtsmaterial Oberschule Sachsen · Version v0.4.0-459-gb11fd20-dirty · Build 18.08.2026</w:t>
     </w:r>
   </w:p>
 </w:ftr>

--- a/Ausgabe/Klasse_8.docx
+++ b/Ausgabe/Klasse_8.docx
@@ -3907,7 +3907,7 @@
       <w:rPr>
         <w:sz w:val="16"/>
       </w:rPr>
-      <w:t>Unterrichtsmaterial Oberschule Sachsen · Version v0.4.0-459-gb11fd20-dirty · Build 18.08.2026</w:t>
+      <w:t>Unterrichtsmaterial Oberschule Sachsen · Version v0.4.0-444-gad95bb4-dirty · Build 18.08.2026</w:t>
     </w:r>
   </w:p>
 </w:ftr>

--- a/Ausgabe/Klasse_8.docx
+++ b/Ausgabe/Klasse_8.docx
@@ -3907,7 +3907,7 @@
       <w:rPr>
         <w:sz w:val="16"/>
       </w:rPr>
-      <w:t>Unterrichtsmaterial Oberschule Sachsen · Version v0.4.0-444-gad95bb4-dirty · Build 18.08.2026</w:t>
+      <w:t>Unterrichtsmaterial Oberschule Sachsen · Version v0.4.0-489-gf58e499-dirty · Build 18.08.2026</w:t>
     </w:r>
   </w:p>
 </w:ftr>

--- a/Ausgabe/Klasse_8.docx
+++ b/Ausgabe/Klasse_8.docx
@@ -3907,7 +3907,7 @@
       <w:rPr>
         <w:sz w:val="16"/>
       </w:rPr>
-      <w:t>Unterrichtsmaterial Oberschule Sachsen · Version v0.4.0-444-gad95bb4-dirty · Build 18.08.2026</w:t>
+      <w:t>Unterrichtsmaterial Oberschule Sachsen · Version v0.4.0-490-g2532335-dirty · Build 18.08.2026</w:t>
     </w:r>
   </w:p>
 </w:ftr>

--- a/Ausgabe/Klasse_8.docx
+++ b/Ausgabe/Klasse_8.docx
@@ -3907,7 +3907,7 @@
       <w:rPr>
         <w:sz w:val="16"/>
       </w:rPr>
-      <w:t>Unterrichtsmaterial Oberschule Sachsen · Version v0.4.0-490-g2532335-dirty · Build 18.08.2026</w:t>
+      <w:t>Unterrichtsmaterial Oberschule Sachsen · Version v0.4.0-521-gfaabf71-dirty · Build 19.08.2026</w:t>
     </w:r>
   </w:p>
 </w:ftr>

--- a/Ausgabe/Klasse_8.docx
+++ b/Ausgabe/Klasse_8.docx
@@ -3907,7 +3907,7 @@
       <w:rPr>
         <w:sz w:val="16"/>
       </w:rPr>
-      <w:t>Unterrichtsmaterial Oberschule Sachsen · Version v0.4.0-490-g2532335-dirty · Build 18.08.2026</w:t>
+      <w:t>Unterrichtsmaterial Oberschule Sachsen · Version v0.4.0-521-g87c4bcc-dirty · Build 19.08.2026</w:t>
     </w:r>
   </w:p>
 </w:ftr>

--- a/Ausgabe/Klasse_8.docx
+++ b/Ausgabe/Klasse_8.docx
@@ -3907,7 +3907,7 @@
       <w:rPr>
         <w:sz w:val="16"/>
       </w:rPr>
-      <w:t>Unterrichtsmaterial Oberschule Sachsen · Version v0.4.0-521-g87c4bcc-dirty · Build 19.08.2026</w:t>
+      <w:t>Unterrichtsmaterial Oberschule Sachsen · Version v0.4.0-527-gca6ed1b-dirty · Build 19.08.2026</w:t>
     </w:r>
   </w:p>
 </w:ftr>

--- a/Ausgabe/Klasse_8.docx
+++ b/Ausgabe/Klasse_8.docx
@@ -3907,7 +3907,7 @@
       <w:rPr>
         <w:sz w:val="16"/>
       </w:rPr>
-      <w:t>Unterrichtsmaterial Oberschule Sachsen · Version v0.4.0-527-gca6ed1b-dirty · Build 19.08.2026</w:t>
+      <w:t>Unterrichtsmaterial Oberschule Sachsen · Version v0.4.0-530-gbb43ae4-dirty · Build 20.08.2026</w:t>
     </w:r>
   </w:p>
 </w:ftr>

--- a/Ausgabe/Klasse_8.docx
+++ b/Ausgabe/Klasse_8.docx
@@ -3907,7 +3907,7 @@
       <w:rPr>
         <w:sz w:val="16"/>
       </w:rPr>
-      <w:t>Unterrichtsmaterial Oberschule Sachsen · Version v0.4.0-530-gbb43ae4-dirty · Build 20.08.2026</w:t>
+      <w:t>Unterrichtsmaterial Oberschule Sachsen · Version v0.4.0-534-gc09a6c6-dirty · Build 20.08.2026</w:t>
     </w:r>
   </w:p>
 </w:ftr>
